--- a/10-保护电路/06-防反接保护/二极管防反接电路/二极管防反接电路.docx
+++ b/10-保护电路/06-防反接保护/二极管防反接电路/二极管防反接电路.docx
@@ -2119,6 +2119,20 @@
     </w:p>
     <w:bookmarkEnd w:id="26"/>
     <w:bookmarkEnd w:id="27"/>
+    <w:p>
+      <w:pPr>
+        <w:spacing w:before="360"/>
+        <w:jc w:val="center"/>
+      </w:pPr>
+      <w:r>
+        <w:rPr>
+          <w:rFonts w:ascii="Times New Roman" w:hAnsi="Times New Roman"/>
+          <w:color w:val="555555"/>
+          <w:sz w:val="21"/>
+        </w:rPr>
+        <w:t>材料收集者：杜文杰</w:t>
+      </w:r>
+    </w:p>
     <w:sectPr>
       <w:headerReference r:id="rId9" w:type="default"/>
       <w:footerReference r:id="rId10" w:type="default"/>

--- a/10-保护电路/06-防反接保护/二极管防反接电路/二极管防反接电路.docx
+++ b/10-保护电路/06-防反接保护/二极管防反接电路/二极管防反接电路.docx
@@ -1,6 +1,6 @@
 
 <file path=word/document.xml><?xml version="1.0" encoding="utf-8"?>
-<w:document xmlns:w="http://schemas.openxmlformats.org/wordprocessingml/2006/main" xmlns:m="http://schemas.openxmlformats.org/officeDocument/2006/math" xmlns:r="http://schemas.openxmlformats.org/officeDocument/2006/relationships" xmlns:o="urn:schemas-microsoft-com:office:office" xmlns:v="urn:schemas-microsoft-com:vml" xmlns:w10="urn:schemas-microsoft-com:office:word" xmlns:a="http://schemas.openxmlformats.org/drawingml/2006/main" xmlns:pic="http://schemas.openxmlformats.org/drawingml/2006/picture" xmlns:wp="http://schemas.openxmlformats.org/drawingml/2006/wordprocessingDrawing">
+<w:document xmlns:m="http://schemas.openxmlformats.org/officeDocument/2006/math" xmlns:r="http://schemas.openxmlformats.org/officeDocument/2006/relationships" xmlns:w="http://schemas.openxmlformats.org/wordprocessingml/2006/main" xmlns:o="urn:schemas-microsoft-com:office:office" xmlns:v="urn:schemas-microsoft-com:vml" xmlns:w10="urn:schemas-microsoft-com:office:word" xmlns:a="http://schemas.openxmlformats.org/drawingml/2006/main" xmlns:pic="http://schemas.openxmlformats.org/drawingml/2006/picture" xmlns:wp="http://schemas.openxmlformats.org/drawingml/2006/wordprocessingDrawing">
   <w:body>
     <w:bookmarkStart w:id="27" w:name="二极管防反接电路"/>
     <w:p>
@@ -9,7 +9,7 @@
       </w:pPr>
       <w:r>
         <w:rPr>
-          <w:rFonts w:hint="eastAsia"/>
+          <w:rFonts w:hint="eastAsia" w:eastAsia="黑体"/>
         </w:rPr>
         <w:t xml:space="preserve">二极管防反接电路</w:t>
       </w:r>
@@ -21,7 +21,7 @@
       </w:pPr>
       <w:r>
         <w:rPr>
-          <w:rFonts w:hint="eastAsia"/>
+          <w:rFonts w:hint="eastAsia" w:eastAsia="黑体"/>
         </w:rPr>
         <w:t xml:space="preserve">拓扑描述</w:t>
       </w:r>
@@ -32,29 +32,38 @@
       </w:pPr>
       <w:r>
         <w:rPr>
-          <w:rFonts w:hint="eastAsia"/>
+          <w:rFonts w:hint="eastAsia" w:eastAsia="黑体"/>
         </w:rPr>
         <w:t xml:space="preserve">该电路由一颗二极管</w:t>
       </w:r>
       <w:r>
+        <w:rPr>
+          <w:rFonts w:eastAsia="黑体"/>
+        </w:rPr>
         <w:t xml:space="preserve"> </w:t>
       </w:r>
       <w:r>
         <w:rPr>
-          <w:rFonts w:hint="eastAsia"/>
+          <w:rFonts w:hint="eastAsia" w:eastAsia="黑体"/>
         </w:rPr>
         <w:t xml:space="preserve">D1（肖特基或硅整流二极管，编号</w:t>
       </w:r>
       <w:r>
+        <w:rPr>
+          <w:rFonts w:eastAsia="黑体"/>
+        </w:rPr>
         <w:t xml:space="preserve"> </w:t>
       </w:r>
       <w:r>
         <w:rPr>
-          <w:rFonts w:hint="eastAsia"/>
+          <w:rFonts w:hint="eastAsia" w:eastAsia="黑体"/>
         </w:rPr>
         <w:t xml:space="preserve">D1）组成，串联在电源正极回路中。关键节点定义如下：电源正输入节点</w:t>
       </w:r>
       <w:r>
+        <w:rPr>
+          <w:rFonts w:eastAsia="黑体"/>
+        </w:rPr>
         <w:t xml:space="preserve"> </w:t>
       </w:r>
       <m:oMath>
@@ -75,24 +84,33 @@
         </m:sSub>
       </m:oMath>
       <w:r>
+        <w:rPr>
+          <w:rFonts w:eastAsia="黑体"/>
+        </w:rPr>
         <w:t xml:space="preserve"> </w:t>
       </w:r>
       <w:r>
         <w:rPr>
-          <w:rFonts w:hint="eastAsia"/>
+          <w:rFonts w:hint="eastAsia" w:eastAsia="黑体"/>
         </w:rPr>
         <w:t xml:space="preserve">是电源正极接入点，接二极管</w:t>
       </w:r>
       <w:r>
+        <w:rPr>
+          <w:rFonts w:eastAsia="黑体"/>
+        </w:rPr>
         <w:t xml:space="preserve"> D1 </w:t>
       </w:r>
       <w:r>
         <w:rPr>
-          <w:rFonts w:hint="eastAsia"/>
+          <w:rFonts w:hint="eastAsia" w:eastAsia="黑体"/>
         </w:rPr>
         <w:t xml:space="preserve">的阳极；负载供电节点</w:t>
       </w:r>
       <w:r>
+        <w:rPr>
+          <w:rFonts w:eastAsia="黑体"/>
+        </w:rPr>
         <w:t xml:space="preserve"> </w:t>
       </w:r>
       <m:oMath>
@@ -116,24 +134,33 @@
         </m:sSub>
       </m:oMath>
       <w:r>
+        <w:rPr>
+          <w:rFonts w:eastAsia="黑体"/>
+        </w:rPr>
         <w:t xml:space="preserve"> </w:t>
       </w:r>
       <w:r>
         <w:rPr>
-          <w:rFonts w:hint="eastAsia"/>
+          <w:rFonts w:hint="eastAsia" w:eastAsia="黑体"/>
         </w:rPr>
         <w:t xml:space="preserve">是</w:t>
       </w:r>
       <w:r>
+        <w:rPr>
+          <w:rFonts w:eastAsia="黑体"/>
+        </w:rPr>
         <w:t xml:space="preserve"> D1 </w:t>
       </w:r>
       <w:r>
         <w:rPr>
-          <w:rFonts w:hint="eastAsia"/>
+          <w:rFonts w:hint="eastAsia" w:eastAsia="黑体"/>
         </w:rPr>
         <w:t xml:space="preserve">阴极与负载正端的公共点；回路负极节点</w:t>
       </w:r>
       <w:r>
+        <w:rPr>
+          <w:rFonts w:eastAsia="黑体"/>
+        </w:rPr>
         <w:t xml:space="preserve"> </w:t>
       </w:r>
       <m:oMath>
@@ -161,16 +188,19 @@
       </m:oMath>
       <w:r>
         <w:rPr>
-          <w:rFonts w:hint="eastAsia"/>
+          <w:rFonts w:hint="eastAsia" w:eastAsia="黑体"/>
         </w:rPr>
         <w:t xml:space="preserve">（或地</w:t>
       </w:r>
       <w:r>
+        <w:rPr>
+          <w:rFonts w:eastAsia="黑体"/>
+        </w:rPr>
         <w:t xml:space="preserve"> </w:t>
       </w:r>
       <w:r>
         <w:rPr>
-          <w:rFonts w:hint="eastAsia"/>
+          <w:rFonts w:hint="eastAsia" w:eastAsia="黑体"/>
         </w:rPr>
         <w:t xml:space="preserve">GND）是电源负极与负载负端的直接公共连接，构成完整回路。</w:t>
       </w:r>
@@ -179,20 +209,26 @@
       <w:pPr/>
       <w:r>
         <w:rPr>
-          <w:rFonts w:hint="eastAsia"/>
+          <w:rFonts w:hint="eastAsia" w:eastAsia="黑体"/>
         </w:rPr>
         <w:t xml:space="preserve">各元件管脚连接：二极管</w:t>
       </w:r>
       <w:r>
+        <w:rPr>
+          <w:rFonts w:eastAsia="黑体"/>
+        </w:rPr>
         <w:t xml:space="preserve"> D1 </w:t>
       </w:r>
       <w:r>
         <w:rPr>
-          <w:rFonts w:hint="eastAsia"/>
+          <w:rFonts w:hint="eastAsia" w:eastAsia="黑体"/>
         </w:rPr>
         <w:t xml:space="preserve">的阳极接电源正输入节点</w:t>
       </w:r>
       <w:r>
+        <w:rPr>
+          <w:rFonts w:eastAsia="黑体"/>
+        </w:rPr>
         <w:t xml:space="preserve"> </w:t>
       </w:r>
       <m:oMath>
@@ -214,11 +250,14 @@
       </m:oMath>
       <w:r>
         <w:rPr>
-          <w:rFonts w:hint="eastAsia"/>
+          <w:rFonts w:hint="eastAsia" w:eastAsia="黑体"/>
         </w:rPr>
         <w:t xml:space="preserve">，阴极接负载供电节点</w:t>
       </w:r>
       <w:r>
+        <w:rPr>
+          <w:rFonts w:eastAsia="黑体"/>
+        </w:rPr>
         <w:t xml:space="preserve"> </w:t>
       </w:r>
       <m:oMath>
@@ -243,11 +282,14 @@
       </m:oMath>
       <w:r>
         <w:rPr>
-          <w:rFonts w:hint="eastAsia"/>
+          <w:rFonts w:hint="eastAsia" w:eastAsia="黑体"/>
         </w:rPr>
         <w:t xml:space="preserve">；负载正端接</w:t>
       </w:r>
       <w:r>
+        <w:rPr>
+          <w:rFonts w:eastAsia="黑体"/>
+        </w:rPr>
         <w:t xml:space="preserve"> </w:t>
       </w:r>
       <m:oMath>
@@ -272,11 +314,14 @@
       </m:oMath>
       <w:r>
         <w:rPr>
-          <w:rFonts w:hint="eastAsia"/>
+          <w:rFonts w:hint="eastAsia" w:eastAsia="黑体"/>
         </w:rPr>
         <w:t xml:space="preserve">、负端接回路负极节点</w:t>
       </w:r>
       <w:r>
+        <w:rPr>
+          <w:rFonts w:eastAsia="黑体"/>
+        </w:rPr>
         <w:t xml:space="preserve"> </w:t>
       </w:r>
       <m:oMath>
@@ -304,11 +349,14 @@
       </m:oMath>
       <w:r>
         <w:rPr>
-          <w:rFonts w:hint="eastAsia"/>
+          <w:rFonts w:hint="eastAsia" w:eastAsia="黑体"/>
         </w:rPr>
         <w:t xml:space="preserve">，电源负极也接</w:t>
       </w:r>
       <w:r>
+        <w:rPr>
+          <w:rFonts w:eastAsia="黑体"/>
+        </w:rPr>
         <w:t xml:space="preserve"> </w:t>
       </w:r>
       <m:oMath>
@@ -336,7 +384,7 @@
       </m:oMath>
       <w:r>
         <w:rPr>
-          <w:rFonts w:hint="eastAsia"/>
+          <w:rFonts w:hint="eastAsia" w:eastAsia="黑体"/>
         </w:rPr>
         <w:t xml:space="preserve">，除此二极管外无其他元件。</w:t>
       </w:r>
@@ -345,25 +393,31 @@
       <w:pPr/>
       <w:r>
         <w:rPr>
-          <w:rFonts w:hint="eastAsia"/>
+          <w:rFonts w:hint="eastAsia" w:eastAsia="黑体"/>
         </w:rPr>
         <w:t xml:space="preserve">由此构成”单二极管正向串联”的防反接组态，电源正接时</w:t>
       </w:r>
       <w:r>
+        <w:rPr>
+          <w:rFonts w:eastAsia="黑体"/>
+        </w:rPr>
         <w:t xml:space="preserve"> D1 </w:t>
       </w:r>
       <w:r>
         <w:rPr>
-          <w:rFonts w:hint="eastAsia"/>
+          <w:rFonts w:hint="eastAsia" w:eastAsia="黑体"/>
         </w:rPr>
         <w:t xml:space="preserve">正偏导通为负载供电，反接时</w:t>
       </w:r>
       <w:r>
+        <w:rPr>
+          <w:rFonts w:eastAsia="黑体"/>
+        </w:rPr>
         <w:t xml:space="preserve"> D1 </w:t>
       </w:r>
       <w:r>
         <w:rPr>
-          <w:rFonts w:hint="eastAsia"/>
+          <w:rFonts w:hint="eastAsia" w:eastAsia="黑体"/>
         </w:rPr>
         <w:t xml:space="preserve">反偏截止切断回路，实现防反接保护。</w:t>
       </w:r>
@@ -376,7 +430,7 @@
       </w:pPr>
       <w:r>
         <w:rPr>
-          <w:rFonts w:hint="eastAsia"/>
+          <w:rFonts w:hint="eastAsia" w:eastAsia="黑体"/>
         </w:rPr>
         <w:t xml:space="preserve">工作原理</w:t>
       </w:r>
@@ -387,16 +441,19 @@
       </w:pPr>
       <w:r>
         <w:rPr>
-          <w:rFonts w:hint="eastAsia"/>
+          <w:rFonts w:hint="eastAsia" w:eastAsia="黑体"/>
         </w:rPr>
         <w:t xml:space="preserve">正接时二极管正偏导通，电流流过二极管为负载供电，但会引入约</w:t>
       </w:r>
       <w:r>
+        <w:rPr>
+          <w:rFonts w:eastAsia="黑体"/>
+        </w:rPr>
         <w:t xml:space="preserve"> 0.3~1 V </w:t>
       </w:r>
       <w:r>
         <w:rPr>
-          <w:rFonts w:hint="eastAsia"/>
+          <w:rFonts w:hint="eastAsia" w:eastAsia="黑体"/>
         </w:rPr>
         <w:t xml:space="preserve">的正向压降；反接时二极管承受反向电压截止，回路中几乎无电流，从而保护后级电路不被反向电压损坏，是最简单廉价的防反接方案。</w:t>
       </w:r>
@@ -409,7 +466,7 @@
       </w:pPr>
       <w:r>
         <w:rPr>
-          <w:rFonts w:hint="eastAsia"/>
+          <w:rFonts w:hint="eastAsia" w:eastAsia="黑体"/>
         </w:rPr>
         <w:t xml:space="preserve">关键计算公式</w:t>
       </w:r>
@@ -423,7 +480,7 @@
       </w:pPr>
       <w:r>
         <w:rPr>
-          <w:rFonts w:hint="eastAsia"/>
+          <w:rFonts w:hint="eastAsia" w:eastAsia="黑体"/>
         </w:rPr>
         <w:t xml:space="preserve">正向压降（功耗）：</w:t>
       </w:r>
@@ -492,7 +549,7 @@
       </w:pPr>
       <w:r>
         <w:rPr>
-          <w:rFonts w:hint="eastAsia"/>
+          <w:rFonts w:hint="eastAsia" w:eastAsia="黑体"/>
         </w:rPr>
         <w:t xml:space="preserve">负载实际获得电压：</w:t>
       </w:r>
@@ -576,7 +633,7 @@
       </w:pPr>
       <w:r>
         <w:rPr>
-          <w:rFonts w:hint="eastAsia"/>
+          <w:rFonts w:hint="eastAsia" w:eastAsia="黑体"/>
         </w:rPr>
         <w:t xml:space="preserve">正向电流与压降关系（肖特基二极管近似式）：</w:t>
       </w:r>
@@ -697,7 +754,7 @@
       </w:pPr>
       <w:r>
         <w:rPr>
-          <w:rFonts w:hint="eastAsia"/>
+          <w:rFonts w:hint="eastAsia" w:eastAsia="黑体"/>
         </w:rPr>
         <w:t xml:space="preserve">反向漏电流很小，反向阻断能力需满足：</w:t>
       </w:r>
@@ -800,7 +857,7 @@
             </w:pPr>
             <w:r>
               <w:rPr>
-                <w:rFonts w:hint="eastAsia"/>
+                <w:rFonts w:hint="eastAsia" w:eastAsia="黑体"/>
               </w:rPr>
               <w:t xml:space="preserve">符号</w:t>
             </w:r>
@@ -814,7 +871,7 @@
             </w:pPr>
             <w:r>
               <w:rPr>
-                <w:rFonts w:hint="eastAsia"/>
+                <w:rFonts w:hint="eastAsia" w:eastAsia="黑体"/>
               </w:rPr>
               <w:t xml:space="preserve">含义</w:t>
             </w:r>
@@ -828,7 +885,7 @@
             </w:pPr>
             <w:r>
               <w:rPr>
-                <w:rFonts w:hint="eastAsia"/>
+                <w:rFonts w:hint="eastAsia" w:eastAsia="黑体"/>
               </w:rPr>
               <w:t xml:space="preserve">单位</w:t>
             </w:r>
@@ -857,6 +914,9 @@
               </m:sSub>
             </m:oMath>
             <w:r>
+              <w:rPr>
+                <w:rFonts w:eastAsia="黑体"/>
+              </w:rPr>
               <w:t xml:space="preserve">​</w:t>
             </w:r>
           </w:p>
@@ -869,7 +929,7 @@
             </w:pPr>
             <w:r>
               <w:rPr>
-                <w:rFonts w:hint="eastAsia"/>
+                <w:rFonts w:hint="eastAsia" w:eastAsia="黑体"/>
               </w:rPr>
               <w:t xml:space="preserve">正向导通压降</w:t>
             </w:r>
@@ -882,6 +942,9 @@
               <w:pStyle w:val="Compact"/>
             </w:pPr>
             <w:r>
+              <w:rPr>
+                <w:rFonts w:eastAsia="黑体"/>
+              </w:rPr>
               <w:t xml:space="preserve">V</w:t>
             </w:r>
           </w:p>
@@ -909,6 +972,9 @@
               </m:sSub>
             </m:oMath>
             <w:r>
+              <w:rPr>
+                <w:rFonts w:eastAsia="黑体"/>
+              </w:rPr>
               <w:t xml:space="preserve">​</w:t>
             </w:r>
           </w:p>
@@ -921,7 +987,7 @@
             </w:pPr>
             <w:r>
               <w:rPr>
-                <w:rFonts w:hint="eastAsia"/>
+                <w:rFonts w:hint="eastAsia" w:eastAsia="黑体"/>
               </w:rPr>
               <w:t xml:space="preserve">正向电流</w:t>
             </w:r>
@@ -934,6 +1000,9 @@
               <w:pStyle w:val="Compact"/>
             </w:pPr>
             <w:r>
+              <w:rPr>
+                <w:rFonts w:eastAsia="黑体"/>
+              </w:rPr>
               <w:t xml:space="preserve">A</w:t>
             </w:r>
           </w:p>
@@ -961,6 +1030,9 @@
               </m:sSub>
             </m:oMath>
             <w:r>
+              <w:rPr>
+                <w:rFonts w:eastAsia="黑体"/>
+              </w:rPr>
               <w:t xml:space="preserve">​</w:t>
             </w:r>
           </w:p>
@@ -973,7 +1045,7 @@
             </w:pPr>
             <w:r>
               <w:rPr>
-                <w:rFonts w:hint="eastAsia"/>
+                <w:rFonts w:hint="eastAsia" w:eastAsia="黑体"/>
               </w:rPr>
               <w:t xml:space="preserve">二极管功耗</w:t>
             </w:r>
@@ -986,6 +1058,9 @@
               <w:pStyle w:val="Compact"/>
             </w:pPr>
             <w:r>
+              <w:rPr>
+                <w:rFonts w:eastAsia="黑体"/>
+              </w:rPr>
               <w:t xml:space="preserve">W</w:t>
             </w:r>
           </w:p>
@@ -1016,6 +1091,9 @@
               </m:sSub>
             </m:oMath>
             <w:r>
+              <w:rPr>
+                <w:rFonts w:eastAsia="黑体"/>
+              </w:rPr>
               <w:t xml:space="preserve">​</w:t>
             </w:r>
           </w:p>
@@ -1028,7 +1106,7 @@
             </w:pPr>
             <w:r>
               <w:rPr>
-                <w:rFonts w:hint="eastAsia"/>
+                <w:rFonts w:hint="eastAsia" w:eastAsia="黑体"/>
               </w:rPr>
               <w:t xml:space="preserve">输入电压</w:t>
             </w:r>
@@ -1041,6 +1119,9 @@
               <w:pStyle w:val="Compact"/>
             </w:pPr>
             <w:r>
+              <w:rPr>
+                <w:rFonts w:eastAsia="黑体"/>
+              </w:rPr>
               <w:t xml:space="preserve">V</w:t>
             </w:r>
           </w:p>
@@ -1074,6 +1155,9 @@
               </m:sSub>
             </m:oMath>
             <w:r>
+              <w:rPr>
+                <w:rFonts w:eastAsia="黑体"/>
+              </w:rPr>
               <w:t xml:space="preserve">​</w:t>
             </w:r>
           </w:p>
@@ -1086,7 +1170,7 @@
             </w:pPr>
             <w:r>
               <w:rPr>
-                <w:rFonts w:hint="eastAsia"/>
+                <w:rFonts w:hint="eastAsia" w:eastAsia="黑体"/>
               </w:rPr>
               <w:t xml:space="preserve">反向重复峰值电压</w:t>
             </w:r>
@@ -1099,6 +1183,9 @@
               <w:pStyle w:val="Compact"/>
             </w:pPr>
             <w:r>
+              <w:rPr>
+                <w:rFonts w:eastAsia="黑体"/>
+              </w:rPr>
               <w:t xml:space="preserve">V</w:t>
             </w:r>
           </w:p>
@@ -1126,6 +1213,9 @@
               </m:sSub>
             </m:oMath>
             <w:r>
+              <w:rPr>
+                <w:rFonts w:eastAsia="黑体"/>
+              </w:rPr>
               <w:t xml:space="preserve">​</w:t>
             </w:r>
           </w:p>
@@ -1138,16 +1228,19 @@
             </w:pPr>
             <w:r>
               <w:rPr>
-                <w:rFonts w:hint="eastAsia"/>
+                <w:rFonts w:hint="eastAsia" w:eastAsia="黑体"/>
               </w:rPr>
               <w:t xml:space="preserve">热电压（约</w:t>
             </w:r>
             <w:r>
+              <w:rPr>
+                <w:rFonts w:eastAsia="黑体"/>
+              </w:rPr>
               <w:t xml:space="preserve"> 26 mV@300 </w:t>
             </w:r>
             <w:r>
               <w:rPr>
-                <w:rFonts w:hint="eastAsia"/>
+                <w:rFonts w:hint="eastAsia" w:eastAsia="黑体"/>
               </w:rPr>
               <w:t xml:space="preserve">K）</w:t>
             </w:r>
@@ -1160,6 +1253,9 @@
               <w:pStyle w:val="Compact"/>
             </w:pPr>
             <w:r>
+              <w:rPr>
+                <w:rFonts w:eastAsia="黑体"/>
+              </w:rPr>
               <w:t xml:space="preserve">V</w:t>
             </w:r>
           </w:p>
@@ -1174,7 +1270,7 @@
       </w:pPr>
       <w:r>
         <w:rPr>
-          <w:rFonts w:hint="eastAsia"/>
+          <w:rFonts w:hint="eastAsia" w:eastAsia="黑体"/>
         </w:rPr>
         <w:t xml:space="preserve">元件调整影响</w:t>
       </w:r>
@@ -1189,30 +1285,39 @@
       </w:pPr>
       <w:r>
         <w:rPr>
-          <w:rFonts w:hint="eastAsia"/>
+          <w:rFonts w:hint="eastAsia" w:eastAsia="黑体"/>
           <w:b/>
           <w:bCs/>
         </w:rPr>
         <w:t xml:space="preserve">选肖特基二极管</w:t>
       </w:r>
       <w:r>
+        <w:rPr>
+          <w:rFonts w:eastAsia="黑体"/>
+        </w:rPr>
         <w:t xml:space="preserve"> </w:t>
       </w:r>
       <w:r>
+        <w:rPr>
+          <w:rFonts w:eastAsia="黑体"/>
+        </w:rPr>
         <w:t xml:space="preserve">→ </w:t>
       </w:r>
       <w:r>
         <w:rPr>
-          <w:rFonts w:hint="eastAsia"/>
+          <w:rFonts w:hint="eastAsia" w:eastAsia="黑体"/>
         </w:rPr>
         <w:t xml:space="preserve">正向压降低（0.2~0.5</w:t>
       </w:r>
       <w:r>
+        <w:rPr>
+          <w:rFonts w:eastAsia="黑体"/>
+        </w:rPr>
         <w:t xml:space="preserve"> </w:t>
       </w:r>
       <w:r>
         <w:rPr>
-          <w:rFonts w:hint="eastAsia"/>
+          <w:rFonts w:hint="eastAsia" w:eastAsia="黑体"/>
         </w:rPr>
         <w:t xml:space="preserve">V）、损耗小，但反向漏电与耐压受限。</w:t>
       </w:r>
@@ -1227,30 +1332,39 @@
       </w:pPr>
       <w:r>
         <w:rPr>
-          <w:rFonts w:hint="eastAsia"/>
+          <w:rFonts w:hint="eastAsia" w:eastAsia="黑体"/>
           <w:b/>
           <w:bCs/>
         </w:rPr>
         <w:t xml:space="preserve">选普通硅二极管</w:t>
       </w:r>
       <w:r>
+        <w:rPr>
+          <w:rFonts w:eastAsia="黑体"/>
+        </w:rPr>
         <w:t xml:space="preserve"> </w:t>
       </w:r>
       <w:r>
+        <w:rPr>
+          <w:rFonts w:eastAsia="黑体"/>
+        </w:rPr>
         <w:t xml:space="preserve">→ </w:t>
       </w:r>
       <w:r>
         <w:rPr>
-          <w:rFonts w:hint="eastAsia"/>
+          <w:rFonts w:hint="eastAsia" w:eastAsia="黑体"/>
         </w:rPr>
         <w:t xml:space="preserve">耐压高、漏电小，但压降较大（0.6~1</w:t>
       </w:r>
       <w:r>
+        <w:rPr>
+          <w:rFonts w:eastAsia="黑体"/>
+        </w:rPr>
         <w:t xml:space="preserve"> </w:t>
       </w:r>
       <w:r>
         <w:rPr>
-          <w:rFonts w:hint="eastAsia"/>
+          <w:rFonts w:hint="eastAsia" w:eastAsia="黑体"/>
         </w:rPr>
         <w:t xml:space="preserve">V）。</w:t>
       </w:r>
@@ -1279,6 +1393,7 @@
       </m:oMath>
       <w:r>
         <w:rPr>
+          <w:rFonts w:eastAsia="黑体"/>
           <w:b/>
           <w:bCs/>
         </w:rPr>
@@ -1286,21 +1401,27 @@
       </w:r>
       <w:r>
         <w:rPr>
-          <w:rFonts w:hint="eastAsia"/>
+          <w:rFonts w:hint="eastAsia" w:eastAsia="黑体"/>
           <w:b/>
           <w:bCs/>
         </w:rPr>
         <w:t xml:space="preserve">越大</w:t>
       </w:r>
       <w:r>
+        <w:rPr>
+          <w:rFonts w:eastAsia="黑体"/>
+        </w:rPr>
         <w:t xml:space="preserve"> </w:t>
       </w:r>
       <w:r>
+        <w:rPr>
+          <w:rFonts w:eastAsia="黑体"/>
+        </w:rPr>
         <w:t xml:space="preserve">→ </w:t>
       </w:r>
       <w:r>
         <w:rPr>
-          <w:rFonts w:hint="eastAsia"/>
+          <w:rFonts w:hint="eastAsia" w:eastAsia="黑体"/>
         </w:rPr>
         <w:t xml:space="preserve">效率越低、发热越大，低压电池供电时尤其明显。</w:t>
       </w:r>
@@ -1335,6 +1456,7 @@
       </m:oMath>
       <w:r>
         <w:rPr>
+          <w:rFonts w:eastAsia="黑体"/>
           <w:b/>
           <w:bCs/>
         </w:rPr>
@@ -1342,21 +1464,27 @@
       </w:r>
       <w:r>
         <w:rPr>
-          <w:rFonts w:hint="eastAsia"/>
+          <w:rFonts w:hint="eastAsia" w:eastAsia="黑体"/>
           <w:b/>
           <w:bCs/>
         </w:rPr>
         <w:t xml:space="preserve">越高</w:t>
       </w:r>
       <w:r>
+        <w:rPr>
+          <w:rFonts w:eastAsia="黑体"/>
+        </w:rPr>
         <w:t xml:space="preserve"> </w:t>
       </w:r>
       <w:r>
+        <w:rPr>
+          <w:rFonts w:eastAsia="黑体"/>
+        </w:rPr>
         <w:t xml:space="preserve">→ </w:t>
       </w:r>
       <w:r>
         <w:rPr>
-          <w:rFonts w:hint="eastAsia"/>
+          <w:rFonts w:hint="eastAsia" w:eastAsia="黑体"/>
         </w:rPr>
         <w:t xml:space="preserve">能承受更高反接电压，但导通压降往往也偏高。</w:t>
       </w:r>
@@ -1371,21 +1499,27 @@
       </w:pPr>
       <w:r>
         <w:rPr>
-          <w:rFonts w:hint="eastAsia"/>
+          <w:rFonts w:hint="eastAsia" w:eastAsia="黑体"/>
           <w:b/>
           <w:bCs/>
         </w:rPr>
         <w:t xml:space="preserve">电流额定越大</w:t>
       </w:r>
       <w:r>
+        <w:rPr>
+          <w:rFonts w:eastAsia="黑体"/>
+        </w:rPr>
         <w:t xml:space="preserve"> </w:t>
       </w:r>
       <w:r>
+        <w:rPr>
+          <w:rFonts w:eastAsia="黑体"/>
+        </w:rPr>
         <w:t xml:space="preserve">→ </w:t>
       </w:r>
       <w:r>
         <w:rPr>
-          <w:rFonts w:hint="eastAsia"/>
+          <w:rFonts w:hint="eastAsia" w:eastAsia="黑体"/>
         </w:rPr>
         <w:t xml:space="preserve">可带更大负载，但体积、封装与热阻增大。</w:t>
       </w:r>
@@ -1398,7 +1532,7 @@
       </w:pPr>
       <w:r>
         <w:rPr>
-          <w:rFonts w:hint="eastAsia"/>
+          <w:rFonts w:hint="eastAsia" w:eastAsia="黑体"/>
         </w:rPr>
         <w:t xml:space="preserve">典型参数示例</w:t>
       </w:r>
@@ -1413,16 +1547,19 @@
       </w:pPr>
       <w:r>
         <w:rPr>
-          <w:rFonts w:hint="eastAsia"/>
+          <w:rFonts w:hint="eastAsia" w:eastAsia="黑体"/>
         </w:rPr>
         <w:t xml:space="preserve">取肖特基</w:t>
       </w:r>
       <w:r>
+        <w:rPr>
+          <w:rFonts w:eastAsia="黑体"/>
+        </w:rPr>
         <w:t xml:space="preserve"> </w:t>
       </w:r>
       <w:r>
         <w:rPr>
-          <w:rFonts w:hint="eastAsia"/>
+          <w:rFonts w:hint="eastAsia" w:eastAsia="黑体"/>
         </w:rPr>
         <w:t xml:space="preserve">SS34（</w:t>
       </w:r>
@@ -1460,14 +1597,20 @@
         </m:r>
       </m:oMath>
       <w:r>
+        <w:rPr>
+          <w:rFonts w:eastAsia="黑体"/>
+        </w:rPr>
         <w:t xml:space="preserve">@3</w:t>
       </w:r>
       <w:r>
+        <w:rPr>
+          <w:rFonts w:eastAsia="黑体"/>
+        </w:rPr>
         <w:t xml:space="preserve"> </w:t>
       </w:r>
       <w:r>
         <w:rPr>
-          <w:rFonts w:hint="eastAsia"/>
+          <w:rFonts w:hint="eastAsia" w:eastAsia="黑体"/>
         </w:rPr>
         <w:t xml:space="preserve">A）、</w:t>
       </w:r>
@@ -1508,6 +1651,9 @@
         </m:r>
       </m:oMath>
       <w:r>
+        <w:rPr>
+          <w:rFonts w:eastAsia="黑体"/>
+        </w:rPr>
         <w:t xml:space="preserve">、</w:t>
       </w:r>
       <m:oMath>
@@ -1536,7 +1682,7 @@
       </m:oMath>
       <w:r>
         <w:rPr>
-          <w:rFonts w:hint="eastAsia"/>
+          <w:rFonts w:hint="eastAsia" w:eastAsia="黑体"/>
         </w:rPr>
         <w:t xml:space="preserve">：</w:t>
       </w:r>
@@ -1599,11 +1745,14 @@
       </m:oMath>
       <w:r>
         <w:rPr>
-          <w:rFonts w:hint="eastAsia"/>
+          <w:rFonts w:hint="eastAsia" w:eastAsia="黑体"/>
         </w:rPr>
         <w:t xml:space="preserve">，功耗</w:t>
       </w:r>
       <w:r>
+        <w:rPr>
+          <w:rFonts w:eastAsia="黑体"/>
+        </w:rPr>
         <w:t xml:space="preserve"> </w:t>
       </w:r>
       <m:oMath>
@@ -1658,6 +1807,9 @@
         </m:r>
       </m:oMath>
       <w:r>
+        <w:rPr>
+          <w:rFonts w:eastAsia="黑体"/>
+        </w:rPr>
         <w:t xml:space="preserve">。</w:t>
       </w:r>
     </w:p>
@@ -1671,11 +1823,14 @@
       </w:pPr>
       <w:r>
         <w:rPr>
-          <w:rFonts w:hint="eastAsia"/>
+          <w:rFonts w:hint="eastAsia" w:eastAsia="黑体"/>
         </w:rPr>
         <w:t xml:space="preserve">取硅二极管</w:t>
       </w:r>
       <w:r>
+        <w:rPr>
+          <w:rFonts w:eastAsia="黑体"/>
+        </w:rPr>
         <w:t xml:space="preserve"> 1N4007、</w:t>
       </w:r>
       <m:oMath>
@@ -1703,6 +1858,9 @@
         </m:r>
       </m:oMath>
       <w:r>
+        <w:rPr>
+          <w:rFonts w:eastAsia="黑体"/>
+        </w:rPr>
         <w:t xml:space="preserve">、</w:t>
       </w:r>
       <m:oMath>
@@ -1740,7 +1898,7 @@
       </m:oMath>
       <w:r>
         <w:rPr>
-          <w:rFonts w:hint="eastAsia"/>
+          <w:rFonts w:hint="eastAsia" w:eastAsia="黑体"/>
         </w:rPr>
         <w:t xml:space="preserve">：</w:t>
       </w:r>
@@ -1796,20 +1954,26 @@
       </m:oMath>
       <w:r>
         <w:rPr>
-          <w:rFonts w:hint="eastAsia"/>
+          <w:rFonts w:hint="eastAsia" w:eastAsia="黑体"/>
         </w:rPr>
         <w:t xml:space="preserve">，损耗</w:t>
       </w:r>
       <w:r>
+        <w:rPr>
+          <w:rFonts w:eastAsia="黑体"/>
+        </w:rPr>
         <w:t xml:space="preserve"> 1 </w:t>
       </w:r>
       <w:r>
         <w:rPr>
-          <w:rFonts w:hint="eastAsia"/>
+          <w:rFonts w:hint="eastAsia" w:eastAsia="黑体"/>
         </w:rPr>
         <w:t xml:space="preserve">W，反向耐压达</w:t>
       </w:r>
       <w:r>
+        <w:rPr>
+          <w:rFonts w:eastAsia="黑体"/>
+        </w:rPr>
         <w:t xml:space="preserve"> 1000 V。</w:t>
       </w:r>
     </w:p>
@@ -1821,7 +1985,7 @@
       </w:pPr>
       <w:r>
         <w:rPr>
-          <w:rFonts w:hint="eastAsia"/>
+          <w:rFonts w:hint="eastAsia" w:eastAsia="黑体"/>
         </w:rPr>
         <w:t xml:space="preserve">常见器件型号</w:t>
       </w:r>
@@ -1836,7 +2000,7 @@
       </w:pPr>
       <w:r>
         <w:rPr>
-          <w:rFonts w:hint="eastAsia"/>
+          <w:rFonts w:hint="eastAsia" w:eastAsia="黑体"/>
         </w:rPr>
         <w:t xml:space="preserve">肖特基：SS14、SS34、SS54、1N5819、BAT54。</w:t>
       </w:r>
@@ -1851,7 +2015,7 @@
       </w:pPr>
       <w:r>
         <w:rPr>
-          <w:rFonts w:hint="eastAsia"/>
+          <w:rFonts w:hint="eastAsia" w:eastAsia="黑体"/>
         </w:rPr>
         <w:t xml:space="preserve">整流硅二极管：1N4001~1N4007、1N5408。</w:t>
       </w:r>
@@ -1866,25 +2030,31 @@
       </w:pPr>
       <w:r>
         <w:rPr>
-          <w:rFonts w:hint="eastAsia"/>
+          <w:rFonts w:hint="eastAsia" w:eastAsia="黑体"/>
         </w:rPr>
         <w:t xml:space="preserve">功率肖特基：MBR</w:t>
       </w:r>
       <w:r>
+        <w:rPr>
+          <w:rFonts w:eastAsia="黑体"/>
+        </w:rPr>
         <w:t xml:space="preserve"> </w:t>
       </w:r>
       <w:r>
         <w:rPr>
-          <w:rFonts w:hint="eastAsia"/>
+          <w:rFonts w:hint="eastAsia" w:eastAsia="黑体"/>
         </w:rPr>
         <w:t xml:space="preserve">系列、SB</w:t>
       </w:r>
       <w:r>
+        <w:rPr>
+          <w:rFonts w:eastAsia="黑体"/>
+        </w:rPr>
         <w:t xml:space="preserve"> </w:t>
       </w:r>
       <w:r>
         <w:rPr>
-          <w:rFonts w:hint="eastAsia"/>
+          <w:rFonts w:hint="eastAsia" w:eastAsia="黑体"/>
         </w:rPr>
         <w:t xml:space="preserve">系列（大电流）。</w:t>
       </w:r>
@@ -1897,7 +2067,7 @@
       </w:pPr>
       <w:r>
         <w:rPr>
-          <w:rFonts w:hint="eastAsia"/>
+          <w:rFonts w:hint="eastAsia" w:eastAsia="黑体"/>
         </w:rPr>
         <w:t xml:space="preserve">注意事项</w:t>
       </w:r>
@@ -1912,16 +2082,19 @@
       </w:pPr>
       <w:r>
         <w:rPr>
-          <w:rFonts w:hint="eastAsia"/>
+          <w:rFonts w:hint="eastAsia" w:eastAsia="黑体"/>
         </w:rPr>
         <w:t xml:space="preserve">二极管压降会损耗功率并降低输出电压，低压（如</w:t>
       </w:r>
       <w:r>
+        <w:rPr>
+          <w:rFonts w:eastAsia="黑体"/>
+        </w:rPr>
         <w:t xml:space="preserve"> 3.3 </w:t>
       </w:r>
       <w:r>
         <w:rPr>
-          <w:rFonts w:hint="eastAsia"/>
+          <w:rFonts w:hint="eastAsia" w:eastAsia="黑体"/>
         </w:rPr>
         <w:t xml:space="preserve">V、单节锂电池）场合慎用。</w:t>
       </w:r>
@@ -1936,11 +2109,14 @@
       </w:pPr>
       <w:r>
         <w:rPr>
-          <w:rFonts w:hint="eastAsia"/>
+          <w:rFonts w:hint="eastAsia" w:eastAsia="黑体"/>
         </w:rPr>
         <w:t xml:space="preserve">大电流时</w:t>
       </w:r>
       <w:r>
+        <w:rPr>
+          <w:rFonts w:eastAsia="黑体"/>
+        </w:rPr>
         <w:t xml:space="preserve"> </w:t>
       </w:r>
       <m:oMath>
@@ -1988,11 +2164,14 @@
         </m:sSub>
       </m:oMath>
       <w:r>
+        <w:rPr>
+          <w:rFonts w:eastAsia="黑体"/>
+        </w:rPr>
         <w:t xml:space="preserve"> </w:t>
       </w:r>
       <w:r>
         <w:rPr>
-          <w:rFonts w:hint="eastAsia"/>
+          <w:rFonts w:hint="eastAsia" w:eastAsia="黑体"/>
         </w:rPr>
         <w:t xml:space="preserve">发热明显，需核算温升并保证散热，否则二极管过热。</w:t>
       </w:r>
@@ -2007,11 +2186,14 @@
       </w:pPr>
       <w:r>
         <w:rPr>
-          <w:rFonts w:hint="eastAsia"/>
+          <w:rFonts w:hint="eastAsia" w:eastAsia="黑体"/>
         </w:rPr>
         <w:t xml:space="preserve">反向漏电流在高温下会增大，需保证反压裕量</w:t>
       </w:r>
       <w:r>
+        <w:rPr>
+          <w:rFonts w:eastAsia="黑体"/>
+        </w:rPr>
         <w:t xml:space="preserve"> </w:t>
       </w:r>
       <m:oMath>
@@ -2035,11 +2217,14 @@
         </m:sSub>
       </m:oMath>
       <w:r>
+        <w:rPr>
+          <w:rFonts w:eastAsia="黑体"/>
+        </w:rPr>
         <w:t xml:space="preserve"> </w:t>
       </w:r>
       <w:r>
         <w:rPr>
-          <w:rFonts w:hint="eastAsia"/>
+          <w:rFonts w:hint="eastAsia" w:eastAsia="黑体"/>
         </w:rPr>
         <w:t xml:space="preserve">足够。</w:t>
       </w:r>
@@ -2054,7 +2239,7 @@
       </w:pPr>
       <w:r>
         <w:rPr>
-          <w:rFonts w:hint="eastAsia"/>
+          <w:rFonts w:hint="eastAsia" w:eastAsia="黑体"/>
         </w:rPr>
         <w:t xml:space="preserve">反接时虽然阻断，但二极管两端会承受完整反压，需确认耐压高于输入电压。</w:t>
       </w:r>
@@ -2067,7 +2252,7 @@
       </w:pPr>
       <w:r>
         <w:rPr>
-          <w:rFonts w:hint="eastAsia"/>
+          <w:rFonts w:hint="eastAsia" w:eastAsia="黑体"/>
         </w:rPr>
         <w:t xml:space="preserve">参考资料</w:t>
       </w:r>
@@ -2081,6 +2266,9 @@
         </w:numPr>
       </w:pPr>
       <w:r>
+        <w:rPr>
+          <w:rFonts w:eastAsia="黑体"/>
+        </w:rPr>
         <w:t xml:space="preserve">Wikipedia: Reverse polarity protection。</w:t>
       </w:r>
     </w:p>
@@ -2093,11 +2281,14 @@
         </w:numPr>
       </w:pPr>
       <w:r>
+        <w:rPr>
+          <w:rFonts w:eastAsia="黑体"/>
+        </w:rPr>
         <w:t xml:space="preserve">Vishay / ST </w:t>
       </w:r>
       <w:r>
         <w:rPr>
-          <w:rFonts w:hint="eastAsia"/>
+          <w:rFonts w:hint="eastAsia" w:eastAsia="黑体"/>
         </w:rPr>
         <w:t xml:space="preserve">官网：肖特基二极管数据手册。</w:t>
       </w:r>
@@ -2112,7 +2303,7 @@
       </w:pPr>
       <w:r>
         <w:rPr>
-          <w:rFonts w:hint="eastAsia"/>
+          <w:rFonts w:hint="eastAsia" w:eastAsia="黑体"/>
         </w:rPr>
         <w:t xml:space="preserve">《模拟电子技术基础》（童诗白、华成英）。</w:t>
       </w:r>
@@ -2126,11 +2317,11 @@
       </w:pPr>
       <w:r>
         <w:rPr>
-          <w:rFonts w:ascii="Times New Roman" w:hAnsi="Times New Roman"/>
+          <w:rFonts w:ascii="Times New Roman" w:hAnsi="Times New Roman" w:eastAsia="黑体"/>
           <w:color w:val="555555"/>
           <w:sz w:val="21"/>
         </w:rPr>
-        <w:t>材料收集者：杜文杰</w:t>
+        <w:t>材料收集者：杜文杰，WX手机：19519196569，QQ:3478827729</w:t>
       </w:r>
     </w:p>
     <w:sectPr>
@@ -2150,7 +2341,7 @@
 </file>
 
 <file path=word/footer1.xml><?xml version="1.0" encoding="utf-8"?>
-<w:ftr xmlns:m="http://schemas.openxmlformats.org/officeDocument/2006/math" xmlns:mc="http://schemas.openxmlformats.org/markup-compatibility/2006" xmlns:mo="http://schemas.microsoft.com/office/mac/office/2008/main" xmlns:mv="urn:schemas-microsoft-com:mac:vml" xmlns:o="urn:schemas-microsoft-com:office:office" xmlns:r="http://schemas.openxmlformats.org/officeDocument/2006/relationships" xmlns:v="urn:schemas-microsoft-com:vml" xmlns:w10="urn:schemas-microsoft-com:office:word" xmlns:w14="http://schemas.microsoft.com/office/word/2010/wordml" xmlns:w="http://schemas.openxmlformats.org/wordprocessingml/2006/main" xmlns:wne="http://schemas.microsoft.com/office/word/2006/wordml" xmlns:wp14="http://schemas.microsoft.com/office/word/2010/wordprocessingDrawing" xmlns:wp="http://schemas.openxmlformats.org/drawingml/2006/wordprocessingDrawing" xmlns:wpc="http://schemas.microsoft.com/office/word/2010/wordprocessingCanvas" xmlns:wpg="http://schemas.microsoft.com/office/word/2010/wordprocessingGroup" xmlns:wpi="http://schemas.microsoft.com/office/word/2010/wordprocessingInk" xmlns:wps="http://schemas.microsoft.com/office/word/2010/wordprocessingShape" mc:Ignorable="w14 wp14">
+<w:ftr xmlns:mc="http://schemas.openxmlformats.org/markup-compatibility/2006" xmlns:w="http://schemas.openxmlformats.org/wordprocessingml/2006/main" xmlns:m="http://schemas.openxmlformats.org/officeDocument/2006/math" xmlns:mo="http://schemas.microsoft.com/office/mac/office/2008/main" xmlns:mv="urn:schemas-microsoft-com:mac:vml" xmlns:o="urn:schemas-microsoft-com:office:office" xmlns:r="http://schemas.openxmlformats.org/officeDocument/2006/relationships" xmlns:v="urn:schemas-microsoft-com:vml" xmlns:w10="urn:schemas-microsoft-com:office:word" xmlns:w14="http://schemas.microsoft.com/office/word/2010/wordml" xmlns:wne="http://schemas.microsoft.com/office/word/2006/wordml" xmlns:wp14="http://schemas.microsoft.com/office/word/2010/wordprocessingDrawing" xmlns:wp="http://schemas.openxmlformats.org/drawingml/2006/wordprocessingDrawing" xmlns:wpc="http://schemas.microsoft.com/office/word/2010/wordprocessingCanvas" xmlns:wpg="http://schemas.microsoft.com/office/word/2010/wordprocessingGroup" xmlns:wpi="http://schemas.microsoft.com/office/word/2010/wordprocessingInk" xmlns:wps="http://schemas.microsoft.com/office/word/2010/wordprocessingShape" mc:Ignorable="w14 wp14">
   <w:p>
     <w:pPr>
       <w:pStyle w:val="Footer"/>
@@ -2158,12 +2349,14 @@
     </w:pPr>
     <w:r>
       <w:rPr>
+        <w:rFonts w:eastAsia="黑体"/>
         <w:sz w:val="18"/>
       </w:rPr>
       <w:t xml:space="preserve">第 </w:t>
     </w:r>
     <w:r>
       <w:rPr>
+        <w:rFonts w:eastAsia="黑体"/>
         <w:sz w:val="18"/>
       </w:rPr>
       <w:fldChar w:fldCharType="begin"/>
@@ -2172,6 +2365,7 @@
     </w:r>
     <w:r>
       <w:rPr>
+        <w:rFonts w:eastAsia="黑体"/>
         <w:sz w:val="18"/>
       </w:rPr>
       <w:t xml:space="preserve"> 页</w:t>
@@ -2185,6 +2379,9 @@
   <w:footnote w:type="continuationSeparator" w:id="0">
     <w:p>
       <w:r>
+        <w:rPr>
+          <w:rFonts w:eastAsia="黑体"/>
+        </w:rPr>
         <w:continuationSeparator/>
       </w:r>
     </w:p>
@@ -2192,6 +2389,9 @@
   <w:footnote w:type="separator" w:id="-1">
     <w:p>
       <w:r>
+        <w:rPr>
+          <w:rFonts w:eastAsia="黑体"/>
+        </w:rPr>
         <w:separator/>
       </w:r>
     </w:p>
@@ -2200,7 +2400,7 @@
 </file>
 
 <file path=word/header1.xml><?xml version="1.0" encoding="utf-8"?>
-<w:hdr xmlns:m="http://schemas.openxmlformats.org/officeDocument/2006/math" xmlns:mc="http://schemas.openxmlformats.org/markup-compatibility/2006" xmlns:mo="http://schemas.microsoft.com/office/mac/office/2008/main" xmlns:mv="urn:schemas-microsoft-com:mac:vml" xmlns:o="urn:schemas-microsoft-com:office:office" xmlns:r="http://schemas.openxmlformats.org/officeDocument/2006/relationships" xmlns:v="urn:schemas-microsoft-com:vml" xmlns:w10="urn:schemas-microsoft-com:office:word" xmlns:w14="http://schemas.microsoft.com/office/word/2010/wordml" xmlns:w="http://schemas.openxmlformats.org/wordprocessingml/2006/main" xmlns:wne="http://schemas.microsoft.com/office/word/2006/wordml" xmlns:wp14="http://schemas.microsoft.com/office/word/2010/wordprocessingDrawing" xmlns:wp="http://schemas.openxmlformats.org/drawingml/2006/wordprocessingDrawing" xmlns:wpc="http://schemas.microsoft.com/office/word/2010/wordprocessingCanvas" xmlns:wpg="http://schemas.microsoft.com/office/word/2010/wordprocessingGroup" xmlns:wpi="http://schemas.microsoft.com/office/word/2010/wordprocessingInk" xmlns:wps="http://schemas.microsoft.com/office/word/2010/wordprocessingShape" mc:Ignorable="w14 wp14">
+<w:hdr xmlns:mc="http://schemas.openxmlformats.org/markup-compatibility/2006" xmlns:w="http://schemas.openxmlformats.org/wordprocessingml/2006/main" xmlns:m="http://schemas.openxmlformats.org/officeDocument/2006/math" xmlns:mo="http://schemas.microsoft.com/office/mac/office/2008/main" xmlns:mv="urn:schemas-microsoft-com:mac:vml" xmlns:o="urn:schemas-microsoft-com:office:office" xmlns:r="http://schemas.openxmlformats.org/officeDocument/2006/relationships" xmlns:v="urn:schemas-microsoft-com:vml" xmlns:w10="urn:schemas-microsoft-com:office:word" xmlns:w14="http://schemas.microsoft.com/office/word/2010/wordml" xmlns:wne="http://schemas.microsoft.com/office/word/2006/wordml" xmlns:wp14="http://schemas.microsoft.com/office/word/2010/wordprocessingDrawing" xmlns:wp="http://schemas.openxmlformats.org/drawingml/2006/wordprocessingDrawing" xmlns:wpc="http://schemas.microsoft.com/office/word/2010/wordprocessingCanvas" xmlns:wpg="http://schemas.microsoft.com/office/word/2010/wordprocessingGroup" xmlns:wpi="http://schemas.microsoft.com/office/word/2010/wordprocessingInk" xmlns:wps="http://schemas.microsoft.com/office/word/2010/wordprocessingShape" mc:Ignorable="w14 wp14">
   <w:p>
     <w:pPr>
       <w:pStyle w:val="Header"/>
@@ -2208,7 +2408,7 @@
     </w:pPr>
     <w:r>
       <w:rPr>
-        <w:rFonts w:ascii="Times New Roman" w:hAnsi="Times New Roman"/>
+        <w:rFonts w:ascii="Times New Roman" w:hAnsi="Times New Roman" w:eastAsia="黑体"/>
         <w:sz w:val="18"/>
         <w:rFonts w:eastAsia="黑体"/>
         <w:rFonts w:eastAsia="黑体"/>
@@ -2220,7 +2420,7 @@
 </file>
 
 <file path=word/numbering.xml><?xml version="1.0" encoding="utf-8"?>
-<w:numbering xmlns:m="http://schemas.openxmlformats.org/officeDocument/2006/math" xmlns:mc="http://schemas.openxmlformats.org/markup-compatibility/2006" xmlns:mo="http://schemas.microsoft.com/office/mac/office/2008/main" xmlns:mv="urn:schemas-microsoft-com:mac:vml" xmlns:o="urn:schemas-microsoft-com:office:office" xmlns:r="http://schemas.openxmlformats.org/officeDocument/2006/relationships" xmlns:v="urn:schemas-microsoft-com:vml" xmlns:w="http://schemas.openxmlformats.org/wordprocessingml/2006/main" xmlns:w10="urn:schemas-microsoft-com:office:word" xmlns:w14="http://schemas.microsoft.com/office/word/2010/wordml" xmlns:wne="http://schemas.microsoft.com/office/word/2006/wordml" xmlns:wp="http://schemas.openxmlformats.org/drawingml/2006/wordprocessingDrawing" xmlns:wp14="http://schemas.microsoft.com/office/word/2010/wordprocessingDrawing" xmlns:wpc="http://schemas.microsoft.com/office/word/2010/wordprocessingCanvas" xmlns:wpg="http://schemas.microsoft.com/office/word/2010/wordprocessingGroup" xmlns:wpi="http://schemas.microsoft.com/office/word/2010/wordprocessingInk" xmlns:wps="http://schemas.microsoft.com/office/word/2010/wordprocessingShape" mc:Ignorable="w14 wp14">
+<w:numbering xmlns:mc="http://schemas.openxmlformats.org/markup-compatibility/2006" xmlns:w="http://schemas.openxmlformats.org/wordprocessingml/2006/main" xmlns:m="http://schemas.openxmlformats.org/officeDocument/2006/math" xmlns:mo="http://schemas.microsoft.com/office/mac/office/2008/main" xmlns:mv="urn:schemas-microsoft-com:mac:vml" xmlns:o="urn:schemas-microsoft-com:office:office" xmlns:r="http://schemas.openxmlformats.org/officeDocument/2006/relationships" xmlns:v="urn:schemas-microsoft-com:vml" xmlns:w10="urn:schemas-microsoft-com:office:word" xmlns:w14="http://schemas.microsoft.com/office/word/2010/wordml" xmlns:wne="http://schemas.microsoft.com/office/word/2006/wordml" xmlns:wp="http://schemas.openxmlformats.org/drawingml/2006/wordprocessingDrawing" xmlns:wp14="http://schemas.microsoft.com/office/word/2010/wordprocessingDrawing" xmlns:wpc="http://schemas.microsoft.com/office/word/2010/wordprocessingCanvas" xmlns:wpg="http://schemas.microsoft.com/office/word/2010/wordprocessingGroup" xmlns:wpi="http://schemas.microsoft.com/office/word/2010/wordprocessingInk" xmlns:wps="http://schemas.microsoft.com/office/word/2010/wordprocessingShape" mc:Ignorable="w14 wp14">
   <w:abstractNum w:abstractNumId="0">
     <w:nsid w:val="FFFFFF7C"/>
     <w:multiLevelType w:val="singleLevel"/>
@@ -2307,7 +2507,7 @@
         <w:ind w:hanging="360" w:left="1440"/>
       </w:pPr>
       <w:rPr>
-        <w:rFonts w:ascii="Symbol" w:hAnsi="Symbol" w:hint="default"/>
+        <w:rFonts w:ascii="Symbol" w:hAnsi="Symbol" w:hint="default" w:eastAsia="黑体"/>
       </w:rPr>
     </w:lvl>
   </w:abstractNum>
@@ -2328,7 +2528,7 @@
         <w:ind w:hanging="360" w:left="1080"/>
       </w:pPr>
       <w:rPr>
-        <w:rFonts w:ascii="Symbol" w:hAnsi="Symbol" w:hint="default"/>
+        <w:rFonts w:ascii="Symbol" w:hAnsi="Symbol" w:hint="default" w:eastAsia="黑体"/>
       </w:rPr>
     </w:lvl>
   </w:abstractNum>
@@ -2349,7 +2549,7 @@
         <w:ind w:hanging="360" w:left="720"/>
       </w:pPr>
       <w:rPr>
-        <w:rFonts w:ascii="Symbol" w:hAnsi="Symbol" w:hint="default"/>
+        <w:rFonts w:ascii="Symbol" w:hAnsi="Symbol" w:hint="default" w:eastAsia="黑体"/>
       </w:rPr>
     </w:lvl>
   </w:abstractNum>
@@ -2388,7 +2588,7 @@
         <w:ind w:hanging="360" w:left="360"/>
       </w:pPr>
       <w:rPr>
-        <w:rFonts w:ascii="Symbol" w:hAnsi="Symbol" w:hint="default"/>
+        <w:rFonts w:ascii="Symbol" w:hAnsi="Symbol" w:hint="default" w:eastAsia="黑体"/>
       </w:rPr>
     </w:lvl>
   </w:abstractNum>
@@ -2479,7 +2679,7 @@
         <w:ind w:left="720" w:hanging="360"/>
       </w:pPr>
       <w:rPr>
-        <w:rFonts w:ascii="Symbol" w:hAnsi="Symbol" w:cs="Symbol" w:hint="default"/>
+        <w:rFonts w:ascii="Symbol" w:hAnsi="Symbol" w:cs="Symbol" w:hint="default" w:eastAsia="黑体"/>
       </w:rPr>
     </w:lvl>
     <w:lvl w:ilvl="1">
@@ -2490,7 +2690,7 @@
         <w:ind w:left="1440" w:hanging="360"/>
       </w:pPr>
       <w:rPr>
-        <w:rFonts w:ascii="Courier New" w:hAnsi="Courier New" w:cs="Courier New" w:hint="default"/>
+        <w:rFonts w:ascii="Courier New" w:hAnsi="Courier New" w:cs="Courier New" w:hint="default" w:eastAsia="黑体"/>
       </w:rPr>
     </w:lvl>
     <w:lvl w:ilvl="2">
@@ -2501,7 +2701,7 @@
         <w:ind w:left="2160" w:hanging="360"/>
       </w:pPr>
       <w:rPr>
-        <w:rFonts w:ascii="Wingdings" w:hAnsi="Wingdings" w:cs="Wingdings" w:hint="default"/>
+        <w:rFonts w:ascii="Wingdings" w:hAnsi="Wingdings" w:cs="Wingdings" w:hint="default" w:eastAsia="黑体"/>
       </w:rPr>
     </w:lvl>
     <w:lvl w:ilvl="3">
@@ -2512,7 +2712,7 @@
         <w:ind w:left="2880" w:hanging="360"/>
       </w:pPr>
       <w:rPr>
-        <w:rFonts w:ascii="Symbol" w:hAnsi="Symbol" w:cs="Symbol" w:hint="default"/>
+        <w:rFonts w:ascii="Symbol" w:hAnsi="Symbol" w:cs="Symbol" w:hint="default" w:eastAsia="黑体"/>
       </w:rPr>
     </w:lvl>
     <w:lvl w:ilvl="4">
@@ -2523,7 +2723,7 @@
         <w:ind w:left="3600" w:hanging="360"/>
       </w:pPr>
       <w:rPr>
-        <w:rFonts w:ascii="Courier New" w:hAnsi="Courier New" w:cs="Courier New" w:hint="default"/>
+        <w:rFonts w:ascii="Courier New" w:hAnsi="Courier New" w:cs="Courier New" w:hint="default" w:eastAsia="黑体"/>
       </w:rPr>
     </w:lvl>
     <w:lvl w:ilvl="5">
@@ -2534,7 +2734,7 @@
         <w:ind w:left="4320" w:hanging="360"/>
       </w:pPr>
       <w:rPr>
-        <w:rFonts w:ascii="Wingdings" w:hAnsi="Wingdings" w:cs="Wingdings" w:hint="default"/>
+        <w:rFonts w:ascii="Wingdings" w:hAnsi="Wingdings" w:cs="Wingdings" w:hint="default" w:eastAsia="黑体"/>
       </w:rPr>
     </w:lvl>
     <w:lvl w:ilvl="6">
@@ -2545,7 +2745,7 @@
         <w:ind w:left="5040" w:hanging="360"/>
       </w:pPr>
       <w:rPr>
-        <w:rFonts w:ascii="Symbol" w:hAnsi="Symbol" w:cs="Symbol" w:hint="default"/>
+        <w:rFonts w:ascii="Symbol" w:hAnsi="Symbol" w:cs="Symbol" w:hint="default" w:eastAsia="黑体"/>
       </w:rPr>
     </w:lvl>
     <w:lvl w:ilvl="7">
@@ -2556,7 +2756,7 @@
         <w:ind w:left="5760" w:hanging="360"/>
       </w:pPr>
       <w:rPr>
-        <w:rFonts w:ascii="Courier New" w:hAnsi="Courier New" w:cs="Courier New" w:hint="default"/>
+        <w:rFonts w:ascii="Courier New" w:hAnsi="Courier New" w:cs="Courier New" w:hint="default" w:eastAsia="黑体"/>
       </w:rPr>
     </w:lvl>
     <w:lvl w:ilvl="8">
@@ -2567,7 +2767,7 @@
         <w:ind w:left="6480" w:hanging="360"/>
       </w:pPr>
       <w:rPr>
-        <w:rFonts w:ascii="Wingdings" w:hAnsi="Wingdings" w:cs="Wingdings" w:hint="default"/>
+        <w:rFonts w:ascii="Wingdings" w:hAnsi="Wingdings" w:cs="Wingdings" w:hint="default" w:eastAsia="黑体"/>
       </w:rPr>
     </w:lvl>
   </w:abstractNum>
@@ -2623,11 +2823,11 @@
 </file>
 
 <file path=word/styles.xml><?xml version="1.0" encoding="utf-8"?>
-<w:styles xmlns:mc="http://schemas.openxmlformats.org/markup-compatibility/2006" xmlns:r="http://schemas.openxmlformats.org/officeDocument/2006/relationships" xmlns:w="http://schemas.openxmlformats.org/wordprocessingml/2006/main" xmlns:w14="http://schemas.microsoft.com/office/word/2010/wordml" mc:Ignorable="w14">
+<w:styles xmlns:mc="http://schemas.openxmlformats.org/markup-compatibility/2006" xmlns:w="http://schemas.openxmlformats.org/wordprocessingml/2006/main" xmlns:r="http://schemas.openxmlformats.org/officeDocument/2006/relationships" xmlns:w14="http://schemas.microsoft.com/office/word/2010/wordml" mc:Ignorable="w14">
   <w:docDefaults>
     <w:rPrDefault>
       <w:rPr>
-        <w:rFonts w:asciiTheme="minorHAnsi" w:cstheme="minorBidi" w:eastAsiaTheme="minorEastAsia" w:hAnsiTheme="minorHAnsi"/>
+        <w:rFonts w:asciiTheme="minorHAnsi" w:cstheme="minorBidi" w:hAnsiTheme="minorHAnsi" w:eastAsia="黑体"/>
         <w:sz w:val="22"/>
         <w:szCs w:val="22"/>
         <w:lang w:bidi="ar-SA" w:eastAsia="en-US" w:val="en-US"/>
@@ -2849,7 +3049,7 @@
       <w:outlineLvl w:val="0"/>
     </w:pPr>
     <w:rPr>
-      <w:rFonts w:ascii="Times New Roman" w:asciiTheme="majorHAnsi" w:cstheme="majorBidi" w:eastAsia="黑体" w:eastAsiaTheme="majorEastAsia" w:hAnsi="Times New Roman" w:hAnsiTheme="majorHAnsi"/>
+      <w:rFonts w:ascii="Times New Roman" w:asciiTheme="majorHAnsi" w:cstheme="majorBidi" w:eastAsia="黑体" w:hAnsi="Times New Roman" w:hAnsiTheme="majorHAnsi"/>
       <w:b/>
       <w:bCs/>
       <w:color w:val="1F3864"/>
@@ -2873,7 +3073,7 @@
       <w:outlineLvl w:val="1"/>
     </w:pPr>
     <w:rPr>
-      <w:rFonts w:ascii="Times New Roman" w:asciiTheme="majorHAnsi" w:cstheme="majorBidi" w:eastAsia="黑体" w:eastAsiaTheme="majorEastAsia" w:hAnsi="Times New Roman" w:hAnsiTheme="majorHAnsi"/>
+      <w:rFonts w:ascii="Times New Roman" w:asciiTheme="majorHAnsi" w:cstheme="majorBidi" w:eastAsia="黑体" w:hAnsi="Times New Roman" w:hAnsiTheme="majorHAnsi"/>
       <w:b/>
       <w:bCs/>
       <w:color w:val="2E4E7E"/>
@@ -2897,7 +3097,7 @@
       <w:outlineLvl w:val="2"/>
     </w:pPr>
     <w:rPr>
-      <w:rFonts w:ascii="Times New Roman" w:asciiTheme="majorHAnsi" w:cstheme="majorBidi" w:eastAsia="黑体" w:eastAsiaTheme="majorEastAsia" w:hAnsi="Times New Roman" w:hAnsiTheme="majorHAnsi"/>
+      <w:rFonts w:ascii="Times New Roman" w:asciiTheme="majorHAnsi" w:cstheme="majorBidi" w:eastAsia="黑体" w:hAnsi="Times New Roman" w:hAnsiTheme="majorHAnsi"/>
       <w:b/>
       <w:bCs/>
       <w:color w:val="2E4E7E"/>
@@ -2921,7 +3121,7 @@
       <w:outlineLvl w:val="3"/>
     </w:pPr>
     <w:rPr>
-      <w:rFonts w:ascii="Times New Roman" w:asciiTheme="majorHAnsi" w:cstheme="majorBidi" w:eastAsia="黑体" w:eastAsiaTheme="majorEastAsia" w:hAnsi="Times New Roman" w:hAnsiTheme="majorHAnsi"/>
+      <w:rFonts w:ascii="Times New Roman" w:asciiTheme="majorHAnsi" w:cstheme="majorBidi" w:eastAsia="黑体" w:hAnsi="Times New Roman" w:hAnsiTheme="majorHAnsi"/>
       <w:b/>
       <w:bCs/>
       <w:i/>
@@ -2947,7 +3147,7 @@
       <w:outlineLvl w:val="4"/>
     </w:pPr>
     <w:rPr>
-      <w:rFonts w:ascii="Times New Roman" w:asciiTheme="majorHAnsi" w:cstheme="majorBidi" w:eastAsia="黑体" w:eastAsiaTheme="majorEastAsia" w:hAnsi="Times New Roman" w:hAnsiTheme="majorHAnsi"/>
+      <w:rFonts w:ascii="Times New Roman" w:asciiTheme="majorHAnsi" w:cstheme="majorBidi" w:eastAsia="黑体" w:hAnsi="Times New Roman" w:hAnsiTheme="majorHAnsi"/>
       <w:b/>
       <w:color w:val="333333"/>
       <w:sz w:val="22"/>
@@ -2970,7 +3170,7 @@
       <w:outlineLvl w:val="5"/>
     </w:pPr>
     <w:rPr>
-      <w:rFonts w:asciiTheme="majorHAnsi" w:cstheme="majorBidi" w:eastAsiaTheme="majorEastAsia" w:hAnsiTheme="majorHAnsi"/>
+      <w:rFonts w:asciiTheme="majorHAnsi" w:cstheme="majorBidi" w:hAnsiTheme="majorHAnsi" w:eastAsia="黑体"/>
       <w:i/>
       <w:iCs/>
       <w:color w:themeColor="accent1" w:themeShade="7F" w:val="243F60"/>
@@ -2993,7 +3193,7 @@
       <w:outlineLvl w:val="6"/>
     </w:pPr>
     <w:rPr>
-      <w:rFonts w:asciiTheme="majorHAnsi" w:cstheme="majorBidi" w:eastAsiaTheme="majorEastAsia" w:hAnsiTheme="majorHAnsi"/>
+      <w:rFonts w:asciiTheme="majorHAnsi" w:cstheme="majorBidi" w:hAnsiTheme="majorHAnsi" w:eastAsia="黑体"/>
       <w:i/>
       <w:iCs/>
       <w:color w:themeColor="text1" w:themeTint="BF" w:val="404040"/>
@@ -3016,7 +3216,7 @@
       <w:outlineLvl w:val="7"/>
     </w:pPr>
     <w:rPr>
-      <w:rFonts w:asciiTheme="majorHAnsi" w:cstheme="majorBidi" w:eastAsiaTheme="majorEastAsia" w:hAnsiTheme="majorHAnsi"/>
+      <w:rFonts w:asciiTheme="majorHAnsi" w:cstheme="majorBidi" w:hAnsiTheme="majorHAnsi" w:eastAsia="黑体"/>
       <w:color w:themeColor="accent1" w:val="4F81BD"/>
       <w:sz w:val="20"/>
       <w:szCs w:val="20"/>
@@ -3039,7 +3239,7 @@
       <w:outlineLvl w:val="8"/>
     </w:pPr>
     <w:rPr>
-      <w:rFonts w:asciiTheme="majorHAnsi" w:cstheme="majorBidi" w:eastAsiaTheme="majorEastAsia" w:hAnsiTheme="majorHAnsi"/>
+      <w:rFonts w:asciiTheme="majorHAnsi" w:cstheme="majorBidi" w:hAnsiTheme="majorHAnsi" w:eastAsia="黑体"/>
       <w:i/>
       <w:iCs/>
       <w:color w:themeColor="text1" w:themeTint="BF" w:val="404040"/>
@@ -3090,7 +3290,7 @@
     <w:uiPriority w:val="9"/>
     <w:rsid w:val="00FC693F"/>
     <w:rPr>
-      <w:rFonts w:asciiTheme="majorHAnsi" w:cstheme="majorBidi" w:eastAsiaTheme="majorEastAsia" w:hAnsiTheme="majorHAnsi"/>
+      <w:rFonts w:asciiTheme="majorHAnsi" w:cstheme="majorBidi" w:hAnsiTheme="majorHAnsi" w:eastAsia="黑体"/>
       <w:b/>
       <w:bCs/>
       <w:color w:themeColor="accent1" w:themeShade="BF" w:val="365F91"/>
@@ -3105,7 +3305,7 @@
     <w:uiPriority w:val="9"/>
     <w:rsid w:val="00FC693F"/>
     <w:rPr>
-      <w:rFonts w:asciiTheme="majorHAnsi" w:cstheme="majorBidi" w:eastAsiaTheme="majorEastAsia" w:hAnsiTheme="majorHAnsi"/>
+      <w:rFonts w:asciiTheme="majorHAnsi" w:cstheme="majorBidi" w:hAnsiTheme="majorHAnsi" w:eastAsia="黑体"/>
       <w:b/>
       <w:bCs/>
       <w:color w:themeColor="accent1" w:val="4F81BD"/>
@@ -3120,7 +3320,7 @@
     <w:uiPriority w:val="9"/>
     <w:rsid w:val="00FC693F"/>
     <w:rPr>
-      <w:rFonts w:asciiTheme="majorHAnsi" w:cstheme="majorBidi" w:eastAsiaTheme="majorEastAsia" w:hAnsiTheme="majorHAnsi"/>
+      <w:rFonts w:asciiTheme="majorHAnsi" w:cstheme="majorBidi" w:hAnsiTheme="majorHAnsi" w:eastAsia="黑体"/>
       <w:b/>
       <w:bCs/>
       <w:color w:themeColor="accent1" w:val="4F81BD"/>
@@ -3143,7 +3343,7 @@
       <w:contextualSpacing/>
     </w:pPr>
     <w:rPr>
-      <w:rFonts w:ascii="Times New Roman" w:asciiTheme="majorHAnsi" w:cstheme="majorBidi" w:eastAsia="黑体" w:eastAsiaTheme="majorEastAsia" w:hAnsi="Times New Roman" w:hAnsiTheme="majorHAnsi"/>
+      <w:rFonts w:ascii="Times New Roman" w:asciiTheme="majorHAnsi" w:cstheme="majorBidi" w:eastAsia="黑体" w:hAnsi="Times New Roman" w:hAnsiTheme="majorHAnsi"/>
       <w:b/>
       <w:color w:val="1F3864"/>
       <w:spacing w:val="5"/>
@@ -3159,7 +3359,7 @@
     <w:uiPriority w:val="10"/>
     <w:rsid w:val="00FC693F"/>
     <w:rPr>
-      <w:rFonts w:asciiTheme="majorHAnsi" w:cstheme="majorBidi" w:eastAsiaTheme="majorEastAsia" w:hAnsiTheme="majorHAnsi"/>
+      <w:rFonts w:asciiTheme="majorHAnsi" w:cstheme="majorBidi" w:hAnsiTheme="majorHAnsi" w:eastAsia="黑体"/>
       <w:color w:themeColor="text2" w:themeShade="BF" w:val="17365D"/>
       <w:spacing w:val="5"/>
       <w:kern w:val="28"/>
@@ -3181,7 +3381,7 @@
       </w:numPr>
     </w:pPr>
     <w:rPr>
-      <w:rFonts w:asciiTheme="majorHAnsi" w:cstheme="majorBidi" w:eastAsiaTheme="majorEastAsia" w:hAnsiTheme="majorHAnsi"/>
+      <w:rFonts w:asciiTheme="majorHAnsi" w:cstheme="majorBidi" w:hAnsiTheme="majorHAnsi" w:eastAsia="黑体"/>
       <w:i/>
       <w:iCs/>
       <w:color w:themeColor="accent1" w:val="4F81BD"/>
@@ -3197,7 +3397,7 @@
     <w:uiPriority w:val="11"/>
     <w:rsid w:val="00FC693F"/>
     <w:rPr>
-      <w:rFonts w:asciiTheme="majorHAnsi" w:cstheme="majorBidi" w:eastAsiaTheme="majorEastAsia" w:hAnsiTheme="majorHAnsi"/>
+      <w:rFonts w:asciiTheme="majorHAnsi" w:cstheme="majorBidi" w:hAnsiTheme="majorHAnsi" w:eastAsia="黑体"/>
       <w:i/>
       <w:iCs/>
       <w:color w:themeColor="accent1" w:val="4F81BD"/>
@@ -3264,6 +3464,7 @@
       <w:spacing w:after="120"/>
     </w:pPr>
     <w:rPr>
+      <w:rFonts w:eastAsia="黑体"/>
       <w:sz w:val="16"/>
       <w:szCs w:val="16"/>
     </w:rPr>
@@ -3275,6 +3476,7 @@
     <w:uiPriority w:val="99"/>
     <w:rsid w:val="00AA1D8D"/>
     <w:rPr>
+      <w:rFonts w:eastAsia="黑体"/>
       <w:sz w:val="16"/>
       <w:szCs w:val="16"/>
     </w:rPr>
@@ -3444,7 +3646,7 @@
       </w:tabs>
     </w:pPr>
     <w:rPr>
-      <w:rFonts w:ascii="Courier" w:hAnsi="Courier"/>
+      <w:rFonts w:ascii="Courier" w:hAnsi="Courier" w:eastAsia="黑体"/>
       <w:sz w:val="20"/>
       <w:szCs w:val="20"/>
     </w:rPr>
@@ -3456,7 +3658,7 @@
     <w:uiPriority w:val="99"/>
     <w:rsid w:val="0029639D"/>
     <w:rPr>
-      <w:rFonts w:ascii="Courier" w:hAnsi="Courier"/>
+      <w:rFonts w:ascii="Courier" w:hAnsi="Courier" w:eastAsia="黑体"/>
       <w:sz w:val="20"/>
       <w:szCs w:val="20"/>
     </w:rPr>
@@ -3492,6 +3694,7 @@
     <w:uiPriority w:val="29"/>
     <w:rsid w:val="00FC693F"/>
     <w:rPr>
+      <w:rFonts w:eastAsia="黑体"/>
       <w:i/>
       <w:iCs/>
       <w:color w:themeColor="text1" w:val="000000"/>
@@ -3505,7 +3708,7 @@
     <w:semiHidden/>
     <w:rsid w:val="00FC693F"/>
     <w:rPr>
-      <w:rFonts w:asciiTheme="majorHAnsi" w:cstheme="majorBidi" w:eastAsiaTheme="majorEastAsia" w:hAnsiTheme="majorHAnsi"/>
+      <w:rFonts w:asciiTheme="majorHAnsi" w:cstheme="majorBidi" w:hAnsiTheme="majorHAnsi" w:eastAsia="黑体"/>
       <w:b/>
       <w:bCs/>
       <w:i/>
@@ -3521,7 +3724,7 @@
     <w:semiHidden/>
     <w:rsid w:val="00FC693F"/>
     <w:rPr>
-      <w:rFonts w:asciiTheme="majorHAnsi" w:cstheme="majorBidi" w:eastAsiaTheme="majorEastAsia" w:hAnsiTheme="majorHAnsi"/>
+      <w:rFonts w:asciiTheme="majorHAnsi" w:cstheme="majorBidi" w:hAnsiTheme="majorHAnsi" w:eastAsia="黑体"/>
       <w:color w:themeColor="accent1" w:themeShade="7F" w:val="243F60"/>
     </w:rPr>
   </w:style>
@@ -3533,7 +3736,7 @@
     <w:semiHidden/>
     <w:rsid w:val="00FC693F"/>
     <w:rPr>
-      <w:rFonts w:asciiTheme="majorHAnsi" w:cstheme="majorBidi" w:eastAsiaTheme="majorEastAsia" w:hAnsiTheme="majorHAnsi"/>
+      <w:rFonts w:asciiTheme="majorHAnsi" w:cstheme="majorBidi" w:hAnsiTheme="majorHAnsi" w:eastAsia="黑体"/>
       <w:i/>
       <w:iCs/>
       <w:color w:themeColor="accent1" w:themeShade="7F" w:val="243F60"/>
@@ -3547,7 +3750,7 @@
     <w:semiHidden/>
     <w:rsid w:val="00FC693F"/>
     <w:rPr>
-      <w:rFonts w:asciiTheme="majorHAnsi" w:cstheme="majorBidi" w:eastAsiaTheme="majorEastAsia" w:hAnsiTheme="majorHAnsi"/>
+      <w:rFonts w:asciiTheme="majorHAnsi" w:cstheme="majorBidi" w:hAnsiTheme="majorHAnsi" w:eastAsia="黑体"/>
       <w:i/>
       <w:iCs/>
       <w:color w:themeColor="text1" w:themeTint="BF" w:val="404040"/>
@@ -3561,7 +3764,7 @@
     <w:semiHidden/>
     <w:rsid w:val="00FC693F"/>
     <w:rPr>
-      <w:rFonts w:asciiTheme="majorHAnsi" w:cstheme="majorBidi" w:eastAsiaTheme="majorEastAsia" w:hAnsiTheme="majorHAnsi"/>
+      <w:rFonts w:asciiTheme="majorHAnsi" w:cstheme="majorBidi" w:hAnsiTheme="majorHAnsi" w:eastAsia="黑体"/>
       <w:color w:themeColor="accent1" w:val="4F81BD"/>
       <w:sz w:val="20"/>
       <w:szCs w:val="20"/>
@@ -3575,7 +3778,7 @@
     <w:semiHidden/>
     <w:rsid w:val="00FC693F"/>
     <w:rPr>
-      <w:rFonts w:asciiTheme="majorHAnsi" w:cstheme="majorBidi" w:eastAsiaTheme="majorEastAsia" w:hAnsiTheme="majorHAnsi"/>
+      <w:rFonts w:asciiTheme="majorHAnsi" w:cstheme="majorBidi" w:hAnsiTheme="majorHAnsi" w:eastAsia="黑体"/>
       <w:i/>
       <w:iCs/>
       <w:color w:themeColor="text1" w:themeTint="BF" w:val="404040"/>
@@ -3596,6 +3799,7 @@
       <w:spacing w:line="240" w:lineRule="auto"/>
     </w:pPr>
     <w:rPr>
+      <w:rFonts w:eastAsia="黑体"/>
       <w:b/>
       <w:bCs/>
       <w:color w:themeColor="accent1" w:val="4F81BD"/>
@@ -3610,6 +3814,7 @@
     <w:qFormat/>
     <w:rsid w:val="00FC693F"/>
     <w:rPr>
+      <w:rFonts w:eastAsia="黑体"/>
       <w:b/>
       <w:bCs/>
     </w:rPr>
@@ -3621,6 +3826,7 @@
     <w:qFormat/>
     <w:rsid w:val="00FC693F"/>
     <w:rPr>
+      <w:rFonts w:eastAsia="黑体"/>
       <w:i/>
       <w:iCs/>
     </w:rPr>
@@ -3641,6 +3847,7 @@
       <w:ind w:left="936" w:right="936"/>
     </w:pPr>
     <w:rPr>
+      <w:rFonts w:eastAsia="黑体"/>
       <w:b/>
       <w:bCs/>
       <w:i/>
@@ -3655,6 +3862,7 @@
     <w:uiPriority w:val="30"/>
     <w:rsid w:val="00FC693F"/>
     <w:rPr>
+      <w:rFonts w:eastAsia="黑体"/>
       <w:b/>
       <w:bCs/>
       <w:i/>
@@ -3669,6 +3877,7 @@
     <w:qFormat/>
     <w:rsid w:val="00FC693F"/>
     <w:rPr>
+      <w:rFonts w:eastAsia="黑体"/>
       <w:i/>
       <w:iCs/>
       <w:color w:themeColor="text1" w:themeTint="7F" w:val="808080"/>
@@ -3681,6 +3890,7 @@
     <w:qFormat/>
     <w:rsid w:val="00FC693F"/>
     <w:rPr>
+      <w:rFonts w:eastAsia="黑体"/>
       <w:b/>
       <w:bCs/>
       <w:i/>
@@ -3695,6 +3905,7 @@
     <w:qFormat/>
     <w:rsid w:val="00FC693F"/>
     <w:rPr>
+      <w:rFonts w:eastAsia="黑体"/>
       <w:smallCaps/>
       <w:color w:themeColor="accent2" w:val="C0504D"/>
       <w:u w:val="single"/>
@@ -3707,6 +3918,7 @@
     <w:qFormat/>
     <w:rsid w:val="00FC693F"/>
     <w:rPr>
+      <w:rFonts w:eastAsia="黑体"/>
       <w:b/>
       <w:bCs/>
       <w:smallCaps/>
@@ -3722,6 +3934,7 @@
     <w:qFormat/>
     <w:rsid w:val="00FC693F"/>
     <w:rPr>
+      <w:rFonts w:eastAsia="黑体"/>
       <w:b/>
       <w:bCs/>
       <w:smallCaps/>
@@ -3776,6 +3989,7 @@
       <w:spacing w:after="0" w:line="240" w:lineRule="auto"/>
     </w:pPr>
     <w:rPr>
+      <w:rFonts w:eastAsia="黑体"/>
       <w:color w:themeColor="text1" w:themeShade="BF" w:val="000000"/>
     </w:rPr>
     <w:tblPr>
@@ -3798,6 +4012,7 @@
         <w:spacing w:after="0" w:before="0" w:line="240" w:lineRule="auto"/>
       </w:pPr>
       <w:rPr>
+        <w:rFonts w:eastAsia="黑体"/>
         <w:b/>
         <w:bCs/>
       </w:rPr>
@@ -3818,6 +4033,7 @@
         <w:spacing w:after="0" w:before="0" w:line="240" w:lineRule="auto"/>
       </w:pPr>
       <w:rPr>
+        <w:rFonts w:eastAsia="黑体"/>
         <w:b/>
         <w:bCs/>
       </w:rPr>
@@ -3835,12 +4051,14 @@
     </w:tblStylePr>
     <w:tblStylePr w:type="firstCol">
       <w:rPr>
+        <w:rFonts w:eastAsia="黑体"/>
         <w:b/>
         <w:bCs/>
       </w:rPr>
     </w:tblStylePr>
     <w:tblStylePr w:type="lastCol">
       <w:rPr>
+        <w:rFonts w:eastAsia="黑体"/>
         <w:b/>
         <w:bCs/>
       </w:rPr>
@@ -3879,6 +4097,7 @@
       <w:spacing w:after="0" w:line="240" w:lineRule="auto"/>
     </w:pPr>
     <w:rPr>
+      <w:rFonts w:eastAsia="黑体"/>
       <w:color w:themeColor="accent1" w:themeShade="BF" w:val="365F91"/>
     </w:rPr>
     <w:tblPr>
@@ -3901,6 +4120,7 @@
         <w:spacing w:after="0" w:before="0" w:line="240" w:lineRule="auto"/>
       </w:pPr>
       <w:rPr>
+        <w:rFonts w:eastAsia="黑体"/>
         <w:b/>
         <w:bCs/>
       </w:rPr>
@@ -3921,6 +4141,7 @@
         <w:spacing w:after="0" w:before="0" w:line="240" w:lineRule="auto"/>
       </w:pPr>
       <w:rPr>
+        <w:rFonts w:eastAsia="黑体"/>
         <w:b/>
         <w:bCs/>
       </w:rPr>
@@ -3938,12 +4159,14 @@
     </w:tblStylePr>
     <w:tblStylePr w:type="firstCol">
       <w:rPr>
+        <w:rFonts w:eastAsia="黑体"/>
         <w:b/>
         <w:bCs/>
       </w:rPr>
     </w:tblStylePr>
     <w:tblStylePr w:type="lastCol">
       <w:rPr>
+        <w:rFonts w:eastAsia="黑体"/>
         <w:b/>
         <w:bCs/>
       </w:rPr>
@@ -3982,6 +4205,7 @@
       <w:spacing w:after="0" w:line="240" w:lineRule="auto"/>
     </w:pPr>
     <w:rPr>
+      <w:rFonts w:eastAsia="黑体"/>
       <w:color w:themeColor="accent2" w:themeShade="BF" w:val="943634"/>
     </w:rPr>
     <w:tblPr>
@@ -4004,6 +4228,7 @@
         <w:spacing w:after="0" w:before="0" w:line="240" w:lineRule="auto"/>
       </w:pPr>
       <w:rPr>
+        <w:rFonts w:eastAsia="黑体"/>
         <w:b/>
         <w:bCs/>
       </w:rPr>
@@ -4024,6 +4249,7 @@
         <w:spacing w:after="0" w:before="0" w:line="240" w:lineRule="auto"/>
       </w:pPr>
       <w:rPr>
+        <w:rFonts w:eastAsia="黑体"/>
         <w:b/>
         <w:bCs/>
       </w:rPr>
@@ -4041,12 +4267,14 @@
     </w:tblStylePr>
     <w:tblStylePr w:type="firstCol">
       <w:rPr>
+        <w:rFonts w:eastAsia="黑体"/>
         <w:b/>
         <w:bCs/>
       </w:rPr>
     </w:tblStylePr>
     <w:tblStylePr w:type="lastCol">
       <w:rPr>
+        <w:rFonts w:eastAsia="黑体"/>
         <w:b/>
         <w:bCs/>
       </w:rPr>
@@ -4085,6 +4313,7 @@
       <w:spacing w:after="0" w:line="240" w:lineRule="auto"/>
     </w:pPr>
     <w:rPr>
+      <w:rFonts w:eastAsia="黑体"/>
       <w:color w:themeColor="accent3" w:themeShade="BF" w:val="76923C"/>
     </w:rPr>
     <w:tblPr>
@@ -4107,6 +4336,7 @@
         <w:spacing w:after="0" w:before="0" w:line="240" w:lineRule="auto"/>
       </w:pPr>
       <w:rPr>
+        <w:rFonts w:eastAsia="黑体"/>
         <w:b/>
         <w:bCs/>
       </w:rPr>
@@ -4127,6 +4357,7 @@
         <w:spacing w:after="0" w:before="0" w:line="240" w:lineRule="auto"/>
       </w:pPr>
       <w:rPr>
+        <w:rFonts w:eastAsia="黑体"/>
         <w:b/>
         <w:bCs/>
       </w:rPr>
@@ -4144,12 +4375,14 @@
     </w:tblStylePr>
     <w:tblStylePr w:type="firstCol">
       <w:rPr>
+        <w:rFonts w:eastAsia="黑体"/>
         <w:b/>
         <w:bCs/>
       </w:rPr>
     </w:tblStylePr>
     <w:tblStylePr w:type="lastCol">
       <w:rPr>
+        <w:rFonts w:eastAsia="黑体"/>
         <w:b/>
         <w:bCs/>
       </w:rPr>
@@ -4188,6 +4421,7 @@
       <w:spacing w:after="0" w:line="240" w:lineRule="auto"/>
     </w:pPr>
     <w:rPr>
+      <w:rFonts w:eastAsia="黑体"/>
       <w:color w:themeColor="accent4" w:themeShade="BF" w:val="5F497A"/>
     </w:rPr>
     <w:tblPr>
@@ -4210,6 +4444,7 @@
         <w:spacing w:after="0" w:before="0" w:line="240" w:lineRule="auto"/>
       </w:pPr>
       <w:rPr>
+        <w:rFonts w:eastAsia="黑体"/>
         <w:b/>
         <w:bCs/>
       </w:rPr>
@@ -4230,6 +4465,7 @@
         <w:spacing w:after="0" w:before="0" w:line="240" w:lineRule="auto"/>
       </w:pPr>
       <w:rPr>
+        <w:rFonts w:eastAsia="黑体"/>
         <w:b/>
         <w:bCs/>
       </w:rPr>
@@ -4247,12 +4483,14 @@
     </w:tblStylePr>
     <w:tblStylePr w:type="firstCol">
       <w:rPr>
+        <w:rFonts w:eastAsia="黑体"/>
         <w:b/>
         <w:bCs/>
       </w:rPr>
     </w:tblStylePr>
     <w:tblStylePr w:type="lastCol">
       <w:rPr>
+        <w:rFonts w:eastAsia="黑体"/>
         <w:b/>
         <w:bCs/>
       </w:rPr>
@@ -4291,6 +4529,7 @@
       <w:spacing w:after="0" w:line="240" w:lineRule="auto"/>
     </w:pPr>
     <w:rPr>
+      <w:rFonts w:eastAsia="黑体"/>
       <w:color w:themeColor="accent5" w:themeShade="BF" w:val="31849B"/>
     </w:rPr>
     <w:tblPr>
@@ -4313,6 +4552,7 @@
         <w:spacing w:after="0" w:before="0" w:line="240" w:lineRule="auto"/>
       </w:pPr>
       <w:rPr>
+        <w:rFonts w:eastAsia="黑体"/>
         <w:b/>
         <w:bCs/>
       </w:rPr>
@@ -4333,6 +4573,7 @@
         <w:spacing w:after="0" w:before="0" w:line="240" w:lineRule="auto"/>
       </w:pPr>
       <w:rPr>
+        <w:rFonts w:eastAsia="黑体"/>
         <w:b/>
         <w:bCs/>
       </w:rPr>
@@ -4350,12 +4591,14 @@
     </w:tblStylePr>
     <w:tblStylePr w:type="firstCol">
       <w:rPr>
+        <w:rFonts w:eastAsia="黑体"/>
         <w:b/>
         <w:bCs/>
       </w:rPr>
     </w:tblStylePr>
     <w:tblStylePr w:type="lastCol">
       <w:rPr>
+        <w:rFonts w:eastAsia="黑体"/>
         <w:b/>
         <w:bCs/>
       </w:rPr>
@@ -4394,6 +4637,7 @@
       <w:spacing w:after="0" w:line="240" w:lineRule="auto"/>
     </w:pPr>
     <w:rPr>
+      <w:rFonts w:eastAsia="黑体"/>
       <w:color w:themeColor="accent6" w:themeShade="BF" w:val="E36C0A"/>
     </w:rPr>
     <w:tblPr>
@@ -4416,6 +4660,7 @@
         <w:spacing w:after="0" w:before="0" w:line="240" w:lineRule="auto"/>
       </w:pPr>
       <w:rPr>
+        <w:rFonts w:eastAsia="黑体"/>
         <w:b/>
         <w:bCs/>
       </w:rPr>
@@ -4436,6 +4681,7 @@
         <w:spacing w:after="0" w:before="0" w:line="240" w:lineRule="auto"/>
       </w:pPr>
       <w:rPr>
+        <w:rFonts w:eastAsia="黑体"/>
         <w:b/>
         <w:bCs/>
       </w:rPr>
@@ -4453,12 +4699,14 @@
     </w:tblStylePr>
     <w:tblStylePr w:type="firstCol">
       <w:rPr>
+        <w:rFonts w:eastAsia="黑体"/>
         <w:b/>
         <w:bCs/>
       </w:rPr>
     </w:tblStylePr>
     <w:tblStylePr w:type="lastCol">
       <w:rPr>
+        <w:rFonts w:eastAsia="黑体"/>
         <w:b/>
         <w:bCs/>
       </w:rPr>
@@ -4518,6 +4766,7 @@
         <w:spacing w:after="0" w:before="0" w:line="240" w:lineRule="auto"/>
       </w:pPr>
       <w:rPr>
+        <w:rFonts w:eastAsia="黑体"/>
         <w:b/>
         <w:bCs/>
         <w:color w:themeColor="background1" w:val="FFFFFF"/>
@@ -4532,6 +4781,7 @@
         <w:spacing w:after="0" w:before="0" w:line="240" w:lineRule="auto"/>
       </w:pPr>
       <w:rPr>
+        <w:rFonts w:eastAsia="黑体"/>
         <w:b/>
         <w:bCs/>
       </w:rPr>
@@ -4547,12 +4797,14 @@
     </w:tblStylePr>
     <w:tblStylePr w:type="firstCol">
       <w:rPr>
+        <w:rFonts w:eastAsia="黑体"/>
         <w:b/>
         <w:bCs/>
       </w:rPr>
     </w:tblStylePr>
     <w:tblStylePr w:type="lastCol">
       <w:rPr>
+        <w:rFonts w:eastAsia="黑体"/>
         <w:b/>
         <w:bCs/>
       </w:rPr>
@@ -4610,6 +4862,7 @@
         <w:spacing w:after="0" w:before="0" w:line="240" w:lineRule="auto"/>
       </w:pPr>
       <w:rPr>
+        <w:rFonts w:eastAsia="黑体"/>
         <w:b/>
         <w:bCs/>
         <w:color w:themeColor="background1" w:val="FFFFFF"/>
@@ -4624,6 +4877,7 @@
         <w:spacing w:after="0" w:before="0" w:line="240" w:lineRule="auto"/>
       </w:pPr>
       <w:rPr>
+        <w:rFonts w:eastAsia="黑体"/>
         <w:b/>
         <w:bCs/>
       </w:rPr>
@@ -4639,12 +4893,14 @@
     </w:tblStylePr>
     <w:tblStylePr w:type="firstCol">
       <w:rPr>
+        <w:rFonts w:eastAsia="黑体"/>
         <w:b/>
         <w:bCs/>
       </w:rPr>
     </w:tblStylePr>
     <w:tblStylePr w:type="lastCol">
       <w:rPr>
+        <w:rFonts w:eastAsia="黑体"/>
         <w:b/>
         <w:bCs/>
       </w:rPr>
@@ -4702,6 +4958,7 @@
         <w:spacing w:after="0" w:before="0" w:line="240" w:lineRule="auto"/>
       </w:pPr>
       <w:rPr>
+        <w:rFonts w:eastAsia="黑体"/>
         <w:b/>
         <w:bCs/>
         <w:color w:themeColor="background1" w:val="FFFFFF"/>
@@ -4716,6 +4973,7 @@
         <w:spacing w:after="0" w:before="0" w:line="240" w:lineRule="auto"/>
       </w:pPr>
       <w:rPr>
+        <w:rFonts w:eastAsia="黑体"/>
         <w:b/>
         <w:bCs/>
       </w:rPr>
@@ -4731,12 +4989,14 @@
     </w:tblStylePr>
     <w:tblStylePr w:type="firstCol">
       <w:rPr>
+        <w:rFonts w:eastAsia="黑体"/>
         <w:b/>
         <w:bCs/>
       </w:rPr>
     </w:tblStylePr>
     <w:tblStylePr w:type="lastCol">
       <w:rPr>
+        <w:rFonts w:eastAsia="黑体"/>
         <w:b/>
         <w:bCs/>
       </w:rPr>
@@ -4794,6 +5054,7 @@
         <w:spacing w:after="0" w:before="0" w:line="240" w:lineRule="auto"/>
       </w:pPr>
       <w:rPr>
+        <w:rFonts w:eastAsia="黑体"/>
         <w:b/>
         <w:bCs/>
         <w:color w:themeColor="background1" w:val="FFFFFF"/>
@@ -4808,6 +5069,7 @@
         <w:spacing w:after="0" w:before="0" w:line="240" w:lineRule="auto"/>
       </w:pPr>
       <w:rPr>
+        <w:rFonts w:eastAsia="黑体"/>
         <w:b/>
         <w:bCs/>
       </w:rPr>
@@ -4823,12 +5085,14 @@
     </w:tblStylePr>
     <w:tblStylePr w:type="firstCol">
       <w:rPr>
+        <w:rFonts w:eastAsia="黑体"/>
         <w:b/>
         <w:bCs/>
       </w:rPr>
     </w:tblStylePr>
     <w:tblStylePr w:type="lastCol">
       <w:rPr>
+        <w:rFonts w:eastAsia="黑体"/>
         <w:b/>
         <w:bCs/>
       </w:rPr>
@@ -4886,6 +5150,7 @@
         <w:spacing w:after="0" w:before="0" w:line="240" w:lineRule="auto"/>
       </w:pPr>
       <w:rPr>
+        <w:rFonts w:eastAsia="黑体"/>
         <w:b/>
         <w:bCs/>
         <w:color w:themeColor="background1" w:val="FFFFFF"/>
@@ -4900,6 +5165,7 @@
         <w:spacing w:after="0" w:before="0" w:line="240" w:lineRule="auto"/>
       </w:pPr>
       <w:rPr>
+        <w:rFonts w:eastAsia="黑体"/>
         <w:b/>
         <w:bCs/>
       </w:rPr>
@@ -4915,12 +5181,14 @@
     </w:tblStylePr>
     <w:tblStylePr w:type="firstCol">
       <w:rPr>
+        <w:rFonts w:eastAsia="黑体"/>
         <w:b/>
         <w:bCs/>
       </w:rPr>
     </w:tblStylePr>
     <w:tblStylePr w:type="lastCol">
       <w:rPr>
+        <w:rFonts w:eastAsia="黑体"/>
         <w:b/>
         <w:bCs/>
       </w:rPr>
@@ -4978,6 +5246,7 @@
         <w:spacing w:after="0" w:before="0" w:line="240" w:lineRule="auto"/>
       </w:pPr>
       <w:rPr>
+        <w:rFonts w:eastAsia="黑体"/>
         <w:b/>
         <w:bCs/>
         <w:color w:themeColor="background1" w:val="FFFFFF"/>
@@ -4992,6 +5261,7 @@
         <w:spacing w:after="0" w:before="0" w:line="240" w:lineRule="auto"/>
       </w:pPr>
       <w:rPr>
+        <w:rFonts w:eastAsia="黑体"/>
         <w:b/>
         <w:bCs/>
       </w:rPr>
@@ -5007,12 +5277,14 @@
     </w:tblStylePr>
     <w:tblStylePr w:type="firstCol">
       <w:rPr>
+        <w:rFonts w:eastAsia="黑体"/>
         <w:b/>
         <w:bCs/>
       </w:rPr>
     </w:tblStylePr>
     <w:tblStylePr w:type="lastCol">
       <w:rPr>
+        <w:rFonts w:eastAsia="黑体"/>
         <w:b/>
         <w:bCs/>
       </w:rPr>
@@ -5070,6 +5342,7 @@
         <w:spacing w:after="0" w:before="0" w:line="240" w:lineRule="auto"/>
       </w:pPr>
       <w:rPr>
+        <w:rFonts w:eastAsia="黑体"/>
         <w:b/>
         <w:bCs/>
         <w:color w:themeColor="background1" w:val="FFFFFF"/>
@@ -5084,6 +5357,7 @@
         <w:spacing w:after="0" w:before="0" w:line="240" w:lineRule="auto"/>
       </w:pPr>
       <w:rPr>
+        <w:rFonts w:eastAsia="黑体"/>
         <w:b/>
         <w:bCs/>
       </w:rPr>
@@ -5099,12 +5373,14 @@
     </w:tblStylePr>
     <w:tblStylePr w:type="firstCol">
       <w:rPr>
+        <w:rFonts w:eastAsia="黑体"/>
         <w:b/>
         <w:bCs/>
       </w:rPr>
     </w:tblStylePr>
     <w:tblStylePr w:type="lastCol">
       <w:rPr>
+        <w:rFonts w:eastAsia="黑体"/>
         <w:b/>
         <w:bCs/>
       </w:rPr>
@@ -5164,7 +5440,7 @@
         <w:spacing w:after="0" w:before="0" w:line="240" w:lineRule="auto"/>
       </w:pPr>
       <w:rPr>
-        <w:rFonts w:asciiTheme="majorHAnsi" w:cstheme="majorBidi" w:eastAsiaTheme="majorEastAsia" w:hAnsiTheme="majorHAnsi"/>
+        <w:rFonts w:asciiTheme="majorHAnsi" w:cstheme="majorBidi" w:hAnsiTheme="majorHAnsi" w:eastAsia="黑体"/>
         <w:b/>
         <w:bCs/>
       </w:rPr>
@@ -5185,7 +5461,7 @@
         <w:spacing w:after="0" w:before="0" w:line="240" w:lineRule="auto"/>
       </w:pPr>
       <w:rPr>
-        <w:rFonts w:asciiTheme="majorHAnsi" w:cstheme="majorBidi" w:eastAsiaTheme="majorEastAsia" w:hAnsiTheme="majorHAnsi"/>
+        <w:rFonts w:asciiTheme="majorHAnsi" w:cstheme="majorBidi" w:hAnsiTheme="majorHAnsi" w:eastAsia="黑体"/>
         <w:b/>
         <w:bCs/>
       </w:rPr>
@@ -5203,14 +5479,14 @@
     </w:tblStylePr>
     <w:tblStylePr w:type="firstCol">
       <w:rPr>
-        <w:rFonts w:asciiTheme="majorHAnsi" w:cstheme="majorBidi" w:eastAsiaTheme="majorEastAsia" w:hAnsiTheme="majorHAnsi"/>
+        <w:rFonts w:asciiTheme="majorHAnsi" w:cstheme="majorBidi" w:hAnsiTheme="majorHAnsi" w:eastAsia="黑体"/>
         <w:b/>
         <w:bCs/>
       </w:rPr>
     </w:tblStylePr>
     <w:tblStylePr w:type="lastCol">
       <w:rPr>
-        <w:rFonts w:asciiTheme="majorHAnsi" w:cstheme="majorBidi" w:eastAsiaTheme="majorEastAsia" w:hAnsiTheme="majorHAnsi"/>
+        <w:rFonts w:asciiTheme="majorHAnsi" w:cstheme="majorBidi" w:hAnsiTheme="majorHAnsi" w:eastAsia="黑体"/>
         <w:b/>
         <w:bCs/>
       </w:rPr>
@@ -5294,7 +5570,7 @@
         <w:spacing w:after="0" w:before="0" w:line="240" w:lineRule="auto"/>
       </w:pPr>
       <w:rPr>
-        <w:rFonts w:asciiTheme="majorHAnsi" w:cstheme="majorBidi" w:eastAsiaTheme="majorEastAsia" w:hAnsiTheme="majorHAnsi"/>
+        <w:rFonts w:asciiTheme="majorHAnsi" w:cstheme="majorBidi" w:hAnsiTheme="majorHAnsi" w:eastAsia="黑体"/>
         <w:b/>
         <w:bCs/>
       </w:rPr>
@@ -5315,7 +5591,7 @@
         <w:spacing w:after="0" w:before="0" w:line="240" w:lineRule="auto"/>
       </w:pPr>
       <w:rPr>
-        <w:rFonts w:asciiTheme="majorHAnsi" w:cstheme="majorBidi" w:eastAsiaTheme="majorEastAsia" w:hAnsiTheme="majorHAnsi"/>
+        <w:rFonts w:asciiTheme="majorHAnsi" w:cstheme="majorBidi" w:hAnsiTheme="majorHAnsi" w:eastAsia="黑体"/>
         <w:b/>
         <w:bCs/>
       </w:rPr>
@@ -5333,14 +5609,14 @@
     </w:tblStylePr>
     <w:tblStylePr w:type="firstCol">
       <w:rPr>
-        <w:rFonts w:asciiTheme="majorHAnsi" w:cstheme="majorBidi" w:eastAsiaTheme="majorEastAsia" w:hAnsiTheme="majorHAnsi"/>
+        <w:rFonts w:asciiTheme="majorHAnsi" w:cstheme="majorBidi" w:hAnsiTheme="majorHAnsi" w:eastAsia="黑体"/>
         <w:b/>
         <w:bCs/>
       </w:rPr>
     </w:tblStylePr>
     <w:tblStylePr w:type="lastCol">
       <w:rPr>
-        <w:rFonts w:asciiTheme="majorHAnsi" w:cstheme="majorBidi" w:eastAsiaTheme="majorEastAsia" w:hAnsiTheme="majorHAnsi"/>
+        <w:rFonts w:asciiTheme="majorHAnsi" w:cstheme="majorBidi" w:hAnsiTheme="majorHAnsi" w:eastAsia="黑体"/>
         <w:b/>
         <w:bCs/>
       </w:rPr>
@@ -5424,7 +5700,7 @@
         <w:spacing w:after="0" w:before="0" w:line="240" w:lineRule="auto"/>
       </w:pPr>
       <w:rPr>
-        <w:rFonts w:asciiTheme="majorHAnsi" w:cstheme="majorBidi" w:eastAsiaTheme="majorEastAsia" w:hAnsiTheme="majorHAnsi"/>
+        <w:rFonts w:asciiTheme="majorHAnsi" w:cstheme="majorBidi" w:hAnsiTheme="majorHAnsi" w:eastAsia="黑体"/>
         <w:b/>
         <w:bCs/>
       </w:rPr>
@@ -5445,7 +5721,7 @@
         <w:spacing w:after="0" w:before="0" w:line="240" w:lineRule="auto"/>
       </w:pPr>
       <w:rPr>
-        <w:rFonts w:asciiTheme="majorHAnsi" w:cstheme="majorBidi" w:eastAsiaTheme="majorEastAsia" w:hAnsiTheme="majorHAnsi"/>
+        <w:rFonts w:asciiTheme="majorHAnsi" w:cstheme="majorBidi" w:hAnsiTheme="majorHAnsi" w:eastAsia="黑体"/>
         <w:b/>
         <w:bCs/>
       </w:rPr>
@@ -5463,14 +5739,14 @@
     </w:tblStylePr>
     <w:tblStylePr w:type="firstCol">
       <w:rPr>
-        <w:rFonts w:asciiTheme="majorHAnsi" w:cstheme="majorBidi" w:eastAsiaTheme="majorEastAsia" w:hAnsiTheme="majorHAnsi"/>
+        <w:rFonts w:asciiTheme="majorHAnsi" w:cstheme="majorBidi" w:hAnsiTheme="majorHAnsi" w:eastAsia="黑体"/>
         <w:b/>
         <w:bCs/>
       </w:rPr>
     </w:tblStylePr>
     <w:tblStylePr w:type="lastCol">
       <w:rPr>
-        <w:rFonts w:asciiTheme="majorHAnsi" w:cstheme="majorBidi" w:eastAsiaTheme="majorEastAsia" w:hAnsiTheme="majorHAnsi"/>
+        <w:rFonts w:asciiTheme="majorHAnsi" w:cstheme="majorBidi" w:hAnsiTheme="majorHAnsi" w:eastAsia="黑体"/>
         <w:b/>
         <w:bCs/>
       </w:rPr>
@@ -5554,7 +5830,7 @@
         <w:spacing w:after="0" w:before="0" w:line="240" w:lineRule="auto"/>
       </w:pPr>
       <w:rPr>
-        <w:rFonts w:asciiTheme="majorHAnsi" w:cstheme="majorBidi" w:eastAsiaTheme="majorEastAsia" w:hAnsiTheme="majorHAnsi"/>
+        <w:rFonts w:asciiTheme="majorHAnsi" w:cstheme="majorBidi" w:hAnsiTheme="majorHAnsi" w:eastAsia="黑体"/>
         <w:b/>
         <w:bCs/>
       </w:rPr>
@@ -5575,7 +5851,7 @@
         <w:spacing w:after="0" w:before="0" w:line="240" w:lineRule="auto"/>
       </w:pPr>
       <w:rPr>
-        <w:rFonts w:asciiTheme="majorHAnsi" w:cstheme="majorBidi" w:eastAsiaTheme="majorEastAsia" w:hAnsiTheme="majorHAnsi"/>
+        <w:rFonts w:asciiTheme="majorHAnsi" w:cstheme="majorBidi" w:hAnsiTheme="majorHAnsi" w:eastAsia="黑体"/>
         <w:b/>
         <w:bCs/>
       </w:rPr>
@@ -5593,14 +5869,14 @@
     </w:tblStylePr>
     <w:tblStylePr w:type="firstCol">
       <w:rPr>
-        <w:rFonts w:asciiTheme="majorHAnsi" w:cstheme="majorBidi" w:eastAsiaTheme="majorEastAsia" w:hAnsiTheme="majorHAnsi"/>
+        <w:rFonts w:asciiTheme="majorHAnsi" w:cstheme="majorBidi" w:hAnsiTheme="majorHAnsi" w:eastAsia="黑体"/>
         <w:b/>
         <w:bCs/>
       </w:rPr>
     </w:tblStylePr>
     <w:tblStylePr w:type="lastCol">
       <w:rPr>
-        <w:rFonts w:asciiTheme="majorHAnsi" w:cstheme="majorBidi" w:eastAsiaTheme="majorEastAsia" w:hAnsiTheme="majorHAnsi"/>
+        <w:rFonts w:asciiTheme="majorHAnsi" w:cstheme="majorBidi" w:hAnsiTheme="majorHAnsi" w:eastAsia="黑体"/>
         <w:b/>
         <w:bCs/>
       </w:rPr>
@@ -5684,7 +5960,7 @@
         <w:spacing w:after="0" w:before="0" w:line="240" w:lineRule="auto"/>
       </w:pPr>
       <w:rPr>
-        <w:rFonts w:asciiTheme="majorHAnsi" w:cstheme="majorBidi" w:eastAsiaTheme="majorEastAsia" w:hAnsiTheme="majorHAnsi"/>
+        <w:rFonts w:asciiTheme="majorHAnsi" w:cstheme="majorBidi" w:hAnsiTheme="majorHAnsi" w:eastAsia="黑体"/>
         <w:b/>
         <w:bCs/>
       </w:rPr>
@@ -5705,7 +5981,7 @@
         <w:spacing w:after="0" w:before="0" w:line="240" w:lineRule="auto"/>
       </w:pPr>
       <w:rPr>
-        <w:rFonts w:asciiTheme="majorHAnsi" w:cstheme="majorBidi" w:eastAsiaTheme="majorEastAsia" w:hAnsiTheme="majorHAnsi"/>
+        <w:rFonts w:asciiTheme="majorHAnsi" w:cstheme="majorBidi" w:hAnsiTheme="majorHAnsi" w:eastAsia="黑体"/>
         <w:b/>
         <w:bCs/>
       </w:rPr>
@@ -5723,14 +5999,14 @@
     </w:tblStylePr>
     <w:tblStylePr w:type="firstCol">
       <w:rPr>
-        <w:rFonts w:asciiTheme="majorHAnsi" w:cstheme="majorBidi" w:eastAsiaTheme="majorEastAsia" w:hAnsiTheme="majorHAnsi"/>
+        <w:rFonts w:asciiTheme="majorHAnsi" w:cstheme="majorBidi" w:hAnsiTheme="majorHAnsi" w:eastAsia="黑体"/>
         <w:b/>
         <w:bCs/>
       </w:rPr>
     </w:tblStylePr>
     <w:tblStylePr w:type="lastCol">
       <w:rPr>
-        <w:rFonts w:asciiTheme="majorHAnsi" w:cstheme="majorBidi" w:eastAsiaTheme="majorEastAsia" w:hAnsiTheme="majorHAnsi"/>
+        <w:rFonts w:asciiTheme="majorHAnsi" w:cstheme="majorBidi" w:hAnsiTheme="majorHAnsi" w:eastAsia="黑体"/>
         <w:b/>
         <w:bCs/>
       </w:rPr>
@@ -5814,7 +6090,7 @@
         <w:spacing w:after="0" w:before="0" w:line="240" w:lineRule="auto"/>
       </w:pPr>
       <w:rPr>
-        <w:rFonts w:asciiTheme="majorHAnsi" w:cstheme="majorBidi" w:eastAsiaTheme="majorEastAsia" w:hAnsiTheme="majorHAnsi"/>
+        <w:rFonts w:asciiTheme="majorHAnsi" w:cstheme="majorBidi" w:hAnsiTheme="majorHAnsi" w:eastAsia="黑体"/>
         <w:b/>
         <w:bCs/>
       </w:rPr>
@@ -5835,7 +6111,7 @@
         <w:spacing w:after="0" w:before="0" w:line="240" w:lineRule="auto"/>
       </w:pPr>
       <w:rPr>
-        <w:rFonts w:asciiTheme="majorHAnsi" w:cstheme="majorBidi" w:eastAsiaTheme="majorEastAsia" w:hAnsiTheme="majorHAnsi"/>
+        <w:rFonts w:asciiTheme="majorHAnsi" w:cstheme="majorBidi" w:hAnsiTheme="majorHAnsi" w:eastAsia="黑体"/>
         <w:b/>
         <w:bCs/>
       </w:rPr>
@@ -5853,14 +6129,14 @@
     </w:tblStylePr>
     <w:tblStylePr w:type="firstCol">
       <w:rPr>
-        <w:rFonts w:asciiTheme="majorHAnsi" w:cstheme="majorBidi" w:eastAsiaTheme="majorEastAsia" w:hAnsiTheme="majorHAnsi"/>
+        <w:rFonts w:asciiTheme="majorHAnsi" w:cstheme="majorBidi" w:hAnsiTheme="majorHAnsi" w:eastAsia="黑体"/>
         <w:b/>
         <w:bCs/>
       </w:rPr>
     </w:tblStylePr>
     <w:tblStylePr w:type="lastCol">
       <w:rPr>
-        <w:rFonts w:asciiTheme="majorHAnsi" w:cstheme="majorBidi" w:eastAsiaTheme="majorEastAsia" w:hAnsiTheme="majorHAnsi"/>
+        <w:rFonts w:asciiTheme="majorHAnsi" w:cstheme="majorBidi" w:hAnsiTheme="majorHAnsi" w:eastAsia="黑体"/>
         <w:b/>
         <w:bCs/>
       </w:rPr>
@@ -5944,7 +6220,7 @@
         <w:spacing w:after="0" w:before="0" w:line="240" w:lineRule="auto"/>
       </w:pPr>
       <w:rPr>
-        <w:rFonts w:asciiTheme="majorHAnsi" w:cstheme="majorBidi" w:eastAsiaTheme="majorEastAsia" w:hAnsiTheme="majorHAnsi"/>
+        <w:rFonts w:asciiTheme="majorHAnsi" w:cstheme="majorBidi" w:hAnsiTheme="majorHAnsi" w:eastAsia="黑体"/>
         <w:b/>
         <w:bCs/>
       </w:rPr>
@@ -5965,7 +6241,7 @@
         <w:spacing w:after="0" w:before="0" w:line="240" w:lineRule="auto"/>
       </w:pPr>
       <w:rPr>
-        <w:rFonts w:asciiTheme="majorHAnsi" w:cstheme="majorBidi" w:eastAsiaTheme="majorEastAsia" w:hAnsiTheme="majorHAnsi"/>
+        <w:rFonts w:asciiTheme="majorHAnsi" w:cstheme="majorBidi" w:hAnsiTheme="majorHAnsi" w:eastAsia="黑体"/>
         <w:b/>
         <w:bCs/>
       </w:rPr>
@@ -5983,14 +6259,14 @@
     </w:tblStylePr>
     <w:tblStylePr w:type="firstCol">
       <w:rPr>
-        <w:rFonts w:asciiTheme="majorHAnsi" w:cstheme="majorBidi" w:eastAsiaTheme="majorEastAsia" w:hAnsiTheme="majorHAnsi"/>
+        <w:rFonts w:asciiTheme="majorHAnsi" w:cstheme="majorBidi" w:hAnsiTheme="majorHAnsi" w:eastAsia="黑体"/>
         <w:b/>
         <w:bCs/>
       </w:rPr>
     </w:tblStylePr>
     <w:tblStylePr w:type="lastCol">
       <w:rPr>
-        <w:rFonts w:asciiTheme="majorHAnsi" w:cstheme="majorBidi" w:eastAsiaTheme="majorEastAsia" w:hAnsiTheme="majorHAnsi"/>
+        <w:rFonts w:asciiTheme="majorHAnsi" w:cstheme="majorBidi" w:hAnsiTheme="majorHAnsi" w:eastAsia="黑体"/>
         <w:b/>
         <w:bCs/>
       </w:rPr>
@@ -6073,6 +6349,7 @@
         <w:spacing w:after="0" w:before="0" w:line="240" w:lineRule="auto"/>
       </w:pPr>
       <w:rPr>
+        <w:rFonts w:eastAsia="黑体"/>
         <w:b/>
         <w:bCs/>
         <w:color w:themeColor="background1" w:val="FFFFFF"/>
@@ -6095,6 +6372,7 @@
         <w:spacing w:after="0" w:before="0" w:line="240" w:lineRule="auto"/>
       </w:pPr>
       <w:rPr>
+        <w:rFonts w:eastAsia="黑体"/>
         <w:b/>
         <w:bCs/>
       </w:rPr>
@@ -6112,12 +6390,14 @@
     </w:tblStylePr>
     <w:tblStylePr w:type="firstCol">
       <w:rPr>
+        <w:rFonts w:eastAsia="黑体"/>
         <w:b/>
         <w:bCs/>
       </w:rPr>
     </w:tblStylePr>
     <w:tblStylePr w:type="lastCol">
       <w:rPr>
+        <w:rFonts w:eastAsia="黑体"/>
         <w:b/>
         <w:bCs/>
       </w:rPr>
@@ -6179,6 +6459,7 @@
         <w:spacing w:after="0" w:before="0" w:line="240" w:lineRule="auto"/>
       </w:pPr>
       <w:rPr>
+        <w:rFonts w:eastAsia="黑体"/>
         <w:b/>
         <w:bCs/>
         <w:color w:themeColor="background1" w:val="FFFFFF"/>
@@ -6201,6 +6482,7 @@
         <w:spacing w:after="0" w:before="0" w:line="240" w:lineRule="auto"/>
       </w:pPr>
       <w:rPr>
+        <w:rFonts w:eastAsia="黑体"/>
         <w:b/>
         <w:bCs/>
       </w:rPr>
@@ -6218,12 +6500,14 @@
     </w:tblStylePr>
     <w:tblStylePr w:type="firstCol">
       <w:rPr>
+        <w:rFonts w:eastAsia="黑体"/>
         <w:b/>
         <w:bCs/>
       </w:rPr>
     </w:tblStylePr>
     <w:tblStylePr w:type="lastCol">
       <w:rPr>
+        <w:rFonts w:eastAsia="黑体"/>
         <w:b/>
         <w:bCs/>
       </w:rPr>
@@ -6285,6 +6569,7 @@
         <w:spacing w:after="0" w:before="0" w:line="240" w:lineRule="auto"/>
       </w:pPr>
       <w:rPr>
+        <w:rFonts w:eastAsia="黑体"/>
         <w:b/>
         <w:bCs/>
         <w:color w:themeColor="background1" w:val="FFFFFF"/>
@@ -6307,6 +6592,7 @@
         <w:spacing w:after="0" w:before="0" w:line="240" w:lineRule="auto"/>
       </w:pPr>
       <w:rPr>
+        <w:rFonts w:eastAsia="黑体"/>
         <w:b/>
         <w:bCs/>
       </w:rPr>
@@ -6324,12 +6610,14 @@
     </w:tblStylePr>
     <w:tblStylePr w:type="firstCol">
       <w:rPr>
+        <w:rFonts w:eastAsia="黑体"/>
         <w:b/>
         <w:bCs/>
       </w:rPr>
     </w:tblStylePr>
     <w:tblStylePr w:type="lastCol">
       <w:rPr>
+        <w:rFonts w:eastAsia="黑体"/>
         <w:b/>
         <w:bCs/>
       </w:rPr>
@@ -6391,6 +6679,7 @@
         <w:spacing w:after="0" w:before="0" w:line="240" w:lineRule="auto"/>
       </w:pPr>
       <w:rPr>
+        <w:rFonts w:eastAsia="黑体"/>
         <w:b/>
         <w:bCs/>
         <w:color w:themeColor="background1" w:val="FFFFFF"/>
@@ -6413,6 +6702,7 @@
         <w:spacing w:after="0" w:before="0" w:line="240" w:lineRule="auto"/>
       </w:pPr>
       <w:rPr>
+        <w:rFonts w:eastAsia="黑体"/>
         <w:b/>
         <w:bCs/>
       </w:rPr>
@@ -6430,12 +6720,14 @@
     </w:tblStylePr>
     <w:tblStylePr w:type="firstCol">
       <w:rPr>
+        <w:rFonts w:eastAsia="黑体"/>
         <w:b/>
         <w:bCs/>
       </w:rPr>
     </w:tblStylePr>
     <w:tblStylePr w:type="lastCol">
       <w:rPr>
+        <w:rFonts w:eastAsia="黑体"/>
         <w:b/>
         <w:bCs/>
       </w:rPr>
@@ -6497,6 +6789,7 @@
         <w:spacing w:after="0" w:before="0" w:line="240" w:lineRule="auto"/>
       </w:pPr>
       <w:rPr>
+        <w:rFonts w:eastAsia="黑体"/>
         <w:b/>
         <w:bCs/>
         <w:color w:themeColor="background1" w:val="FFFFFF"/>
@@ -6519,6 +6812,7 @@
         <w:spacing w:after="0" w:before="0" w:line="240" w:lineRule="auto"/>
       </w:pPr>
       <w:rPr>
+        <w:rFonts w:eastAsia="黑体"/>
         <w:b/>
         <w:bCs/>
       </w:rPr>
@@ -6536,12 +6830,14 @@
     </w:tblStylePr>
     <w:tblStylePr w:type="firstCol">
       <w:rPr>
+        <w:rFonts w:eastAsia="黑体"/>
         <w:b/>
         <w:bCs/>
       </w:rPr>
     </w:tblStylePr>
     <w:tblStylePr w:type="lastCol">
       <w:rPr>
+        <w:rFonts w:eastAsia="黑体"/>
         <w:b/>
         <w:bCs/>
       </w:rPr>
@@ -6603,6 +6899,7 @@
         <w:spacing w:after="0" w:before="0" w:line="240" w:lineRule="auto"/>
       </w:pPr>
       <w:rPr>
+        <w:rFonts w:eastAsia="黑体"/>
         <w:b/>
         <w:bCs/>
         <w:color w:themeColor="background1" w:val="FFFFFF"/>
@@ -6625,6 +6922,7 @@
         <w:spacing w:after="0" w:before="0" w:line="240" w:lineRule="auto"/>
       </w:pPr>
       <w:rPr>
+        <w:rFonts w:eastAsia="黑体"/>
         <w:b/>
         <w:bCs/>
       </w:rPr>
@@ -6642,12 +6940,14 @@
     </w:tblStylePr>
     <w:tblStylePr w:type="firstCol">
       <w:rPr>
+        <w:rFonts w:eastAsia="黑体"/>
         <w:b/>
         <w:bCs/>
       </w:rPr>
     </w:tblStylePr>
     <w:tblStylePr w:type="lastCol">
       <w:rPr>
+        <w:rFonts w:eastAsia="黑体"/>
         <w:b/>
         <w:bCs/>
       </w:rPr>
@@ -6709,6 +7009,7 @@
         <w:spacing w:after="0" w:before="0" w:line="240" w:lineRule="auto"/>
       </w:pPr>
       <w:rPr>
+        <w:rFonts w:eastAsia="黑体"/>
         <w:b/>
         <w:bCs/>
         <w:color w:themeColor="background1" w:val="FFFFFF"/>
@@ -6731,6 +7032,7 @@
         <w:spacing w:after="0" w:before="0" w:line="240" w:lineRule="auto"/>
       </w:pPr>
       <w:rPr>
+        <w:rFonts w:eastAsia="黑体"/>
         <w:b/>
         <w:bCs/>
       </w:rPr>
@@ -6748,12 +7050,14 @@
     </w:tblStylePr>
     <w:tblStylePr w:type="firstCol">
       <w:rPr>
+        <w:rFonts w:eastAsia="黑体"/>
         <w:b/>
         <w:bCs/>
       </w:rPr>
     </w:tblStylePr>
     <w:tblStylePr w:type="lastCol">
       <w:rPr>
+        <w:rFonts w:eastAsia="黑体"/>
         <w:b/>
         <w:bCs/>
       </w:rPr>
@@ -6812,6 +7116,7 @@
         <w:spacing w:after="0" w:before="0" w:line="240" w:lineRule="auto"/>
       </w:pPr>
       <w:rPr>
+        <w:rFonts w:eastAsia="黑体"/>
         <w:b/>
         <w:bCs/>
         <w:color w:themeColor="background1" w:val="FFFFFF"/>
@@ -6834,6 +7139,7 @@
         <w:spacing w:after="0" w:before="0" w:line="240" w:lineRule="auto"/>
       </w:pPr>
       <w:rPr>
+        <w:rFonts w:eastAsia="黑体"/>
         <w:color w:val="auto"/>
       </w:rPr>
       <w:tblPr/>
@@ -6851,6 +7157,7 @@
     </w:tblStylePr>
     <w:tblStylePr w:type="firstCol">
       <w:rPr>
+        <w:rFonts w:eastAsia="黑体"/>
         <w:b/>
         <w:bCs/>
         <w:color w:themeColor="background1" w:val="FFFFFF"/>
@@ -6870,6 +7177,7 @@
     </w:tblStylePr>
     <w:tblStylePr w:type="lastCol">
       <w:rPr>
+        <w:rFonts w:eastAsia="黑体"/>
         <w:b/>
         <w:bCs/>
         <w:color w:themeColor="background1" w:val="FFFFFF"/>
@@ -6918,6 +7226,7 @@
     </w:tblStylePr>
     <w:tblStylePr w:type="nwCell">
       <w:rPr>
+        <w:rFonts w:eastAsia="黑体"/>
         <w:color w:themeColor="background1" w:val="FFFFFF"/>
       </w:rPr>
       <w:tblPr/>
@@ -6961,6 +7270,7 @@
         <w:spacing w:after="0" w:before="0" w:line="240" w:lineRule="auto"/>
       </w:pPr>
       <w:rPr>
+        <w:rFonts w:eastAsia="黑体"/>
         <w:b/>
         <w:bCs/>
         <w:color w:themeColor="background1" w:val="FFFFFF"/>
@@ -6983,6 +7293,7 @@
         <w:spacing w:after="0" w:before="0" w:line="240" w:lineRule="auto"/>
       </w:pPr>
       <w:rPr>
+        <w:rFonts w:eastAsia="黑体"/>
         <w:color w:val="auto"/>
       </w:rPr>
       <w:tblPr/>
@@ -7000,6 +7311,7 @@
     </w:tblStylePr>
     <w:tblStylePr w:type="firstCol">
       <w:rPr>
+        <w:rFonts w:eastAsia="黑体"/>
         <w:b/>
         <w:bCs/>
         <w:color w:themeColor="background1" w:val="FFFFFF"/>
@@ -7019,6 +7331,7 @@
     </w:tblStylePr>
     <w:tblStylePr w:type="lastCol">
       <w:rPr>
+        <w:rFonts w:eastAsia="黑体"/>
         <w:b/>
         <w:bCs/>
         <w:color w:themeColor="background1" w:val="FFFFFF"/>
@@ -7067,6 +7380,7 @@
     </w:tblStylePr>
     <w:tblStylePr w:type="nwCell">
       <w:rPr>
+        <w:rFonts w:eastAsia="黑体"/>
         <w:color w:themeColor="background1" w:val="FFFFFF"/>
       </w:rPr>
       <w:tblPr/>
@@ -7110,6 +7424,7 @@
         <w:spacing w:after="0" w:before="0" w:line="240" w:lineRule="auto"/>
       </w:pPr>
       <w:rPr>
+        <w:rFonts w:eastAsia="黑体"/>
         <w:b/>
         <w:bCs/>
         <w:color w:themeColor="background1" w:val="FFFFFF"/>
@@ -7132,6 +7447,7 @@
         <w:spacing w:after="0" w:before="0" w:line="240" w:lineRule="auto"/>
       </w:pPr>
       <w:rPr>
+        <w:rFonts w:eastAsia="黑体"/>
         <w:color w:val="auto"/>
       </w:rPr>
       <w:tblPr/>
@@ -7149,6 +7465,7 @@
     </w:tblStylePr>
     <w:tblStylePr w:type="firstCol">
       <w:rPr>
+        <w:rFonts w:eastAsia="黑体"/>
         <w:b/>
         <w:bCs/>
         <w:color w:themeColor="background1" w:val="FFFFFF"/>
@@ -7168,6 +7485,7 @@
     </w:tblStylePr>
     <w:tblStylePr w:type="lastCol">
       <w:rPr>
+        <w:rFonts w:eastAsia="黑体"/>
         <w:b/>
         <w:bCs/>
         <w:color w:themeColor="background1" w:val="FFFFFF"/>
@@ -7216,6 +7534,7 @@
     </w:tblStylePr>
     <w:tblStylePr w:type="nwCell">
       <w:rPr>
+        <w:rFonts w:eastAsia="黑体"/>
         <w:color w:themeColor="background1" w:val="FFFFFF"/>
       </w:rPr>
       <w:tblPr/>
@@ -7259,6 +7578,7 @@
         <w:spacing w:after="0" w:before="0" w:line="240" w:lineRule="auto"/>
       </w:pPr>
       <w:rPr>
+        <w:rFonts w:eastAsia="黑体"/>
         <w:b/>
         <w:bCs/>
         <w:color w:themeColor="background1" w:val="FFFFFF"/>
@@ -7281,6 +7601,7 @@
         <w:spacing w:after="0" w:before="0" w:line="240" w:lineRule="auto"/>
       </w:pPr>
       <w:rPr>
+        <w:rFonts w:eastAsia="黑体"/>
         <w:color w:val="auto"/>
       </w:rPr>
       <w:tblPr/>
@@ -7298,6 +7619,7 @@
     </w:tblStylePr>
     <w:tblStylePr w:type="firstCol">
       <w:rPr>
+        <w:rFonts w:eastAsia="黑体"/>
         <w:b/>
         <w:bCs/>
         <w:color w:themeColor="background1" w:val="FFFFFF"/>
@@ -7317,6 +7639,7 @@
     </w:tblStylePr>
     <w:tblStylePr w:type="lastCol">
       <w:rPr>
+        <w:rFonts w:eastAsia="黑体"/>
         <w:b/>
         <w:bCs/>
         <w:color w:themeColor="background1" w:val="FFFFFF"/>
@@ -7365,6 +7688,7 @@
     </w:tblStylePr>
     <w:tblStylePr w:type="nwCell">
       <w:rPr>
+        <w:rFonts w:eastAsia="黑体"/>
         <w:color w:themeColor="background1" w:val="FFFFFF"/>
       </w:rPr>
       <w:tblPr/>
@@ -7408,6 +7732,7 @@
         <w:spacing w:after="0" w:before="0" w:line="240" w:lineRule="auto"/>
       </w:pPr>
       <w:rPr>
+        <w:rFonts w:eastAsia="黑体"/>
         <w:b/>
         <w:bCs/>
         <w:color w:themeColor="background1" w:val="FFFFFF"/>
@@ -7430,6 +7755,7 @@
         <w:spacing w:after="0" w:before="0" w:line="240" w:lineRule="auto"/>
       </w:pPr>
       <w:rPr>
+        <w:rFonts w:eastAsia="黑体"/>
         <w:color w:val="auto"/>
       </w:rPr>
       <w:tblPr/>
@@ -7447,6 +7773,7 @@
     </w:tblStylePr>
     <w:tblStylePr w:type="firstCol">
       <w:rPr>
+        <w:rFonts w:eastAsia="黑体"/>
         <w:b/>
         <w:bCs/>
         <w:color w:themeColor="background1" w:val="FFFFFF"/>
@@ -7466,6 +7793,7 @@
     </w:tblStylePr>
     <w:tblStylePr w:type="lastCol">
       <w:rPr>
+        <w:rFonts w:eastAsia="黑体"/>
         <w:b/>
         <w:bCs/>
         <w:color w:themeColor="background1" w:val="FFFFFF"/>
@@ -7514,6 +7842,7 @@
     </w:tblStylePr>
     <w:tblStylePr w:type="nwCell">
       <w:rPr>
+        <w:rFonts w:eastAsia="黑体"/>
         <w:color w:themeColor="background1" w:val="FFFFFF"/>
       </w:rPr>
       <w:tblPr/>
@@ -7557,6 +7886,7 @@
         <w:spacing w:after="0" w:before="0" w:line="240" w:lineRule="auto"/>
       </w:pPr>
       <w:rPr>
+        <w:rFonts w:eastAsia="黑体"/>
         <w:b/>
         <w:bCs/>
         <w:color w:themeColor="background1" w:val="FFFFFF"/>
@@ -7579,6 +7909,7 @@
         <w:spacing w:after="0" w:before="0" w:line="240" w:lineRule="auto"/>
       </w:pPr>
       <w:rPr>
+        <w:rFonts w:eastAsia="黑体"/>
         <w:color w:val="auto"/>
       </w:rPr>
       <w:tblPr/>
@@ -7596,6 +7927,7 @@
     </w:tblStylePr>
     <w:tblStylePr w:type="firstCol">
       <w:rPr>
+        <w:rFonts w:eastAsia="黑体"/>
         <w:b/>
         <w:bCs/>
         <w:color w:themeColor="background1" w:val="FFFFFF"/>
@@ -7615,6 +7947,7 @@
     </w:tblStylePr>
     <w:tblStylePr w:type="lastCol">
       <w:rPr>
+        <w:rFonts w:eastAsia="黑体"/>
         <w:b/>
         <w:bCs/>
         <w:color w:themeColor="background1" w:val="FFFFFF"/>
@@ -7663,6 +7996,7 @@
     </w:tblStylePr>
     <w:tblStylePr w:type="nwCell">
       <w:rPr>
+        <w:rFonts w:eastAsia="黑体"/>
         <w:color w:themeColor="background1" w:val="FFFFFF"/>
       </w:rPr>
       <w:tblPr/>
@@ -7706,6 +8040,7 @@
         <w:spacing w:after="0" w:before="0" w:line="240" w:lineRule="auto"/>
       </w:pPr>
       <w:rPr>
+        <w:rFonts w:eastAsia="黑体"/>
         <w:b/>
         <w:bCs/>
         <w:color w:themeColor="background1" w:val="FFFFFF"/>
@@ -7728,6 +8063,7 @@
         <w:spacing w:after="0" w:before="0" w:line="240" w:lineRule="auto"/>
       </w:pPr>
       <w:rPr>
+        <w:rFonts w:eastAsia="黑体"/>
         <w:color w:val="auto"/>
       </w:rPr>
       <w:tblPr/>
@@ -7745,6 +8081,7 @@
     </w:tblStylePr>
     <w:tblStylePr w:type="firstCol">
       <w:rPr>
+        <w:rFonts w:eastAsia="黑体"/>
         <w:b/>
         <w:bCs/>
         <w:color w:themeColor="background1" w:val="FFFFFF"/>
@@ -7764,6 +8101,7 @@
     </w:tblStylePr>
     <w:tblStylePr w:type="lastCol">
       <w:rPr>
+        <w:rFonts w:eastAsia="黑体"/>
         <w:b/>
         <w:bCs/>
         <w:color w:themeColor="background1" w:val="FFFFFF"/>
@@ -7812,6 +8150,7 @@
     </w:tblStylePr>
     <w:tblStylePr w:type="nwCell">
       <w:rPr>
+        <w:rFonts w:eastAsia="黑体"/>
         <w:color w:themeColor="background1" w:val="FFFFFF"/>
       </w:rPr>
       <w:tblPr/>
@@ -7836,6 +8175,7 @@
       <w:spacing w:after="0" w:line="240" w:lineRule="auto"/>
     </w:pPr>
     <w:rPr>
+      <w:rFonts w:eastAsia="黑体"/>
       <w:color w:themeColor="text1" w:val="000000"/>
     </w:rPr>
     <w:tblPr>
@@ -7855,7 +8195,7 @@
     </w:tblPr>
     <w:tblStylePr w:type="firstRow">
       <w:rPr>
-        <w:rFonts w:asciiTheme="majorHAnsi" w:cstheme="majorBidi" w:eastAsiaTheme="majorEastAsia" w:hAnsiTheme="majorHAnsi"/>
+        <w:rFonts w:asciiTheme="majorHAnsi" w:cstheme="majorBidi" w:hAnsiTheme="majorHAnsi" w:eastAsia="黑体"/>
       </w:rPr>
       <w:tblPr/>
       <w:tcPr>
@@ -7867,6 +8207,7 @@
     </w:tblStylePr>
     <w:tblStylePr w:type="lastRow">
       <w:rPr>
+        <w:rFonts w:eastAsia="黑体"/>
         <w:b/>
         <w:bCs/>
         <w:color w:themeColor="text2" w:val="1F497D"/>
@@ -7881,12 +8222,14 @@
     </w:tblStylePr>
     <w:tblStylePr w:type="firstCol">
       <w:rPr>
+        <w:rFonts w:eastAsia="黑体"/>
         <w:b/>
         <w:bCs/>
       </w:rPr>
     </w:tblStylePr>
     <w:tblStylePr w:type="lastCol">
       <w:rPr>
+        <w:rFonts w:eastAsia="黑体"/>
         <w:b/>
         <w:bCs/>
       </w:rPr>
@@ -7920,6 +8263,7 @@
       <w:spacing w:after="0" w:line="240" w:lineRule="auto"/>
     </w:pPr>
     <w:rPr>
+      <w:rFonts w:eastAsia="黑体"/>
       <w:color w:themeColor="text1" w:val="000000"/>
     </w:rPr>
     <w:tblPr>
@@ -7939,7 +8283,7 @@
     </w:tblPr>
     <w:tblStylePr w:type="firstRow">
       <w:rPr>
-        <w:rFonts w:asciiTheme="majorHAnsi" w:cstheme="majorBidi" w:eastAsiaTheme="majorEastAsia" w:hAnsiTheme="majorHAnsi"/>
+        <w:rFonts w:asciiTheme="majorHAnsi" w:cstheme="majorBidi" w:hAnsiTheme="majorHAnsi" w:eastAsia="黑体"/>
       </w:rPr>
       <w:tblPr/>
       <w:tcPr>
@@ -7951,6 +8295,7 @@
     </w:tblStylePr>
     <w:tblStylePr w:type="lastRow">
       <w:rPr>
+        <w:rFonts w:eastAsia="黑体"/>
         <w:b/>
         <w:bCs/>
         <w:color w:themeColor="text2" w:val="1F497D"/>
@@ -7965,12 +8310,14 @@
     </w:tblStylePr>
     <w:tblStylePr w:type="firstCol">
       <w:rPr>
+        <w:rFonts w:eastAsia="黑体"/>
         <w:b/>
         <w:bCs/>
       </w:rPr>
     </w:tblStylePr>
     <w:tblStylePr w:type="lastCol">
       <w:rPr>
+        <w:rFonts w:eastAsia="黑体"/>
         <w:b/>
         <w:bCs/>
       </w:rPr>
@@ -8004,6 +8351,7 @@
       <w:spacing w:after="0" w:line="240" w:lineRule="auto"/>
     </w:pPr>
     <w:rPr>
+      <w:rFonts w:eastAsia="黑体"/>
       <w:color w:themeColor="text1" w:val="000000"/>
     </w:rPr>
     <w:tblPr>
@@ -8023,7 +8371,7 @@
     </w:tblPr>
     <w:tblStylePr w:type="firstRow">
       <w:rPr>
-        <w:rFonts w:asciiTheme="majorHAnsi" w:cstheme="majorBidi" w:eastAsiaTheme="majorEastAsia" w:hAnsiTheme="majorHAnsi"/>
+        <w:rFonts w:asciiTheme="majorHAnsi" w:cstheme="majorBidi" w:hAnsiTheme="majorHAnsi" w:eastAsia="黑体"/>
       </w:rPr>
       <w:tblPr/>
       <w:tcPr>
@@ -8035,6 +8383,7 @@
     </w:tblStylePr>
     <w:tblStylePr w:type="lastRow">
       <w:rPr>
+        <w:rFonts w:eastAsia="黑体"/>
         <w:b/>
         <w:bCs/>
         <w:color w:themeColor="text2" w:val="1F497D"/>
@@ -8049,12 +8398,14 @@
     </w:tblStylePr>
     <w:tblStylePr w:type="firstCol">
       <w:rPr>
+        <w:rFonts w:eastAsia="黑体"/>
         <w:b/>
         <w:bCs/>
       </w:rPr>
     </w:tblStylePr>
     <w:tblStylePr w:type="lastCol">
       <w:rPr>
+        <w:rFonts w:eastAsia="黑体"/>
         <w:b/>
         <w:bCs/>
       </w:rPr>
@@ -8088,6 +8439,7 @@
       <w:spacing w:after="0" w:line="240" w:lineRule="auto"/>
     </w:pPr>
     <w:rPr>
+      <w:rFonts w:eastAsia="黑体"/>
       <w:color w:themeColor="text1" w:val="000000"/>
     </w:rPr>
     <w:tblPr>
@@ -8107,7 +8459,7 @@
     </w:tblPr>
     <w:tblStylePr w:type="firstRow">
       <w:rPr>
-        <w:rFonts w:asciiTheme="majorHAnsi" w:cstheme="majorBidi" w:eastAsiaTheme="majorEastAsia" w:hAnsiTheme="majorHAnsi"/>
+        <w:rFonts w:asciiTheme="majorHAnsi" w:cstheme="majorBidi" w:hAnsiTheme="majorHAnsi" w:eastAsia="黑体"/>
       </w:rPr>
       <w:tblPr/>
       <w:tcPr>
@@ -8119,6 +8471,7 @@
     </w:tblStylePr>
     <w:tblStylePr w:type="lastRow">
       <w:rPr>
+        <w:rFonts w:eastAsia="黑体"/>
         <w:b/>
         <w:bCs/>
         <w:color w:themeColor="text2" w:val="1F497D"/>
@@ -8133,12 +8486,14 @@
     </w:tblStylePr>
     <w:tblStylePr w:type="firstCol">
       <w:rPr>
+        <w:rFonts w:eastAsia="黑体"/>
         <w:b/>
         <w:bCs/>
       </w:rPr>
     </w:tblStylePr>
     <w:tblStylePr w:type="lastCol">
       <w:rPr>
+        <w:rFonts w:eastAsia="黑体"/>
         <w:b/>
         <w:bCs/>
       </w:rPr>
@@ -8172,6 +8527,7 @@
       <w:spacing w:after="0" w:line="240" w:lineRule="auto"/>
     </w:pPr>
     <w:rPr>
+      <w:rFonts w:eastAsia="黑体"/>
       <w:color w:themeColor="text1" w:val="000000"/>
     </w:rPr>
     <w:tblPr>
@@ -8191,7 +8547,7 @@
     </w:tblPr>
     <w:tblStylePr w:type="firstRow">
       <w:rPr>
-        <w:rFonts w:asciiTheme="majorHAnsi" w:cstheme="majorBidi" w:eastAsiaTheme="majorEastAsia" w:hAnsiTheme="majorHAnsi"/>
+        <w:rFonts w:asciiTheme="majorHAnsi" w:cstheme="majorBidi" w:hAnsiTheme="majorHAnsi" w:eastAsia="黑体"/>
       </w:rPr>
       <w:tblPr/>
       <w:tcPr>
@@ -8203,6 +8559,7 @@
     </w:tblStylePr>
     <w:tblStylePr w:type="lastRow">
       <w:rPr>
+        <w:rFonts w:eastAsia="黑体"/>
         <w:b/>
         <w:bCs/>
         <w:color w:themeColor="text2" w:val="1F497D"/>
@@ -8217,12 +8574,14 @@
     </w:tblStylePr>
     <w:tblStylePr w:type="firstCol">
       <w:rPr>
+        <w:rFonts w:eastAsia="黑体"/>
         <w:b/>
         <w:bCs/>
       </w:rPr>
     </w:tblStylePr>
     <w:tblStylePr w:type="lastCol">
       <w:rPr>
+        <w:rFonts w:eastAsia="黑体"/>
         <w:b/>
         <w:bCs/>
       </w:rPr>
@@ -8256,6 +8615,7 @@
       <w:spacing w:after="0" w:line="240" w:lineRule="auto"/>
     </w:pPr>
     <w:rPr>
+      <w:rFonts w:eastAsia="黑体"/>
       <w:color w:themeColor="text1" w:val="000000"/>
     </w:rPr>
     <w:tblPr>
@@ -8275,7 +8635,7 @@
     </w:tblPr>
     <w:tblStylePr w:type="firstRow">
       <w:rPr>
-        <w:rFonts w:asciiTheme="majorHAnsi" w:cstheme="majorBidi" w:eastAsiaTheme="majorEastAsia" w:hAnsiTheme="majorHAnsi"/>
+        <w:rFonts w:asciiTheme="majorHAnsi" w:cstheme="majorBidi" w:hAnsiTheme="majorHAnsi" w:eastAsia="黑体"/>
       </w:rPr>
       <w:tblPr/>
       <w:tcPr>
@@ -8287,6 +8647,7 @@
     </w:tblStylePr>
     <w:tblStylePr w:type="lastRow">
       <w:rPr>
+        <w:rFonts w:eastAsia="黑体"/>
         <w:b/>
         <w:bCs/>
         <w:color w:themeColor="text2" w:val="1F497D"/>
@@ -8301,12 +8662,14 @@
     </w:tblStylePr>
     <w:tblStylePr w:type="firstCol">
       <w:rPr>
+        <w:rFonts w:eastAsia="黑体"/>
         <w:b/>
         <w:bCs/>
       </w:rPr>
     </w:tblStylePr>
     <w:tblStylePr w:type="lastCol">
       <w:rPr>
+        <w:rFonts w:eastAsia="黑体"/>
         <w:b/>
         <w:bCs/>
       </w:rPr>
@@ -8340,6 +8703,7 @@
       <w:spacing w:after="0" w:line="240" w:lineRule="auto"/>
     </w:pPr>
     <w:rPr>
+      <w:rFonts w:eastAsia="黑体"/>
       <w:color w:themeColor="text1" w:val="000000"/>
     </w:rPr>
     <w:tblPr>
@@ -8359,7 +8723,7 @@
     </w:tblPr>
     <w:tblStylePr w:type="firstRow">
       <w:rPr>
-        <w:rFonts w:asciiTheme="majorHAnsi" w:cstheme="majorBidi" w:eastAsiaTheme="majorEastAsia" w:hAnsiTheme="majorHAnsi"/>
+        <w:rFonts w:asciiTheme="majorHAnsi" w:cstheme="majorBidi" w:hAnsiTheme="majorHAnsi" w:eastAsia="黑体"/>
       </w:rPr>
       <w:tblPr/>
       <w:tcPr>
@@ -8371,6 +8735,7 @@
     </w:tblStylePr>
     <w:tblStylePr w:type="lastRow">
       <w:rPr>
+        <w:rFonts w:eastAsia="黑体"/>
         <w:b/>
         <w:bCs/>
         <w:color w:themeColor="text2" w:val="1F497D"/>
@@ -8385,12 +8750,14 @@
     </w:tblStylePr>
     <w:tblStylePr w:type="firstCol">
       <w:rPr>
+        <w:rFonts w:eastAsia="黑体"/>
         <w:b/>
         <w:bCs/>
       </w:rPr>
     </w:tblStylePr>
     <w:tblStylePr w:type="lastCol">
       <w:rPr>
+        <w:rFonts w:eastAsia="黑体"/>
         <w:b/>
         <w:bCs/>
       </w:rPr>
@@ -8424,7 +8791,7 @@
       <w:spacing w:after="0" w:line="240" w:lineRule="auto"/>
     </w:pPr>
     <w:rPr>
-      <w:rFonts w:asciiTheme="majorHAnsi" w:cstheme="majorBidi" w:eastAsiaTheme="majorEastAsia" w:hAnsiTheme="majorHAnsi"/>
+      <w:rFonts w:asciiTheme="majorHAnsi" w:cstheme="majorBidi" w:hAnsiTheme="majorHAnsi" w:eastAsia="黑体"/>
       <w:color w:themeColor="text1" w:val="000000"/>
     </w:rPr>
     <w:tblPr>
@@ -8446,6 +8813,7 @@
     </w:tblPr>
     <w:tblStylePr w:type="firstRow">
       <w:rPr>
+        <w:rFonts w:eastAsia="黑体"/>
         <w:sz w:val="24"/>
         <w:szCs w:val="24"/>
       </w:rPr>
@@ -8552,7 +8920,7 @@
       <w:spacing w:after="0" w:line="240" w:lineRule="auto"/>
     </w:pPr>
     <w:rPr>
-      <w:rFonts w:asciiTheme="majorHAnsi" w:cstheme="majorBidi" w:eastAsiaTheme="majorEastAsia" w:hAnsiTheme="majorHAnsi"/>
+      <w:rFonts w:asciiTheme="majorHAnsi" w:cstheme="majorBidi" w:hAnsiTheme="majorHAnsi" w:eastAsia="黑体"/>
       <w:color w:themeColor="text1" w:val="000000"/>
     </w:rPr>
     <w:tblPr>
@@ -8574,6 +8942,7 @@
     </w:tblPr>
     <w:tblStylePr w:type="firstRow">
       <w:rPr>
+        <w:rFonts w:eastAsia="黑体"/>
         <w:sz w:val="24"/>
         <w:szCs w:val="24"/>
       </w:rPr>
@@ -8680,7 +9049,7 @@
       <w:spacing w:after="0" w:line="240" w:lineRule="auto"/>
     </w:pPr>
     <w:rPr>
-      <w:rFonts w:asciiTheme="majorHAnsi" w:cstheme="majorBidi" w:eastAsiaTheme="majorEastAsia" w:hAnsiTheme="majorHAnsi"/>
+      <w:rFonts w:asciiTheme="majorHAnsi" w:cstheme="majorBidi" w:hAnsiTheme="majorHAnsi" w:eastAsia="黑体"/>
       <w:color w:themeColor="text1" w:val="000000"/>
     </w:rPr>
     <w:tblPr>
@@ -8702,6 +9071,7 @@
     </w:tblPr>
     <w:tblStylePr w:type="firstRow">
       <w:rPr>
+        <w:rFonts w:eastAsia="黑体"/>
         <w:sz w:val="24"/>
         <w:szCs w:val="24"/>
       </w:rPr>
@@ -8808,7 +9178,7 @@
       <w:spacing w:after="0" w:line="240" w:lineRule="auto"/>
     </w:pPr>
     <w:rPr>
-      <w:rFonts w:asciiTheme="majorHAnsi" w:cstheme="majorBidi" w:eastAsiaTheme="majorEastAsia" w:hAnsiTheme="majorHAnsi"/>
+      <w:rFonts w:asciiTheme="majorHAnsi" w:cstheme="majorBidi" w:hAnsiTheme="majorHAnsi" w:eastAsia="黑体"/>
       <w:color w:themeColor="text1" w:val="000000"/>
     </w:rPr>
     <w:tblPr>
@@ -8830,6 +9200,7 @@
     </w:tblPr>
     <w:tblStylePr w:type="firstRow">
       <w:rPr>
+        <w:rFonts w:eastAsia="黑体"/>
         <w:sz w:val="24"/>
         <w:szCs w:val="24"/>
       </w:rPr>
@@ -8936,7 +9307,7 @@
       <w:spacing w:after="0" w:line="240" w:lineRule="auto"/>
     </w:pPr>
     <w:rPr>
-      <w:rFonts w:asciiTheme="majorHAnsi" w:cstheme="majorBidi" w:eastAsiaTheme="majorEastAsia" w:hAnsiTheme="majorHAnsi"/>
+      <w:rFonts w:asciiTheme="majorHAnsi" w:cstheme="majorBidi" w:hAnsiTheme="majorHAnsi" w:eastAsia="黑体"/>
       <w:color w:themeColor="text1" w:val="000000"/>
     </w:rPr>
     <w:tblPr>
@@ -8958,6 +9329,7 @@
     </w:tblPr>
     <w:tblStylePr w:type="firstRow">
       <w:rPr>
+        <w:rFonts w:eastAsia="黑体"/>
         <w:sz w:val="24"/>
         <w:szCs w:val="24"/>
       </w:rPr>
@@ -9064,7 +9436,7 @@
       <w:spacing w:after="0" w:line="240" w:lineRule="auto"/>
     </w:pPr>
     <w:rPr>
-      <w:rFonts w:asciiTheme="majorHAnsi" w:cstheme="majorBidi" w:eastAsiaTheme="majorEastAsia" w:hAnsiTheme="majorHAnsi"/>
+      <w:rFonts w:asciiTheme="majorHAnsi" w:cstheme="majorBidi" w:hAnsiTheme="majorHAnsi" w:eastAsia="黑体"/>
       <w:color w:themeColor="text1" w:val="000000"/>
     </w:rPr>
     <w:tblPr>
@@ -9086,6 +9458,7 @@
     </w:tblPr>
     <w:tblStylePr w:type="firstRow">
       <w:rPr>
+        <w:rFonts w:eastAsia="黑体"/>
         <w:sz w:val="24"/>
         <w:szCs w:val="24"/>
       </w:rPr>
@@ -9192,7 +9565,7 @@
       <w:spacing w:after="0" w:line="240" w:lineRule="auto"/>
     </w:pPr>
     <w:rPr>
-      <w:rFonts w:asciiTheme="majorHAnsi" w:cstheme="majorBidi" w:eastAsiaTheme="majorEastAsia" w:hAnsiTheme="majorHAnsi"/>
+      <w:rFonts w:asciiTheme="majorHAnsi" w:cstheme="majorBidi" w:hAnsiTheme="majorHAnsi" w:eastAsia="黑体"/>
       <w:color w:themeColor="text1" w:val="000000"/>
     </w:rPr>
     <w:tblPr>
@@ -9214,6 +9587,7 @@
     </w:tblPr>
     <w:tblStylePr w:type="firstRow">
       <w:rPr>
+        <w:rFonts w:eastAsia="黑体"/>
         <w:sz w:val="24"/>
         <w:szCs w:val="24"/>
       </w:rPr>
@@ -9343,12 +9717,14 @@
     </w:tcPr>
     <w:tblStylePr w:type="firstRow">
       <w:rPr>
+        <w:rFonts w:eastAsia="黑体"/>
         <w:b/>
         <w:bCs/>
       </w:rPr>
     </w:tblStylePr>
     <w:tblStylePr w:type="lastRow">
       <w:rPr>
+        <w:rFonts w:eastAsia="黑体"/>
         <w:b/>
         <w:bCs/>
       </w:rPr>
@@ -9361,12 +9737,14 @@
     </w:tblStylePr>
     <w:tblStylePr w:type="firstCol">
       <w:rPr>
+        <w:rFonts w:eastAsia="黑体"/>
         <w:b/>
         <w:bCs/>
       </w:rPr>
     </w:tblStylePr>
     <w:tblStylePr w:type="lastCol">
       <w:rPr>
+        <w:rFonts w:eastAsia="黑体"/>
         <w:b/>
         <w:bCs/>
       </w:rPr>
@@ -9416,12 +9794,14 @@
     </w:tcPr>
     <w:tblStylePr w:type="firstRow">
       <w:rPr>
+        <w:rFonts w:eastAsia="黑体"/>
         <w:b/>
         <w:bCs/>
       </w:rPr>
     </w:tblStylePr>
     <w:tblStylePr w:type="lastRow">
       <w:rPr>
+        <w:rFonts w:eastAsia="黑体"/>
         <w:b/>
         <w:bCs/>
       </w:rPr>
@@ -9434,12 +9814,14 @@
     </w:tblStylePr>
     <w:tblStylePr w:type="firstCol">
       <w:rPr>
+        <w:rFonts w:eastAsia="黑体"/>
         <w:b/>
         <w:bCs/>
       </w:rPr>
     </w:tblStylePr>
     <w:tblStylePr w:type="lastCol">
       <w:rPr>
+        <w:rFonts w:eastAsia="黑体"/>
         <w:b/>
         <w:bCs/>
       </w:rPr>
@@ -9489,12 +9871,14 @@
     </w:tcPr>
     <w:tblStylePr w:type="firstRow">
       <w:rPr>
+        <w:rFonts w:eastAsia="黑体"/>
         <w:b/>
         <w:bCs/>
       </w:rPr>
     </w:tblStylePr>
     <w:tblStylePr w:type="lastRow">
       <w:rPr>
+        <w:rFonts w:eastAsia="黑体"/>
         <w:b/>
         <w:bCs/>
       </w:rPr>
@@ -9507,12 +9891,14 @@
     </w:tblStylePr>
     <w:tblStylePr w:type="firstCol">
       <w:rPr>
+        <w:rFonts w:eastAsia="黑体"/>
         <w:b/>
         <w:bCs/>
       </w:rPr>
     </w:tblStylePr>
     <w:tblStylePr w:type="lastCol">
       <w:rPr>
+        <w:rFonts w:eastAsia="黑体"/>
         <w:b/>
         <w:bCs/>
       </w:rPr>
@@ -9562,12 +9948,14 @@
     </w:tcPr>
     <w:tblStylePr w:type="firstRow">
       <w:rPr>
+        <w:rFonts w:eastAsia="黑体"/>
         <w:b/>
         <w:bCs/>
       </w:rPr>
     </w:tblStylePr>
     <w:tblStylePr w:type="lastRow">
       <w:rPr>
+        <w:rFonts w:eastAsia="黑体"/>
         <w:b/>
         <w:bCs/>
       </w:rPr>
@@ -9580,12 +9968,14 @@
     </w:tblStylePr>
     <w:tblStylePr w:type="firstCol">
       <w:rPr>
+        <w:rFonts w:eastAsia="黑体"/>
         <w:b/>
         <w:bCs/>
       </w:rPr>
     </w:tblStylePr>
     <w:tblStylePr w:type="lastCol">
       <w:rPr>
+        <w:rFonts w:eastAsia="黑体"/>
         <w:b/>
         <w:bCs/>
       </w:rPr>
@@ -9635,12 +10025,14 @@
     </w:tcPr>
     <w:tblStylePr w:type="firstRow">
       <w:rPr>
+        <w:rFonts w:eastAsia="黑体"/>
         <w:b/>
         <w:bCs/>
       </w:rPr>
     </w:tblStylePr>
     <w:tblStylePr w:type="lastRow">
       <w:rPr>
+        <w:rFonts w:eastAsia="黑体"/>
         <w:b/>
         <w:bCs/>
       </w:rPr>
@@ -9653,12 +10045,14 @@
     </w:tblStylePr>
     <w:tblStylePr w:type="firstCol">
       <w:rPr>
+        <w:rFonts w:eastAsia="黑体"/>
         <w:b/>
         <w:bCs/>
       </w:rPr>
     </w:tblStylePr>
     <w:tblStylePr w:type="lastCol">
       <w:rPr>
+        <w:rFonts w:eastAsia="黑体"/>
         <w:b/>
         <w:bCs/>
       </w:rPr>
@@ -9708,12 +10102,14 @@
     </w:tcPr>
     <w:tblStylePr w:type="firstRow">
       <w:rPr>
+        <w:rFonts w:eastAsia="黑体"/>
         <w:b/>
         <w:bCs/>
       </w:rPr>
     </w:tblStylePr>
     <w:tblStylePr w:type="lastRow">
       <w:rPr>
+        <w:rFonts w:eastAsia="黑体"/>
         <w:b/>
         <w:bCs/>
       </w:rPr>
@@ -9726,12 +10122,14 @@
     </w:tblStylePr>
     <w:tblStylePr w:type="firstCol">
       <w:rPr>
+        <w:rFonts w:eastAsia="黑体"/>
         <w:b/>
         <w:bCs/>
       </w:rPr>
     </w:tblStylePr>
     <w:tblStylePr w:type="lastCol">
       <w:rPr>
+        <w:rFonts w:eastAsia="黑体"/>
         <w:b/>
         <w:bCs/>
       </w:rPr>
@@ -9781,12 +10179,14 @@
     </w:tcPr>
     <w:tblStylePr w:type="firstRow">
       <w:rPr>
+        <w:rFonts w:eastAsia="黑体"/>
         <w:b/>
         <w:bCs/>
       </w:rPr>
     </w:tblStylePr>
     <w:tblStylePr w:type="lastRow">
       <w:rPr>
+        <w:rFonts w:eastAsia="黑体"/>
         <w:b/>
         <w:bCs/>
       </w:rPr>
@@ -9799,12 +10199,14 @@
     </w:tblStylePr>
     <w:tblStylePr w:type="firstCol">
       <w:rPr>
+        <w:rFonts w:eastAsia="黑体"/>
         <w:b/>
         <w:bCs/>
       </w:rPr>
     </w:tblStylePr>
     <w:tblStylePr w:type="lastCol">
       <w:rPr>
+        <w:rFonts w:eastAsia="黑体"/>
         <w:b/>
         <w:bCs/>
       </w:rPr>
@@ -9831,7 +10233,7 @@
       <w:spacing w:after="0" w:line="240" w:lineRule="auto"/>
     </w:pPr>
     <w:rPr>
-      <w:rFonts w:asciiTheme="majorHAnsi" w:cstheme="majorBidi" w:eastAsiaTheme="majorEastAsia" w:hAnsiTheme="majorHAnsi"/>
+      <w:rFonts w:asciiTheme="majorHAnsi" w:cstheme="majorBidi" w:hAnsiTheme="majorHAnsi" w:eastAsia="黑体"/>
       <w:color w:themeColor="text1" w:val="000000"/>
     </w:rPr>
     <w:tblPr>
@@ -9858,6 +10260,7 @@
     </w:tcPr>
     <w:tblStylePr w:type="firstRow">
       <w:rPr>
+        <w:rFonts w:eastAsia="黑体"/>
         <w:b/>
         <w:bCs/>
         <w:color w:themeColor="text1" w:val="000000"/>
@@ -9869,6 +10272,7 @@
     </w:tblStylePr>
     <w:tblStylePr w:type="lastRow">
       <w:rPr>
+        <w:rFonts w:eastAsia="黑体"/>
         <w:b/>
         <w:bCs/>
         <w:color w:themeColor="text1" w:val="000000"/>
@@ -9888,6 +10292,7 @@
     </w:tblStylePr>
     <w:tblStylePr w:type="firstCol">
       <w:rPr>
+        <w:rFonts w:eastAsia="黑体"/>
         <w:b/>
         <w:bCs/>
         <w:color w:themeColor="text1" w:val="000000"/>
@@ -9907,6 +10312,7 @@
     </w:tblStylePr>
     <w:tblStylePr w:type="lastCol">
       <w:rPr>
+        <w:rFonts w:eastAsia="黑体"/>
         <w:b w:val="0"/>
         <w:bCs w:val="0"/>
         <w:color w:themeColor="text1" w:val="000000"/>
@@ -9956,7 +10362,7 @@
       <w:spacing w:after="0" w:line="240" w:lineRule="auto"/>
     </w:pPr>
     <w:rPr>
-      <w:rFonts w:asciiTheme="majorHAnsi" w:cstheme="majorBidi" w:eastAsiaTheme="majorEastAsia" w:hAnsiTheme="majorHAnsi"/>
+      <w:rFonts w:asciiTheme="majorHAnsi" w:cstheme="majorBidi" w:hAnsiTheme="majorHAnsi" w:eastAsia="黑体"/>
       <w:color w:themeColor="text1" w:val="000000"/>
     </w:rPr>
     <w:tblPr>
@@ -9983,6 +10389,7 @@
     </w:tcPr>
     <w:tblStylePr w:type="firstRow">
       <w:rPr>
+        <w:rFonts w:eastAsia="黑体"/>
         <w:b/>
         <w:bCs/>
         <w:color w:themeColor="text1" w:val="000000"/>
@@ -9994,6 +10401,7 @@
     </w:tblStylePr>
     <w:tblStylePr w:type="lastRow">
       <w:rPr>
+        <w:rFonts w:eastAsia="黑体"/>
         <w:b/>
         <w:bCs/>
         <w:color w:themeColor="text1" w:val="000000"/>
@@ -10013,6 +10421,7 @@
     </w:tblStylePr>
     <w:tblStylePr w:type="firstCol">
       <w:rPr>
+        <w:rFonts w:eastAsia="黑体"/>
         <w:b/>
         <w:bCs/>
         <w:color w:themeColor="text1" w:val="000000"/>
@@ -10032,6 +10441,7 @@
     </w:tblStylePr>
     <w:tblStylePr w:type="lastCol">
       <w:rPr>
+        <w:rFonts w:eastAsia="黑体"/>
         <w:b w:val="0"/>
         <w:bCs w:val="0"/>
         <w:color w:themeColor="text1" w:val="000000"/>
@@ -10081,7 +10491,7 @@
       <w:spacing w:after="0" w:line="240" w:lineRule="auto"/>
     </w:pPr>
     <w:rPr>
-      <w:rFonts w:asciiTheme="majorHAnsi" w:cstheme="majorBidi" w:eastAsiaTheme="majorEastAsia" w:hAnsiTheme="majorHAnsi"/>
+      <w:rFonts w:asciiTheme="majorHAnsi" w:cstheme="majorBidi" w:hAnsiTheme="majorHAnsi" w:eastAsia="黑体"/>
       <w:color w:themeColor="text1" w:val="000000"/>
     </w:rPr>
     <w:tblPr>
@@ -10108,6 +10518,7 @@
     </w:tcPr>
     <w:tblStylePr w:type="firstRow">
       <w:rPr>
+        <w:rFonts w:eastAsia="黑体"/>
         <w:b/>
         <w:bCs/>
         <w:color w:themeColor="text1" w:val="000000"/>
@@ -10119,6 +10530,7 @@
     </w:tblStylePr>
     <w:tblStylePr w:type="lastRow">
       <w:rPr>
+        <w:rFonts w:eastAsia="黑体"/>
         <w:b/>
         <w:bCs/>
         <w:color w:themeColor="text1" w:val="000000"/>
@@ -10138,6 +10550,7 @@
     </w:tblStylePr>
     <w:tblStylePr w:type="firstCol">
       <w:rPr>
+        <w:rFonts w:eastAsia="黑体"/>
         <w:b/>
         <w:bCs/>
         <w:color w:themeColor="text1" w:val="000000"/>
@@ -10157,6 +10570,7 @@
     </w:tblStylePr>
     <w:tblStylePr w:type="lastCol">
       <w:rPr>
+        <w:rFonts w:eastAsia="黑体"/>
         <w:b w:val="0"/>
         <w:bCs w:val="0"/>
         <w:color w:themeColor="text1" w:val="000000"/>
@@ -10206,7 +10620,7 @@
       <w:spacing w:after="0" w:line="240" w:lineRule="auto"/>
     </w:pPr>
     <w:rPr>
-      <w:rFonts w:asciiTheme="majorHAnsi" w:cstheme="majorBidi" w:eastAsiaTheme="majorEastAsia" w:hAnsiTheme="majorHAnsi"/>
+      <w:rFonts w:asciiTheme="majorHAnsi" w:cstheme="majorBidi" w:hAnsiTheme="majorHAnsi" w:eastAsia="黑体"/>
       <w:color w:themeColor="text1" w:val="000000"/>
     </w:rPr>
     <w:tblPr>
@@ -10233,6 +10647,7 @@
     </w:tcPr>
     <w:tblStylePr w:type="firstRow">
       <w:rPr>
+        <w:rFonts w:eastAsia="黑体"/>
         <w:b/>
         <w:bCs/>
         <w:color w:themeColor="text1" w:val="000000"/>
@@ -10244,6 +10659,7 @@
     </w:tblStylePr>
     <w:tblStylePr w:type="lastRow">
       <w:rPr>
+        <w:rFonts w:eastAsia="黑体"/>
         <w:b/>
         <w:bCs/>
         <w:color w:themeColor="text1" w:val="000000"/>
@@ -10263,6 +10679,7 @@
     </w:tblStylePr>
     <w:tblStylePr w:type="firstCol">
       <w:rPr>
+        <w:rFonts w:eastAsia="黑体"/>
         <w:b/>
         <w:bCs/>
         <w:color w:themeColor="text1" w:val="000000"/>
@@ -10282,6 +10699,7 @@
     </w:tblStylePr>
     <w:tblStylePr w:type="lastCol">
       <w:rPr>
+        <w:rFonts w:eastAsia="黑体"/>
         <w:b w:val="0"/>
         <w:bCs w:val="0"/>
         <w:color w:themeColor="text1" w:val="000000"/>
@@ -10331,7 +10749,7 @@
       <w:spacing w:after="0" w:line="240" w:lineRule="auto"/>
     </w:pPr>
     <w:rPr>
-      <w:rFonts w:asciiTheme="majorHAnsi" w:cstheme="majorBidi" w:eastAsiaTheme="majorEastAsia" w:hAnsiTheme="majorHAnsi"/>
+      <w:rFonts w:asciiTheme="majorHAnsi" w:cstheme="majorBidi" w:hAnsiTheme="majorHAnsi" w:eastAsia="黑体"/>
       <w:color w:themeColor="text1" w:val="000000"/>
     </w:rPr>
     <w:tblPr>
@@ -10358,6 +10776,7 @@
     </w:tcPr>
     <w:tblStylePr w:type="firstRow">
       <w:rPr>
+        <w:rFonts w:eastAsia="黑体"/>
         <w:b/>
         <w:bCs/>
         <w:color w:themeColor="text1" w:val="000000"/>
@@ -10369,6 +10788,7 @@
     </w:tblStylePr>
     <w:tblStylePr w:type="lastRow">
       <w:rPr>
+        <w:rFonts w:eastAsia="黑体"/>
         <w:b/>
         <w:bCs/>
         <w:color w:themeColor="text1" w:val="000000"/>
@@ -10388,6 +10808,7 @@
     </w:tblStylePr>
     <w:tblStylePr w:type="firstCol">
       <w:rPr>
+        <w:rFonts w:eastAsia="黑体"/>
         <w:b/>
         <w:bCs/>
         <w:color w:themeColor="text1" w:val="000000"/>
@@ -10407,6 +10828,7 @@
     </w:tblStylePr>
     <w:tblStylePr w:type="lastCol">
       <w:rPr>
+        <w:rFonts w:eastAsia="黑体"/>
         <w:b w:val="0"/>
         <w:bCs w:val="0"/>
         <w:color w:themeColor="text1" w:val="000000"/>
@@ -10456,7 +10878,7 @@
       <w:spacing w:after="0" w:line="240" w:lineRule="auto"/>
     </w:pPr>
     <w:rPr>
-      <w:rFonts w:asciiTheme="majorHAnsi" w:cstheme="majorBidi" w:eastAsiaTheme="majorEastAsia" w:hAnsiTheme="majorHAnsi"/>
+      <w:rFonts w:asciiTheme="majorHAnsi" w:cstheme="majorBidi" w:hAnsiTheme="majorHAnsi" w:eastAsia="黑体"/>
       <w:color w:themeColor="text1" w:val="000000"/>
     </w:rPr>
     <w:tblPr>
@@ -10483,6 +10905,7 @@
     </w:tcPr>
     <w:tblStylePr w:type="firstRow">
       <w:rPr>
+        <w:rFonts w:eastAsia="黑体"/>
         <w:b/>
         <w:bCs/>
         <w:color w:themeColor="text1" w:val="000000"/>
@@ -10494,6 +10917,7 @@
     </w:tblStylePr>
     <w:tblStylePr w:type="lastRow">
       <w:rPr>
+        <w:rFonts w:eastAsia="黑体"/>
         <w:b/>
         <w:bCs/>
         <w:color w:themeColor="text1" w:val="000000"/>
@@ -10513,6 +10937,7 @@
     </w:tblStylePr>
     <w:tblStylePr w:type="firstCol">
       <w:rPr>
+        <w:rFonts w:eastAsia="黑体"/>
         <w:b/>
         <w:bCs/>
         <w:color w:themeColor="text1" w:val="000000"/>
@@ -10532,6 +10957,7 @@
     </w:tblStylePr>
     <w:tblStylePr w:type="lastCol">
       <w:rPr>
+        <w:rFonts w:eastAsia="黑体"/>
         <w:b w:val="0"/>
         <w:bCs w:val="0"/>
         <w:color w:themeColor="text1" w:val="000000"/>
@@ -10581,7 +11007,7 @@
       <w:spacing w:after="0" w:line="240" w:lineRule="auto"/>
     </w:pPr>
     <w:rPr>
-      <w:rFonts w:asciiTheme="majorHAnsi" w:cstheme="majorBidi" w:eastAsiaTheme="majorEastAsia" w:hAnsiTheme="majorHAnsi"/>
+      <w:rFonts w:asciiTheme="majorHAnsi" w:cstheme="majorBidi" w:hAnsiTheme="majorHAnsi" w:eastAsia="黑体"/>
       <w:color w:themeColor="text1" w:val="000000"/>
     </w:rPr>
     <w:tblPr>
@@ -10608,6 +11034,7 @@
     </w:tcPr>
     <w:tblStylePr w:type="firstRow">
       <w:rPr>
+        <w:rFonts w:eastAsia="黑体"/>
         <w:b/>
         <w:bCs/>
         <w:color w:themeColor="text1" w:val="000000"/>
@@ -10619,6 +11046,7 @@
     </w:tblStylePr>
     <w:tblStylePr w:type="lastRow">
       <w:rPr>
+        <w:rFonts w:eastAsia="黑体"/>
         <w:b/>
         <w:bCs/>
         <w:color w:themeColor="text1" w:val="000000"/>
@@ -10638,6 +11066,7 @@
     </w:tblStylePr>
     <w:tblStylePr w:type="firstCol">
       <w:rPr>
+        <w:rFonts w:eastAsia="黑体"/>
         <w:b/>
         <w:bCs/>
         <w:color w:themeColor="text1" w:val="000000"/>
@@ -10657,6 +11086,7 @@
     </w:tblStylePr>
     <w:tblStylePr w:type="lastCol">
       <w:rPr>
+        <w:rFonts w:eastAsia="黑体"/>
         <w:b w:val="0"/>
         <w:bCs w:val="0"/>
         <w:color w:themeColor="text1" w:val="000000"/>
@@ -10729,6 +11159,7 @@
     </w:tcPr>
     <w:tblStylePr w:type="firstRow">
       <w:rPr>
+        <w:rFonts w:eastAsia="黑体"/>
         <w:b/>
         <w:bCs/>
         <w:i w:val="0"/>
@@ -10750,6 +11181,7 @@
     </w:tblStylePr>
     <w:tblStylePr w:type="lastRow">
       <w:rPr>
+        <w:rFonts w:eastAsia="黑体"/>
         <w:b/>
         <w:bCs/>
         <w:i w:val="0"/>
@@ -10771,6 +11203,7 @@
     </w:tblStylePr>
     <w:tblStylePr w:type="firstCol">
       <w:rPr>
+        <w:rFonts w:eastAsia="黑体"/>
         <w:b/>
         <w:bCs/>
         <w:i w:val="0"/>
@@ -10790,6 +11223,7 @@
     </w:tblStylePr>
     <w:tblStylePr w:type="lastCol">
       <w:rPr>
+        <w:rFonts w:eastAsia="黑体"/>
         <w:b/>
         <w:bCs/>
         <w:i w:val="0"/>
@@ -10870,6 +11304,7 @@
     </w:tcPr>
     <w:tblStylePr w:type="firstRow">
       <w:rPr>
+        <w:rFonts w:eastAsia="黑体"/>
         <w:b/>
         <w:bCs/>
         <w:i w:val="0"/>
@@ -10891,6 +11326,7 @@
     </w:tblStylePr>
     <w:tblStylePr w:type="lastRow">
       <w:rPr>
+        <w:rFonts w:eastAsia="黑体"/>
         <w:b/>
         <w:bCs/>
         <w:i w:val="0"/>
@@ -10912,6 +11348,7 @@
     </w:tblStylePr>
     <w:tblStylePr w:type="firstCol">
       <w:rPr>
+        <w:rFonts w:eastAsia="黑体"/>
         <w:b/>
         <w:bCs/>
         <w:i w:val="0"/>
@@ -10931,6 +11368,7 @@
     </w:tblStylePr>
     <w:tblStylePr w:type="lastCol">
       <w:rPr>
+        <w:rFonts w:eastAsia="黑体"/>
         <w:b/>
         <w:bCs/>
         <w:i w:val="0"/>
@@ -11011,6 +11449,7 @@
     </w:tcPr>
     <w:tblStylePr w:type="firstRow">
       <w:rPr>
+        <w:rFonts w:eastAsia="黑体"/>
         <w:b/>
         <w:bCs/>
         <w:i w:val="0"/>
@@ -11032,6 +11471,7 @@
     </w:tblStylePr>
     <w:tblStylePr w:type="lastRow">
       <w:rPr>
+        <w:rFonts w:eastAsia="黑体"/>
         <w:b/>
         <w:bCs/>
         <w:i w:val="0"/>
@@ -11053,6 +11493,7 @@
     </w:tblStylePr>
     <w:tblStylePr w:type="firstCol">
       <w:rPr>
+        <w:rFonts w:eastAsia="黑体"/>
         <w:b/>
         <w:bCs/>
         <w:i w:val="0"/>
@@ -11072,6 +11513,7 @@
     </w:tblStylePr>
     <w:tblStylePr w:type="lastCol">
       <w:rPr>
+        <w:rFonts w:eastAsia="黑体"/>
         <w:b/>
         <w:bCs/>
         <w:i w:val="0"/>
@@ -11152,6 +11594,7 @@
     </w:tcPr>
     <w:tblStylePr w:type="firstRow">
       <w:rPr>
+        <w:rFonts w:eastAsia="黑体"/>
         <w:b/>
         <w:bCs/>
         <w:i w:val="0"/>
@@ -11173,6 +11616,7 @@
     </w:tblStylePr>
     <w:tblStylePr w:type="lastRow">
       <w:rPr>
+        <w:rFonts w:eastAsia="黑体"/>
         <w:b/>
         <w:bCs/>
         <w:i w:val="0"/>
@@ -11194,6 +11638,7 @@
     </w:tblStylePr>
     <w:tblStylePr w:type="firstCol">
       <w:rPr>
+        <w:rFonts w:eastAsia="黑体"/>
         <w:b/>
         <w:bCs/>
         <w:i w:val="0"/>
@@ -11213,6 +11658,7 @@
     </w:tblStylePr>
     <w:tblStylePr w:type="lastCol">
       <w:rPr>
+        <w:rFonts w:eastAsia="黑体"/>
         <w:b/>
         <w:bCs/>
         <w:i w:val="0"/>
@@ -11293,6 +11739,7 @@
     </w:tcPr>
     <w:tblStylePr w:type="firstRow">
       <w:rPr>
+        <w:rFonts w:eastAsia="黑体"/>
         <w:b/>
         <w:bCs/>
         <w:i w:val="0"/>
@@ -11314,6 +11761,7 @@
     </w:tblStylePr>
     <w:tblStylePr w:type="lastRow">
       <w:rPr>
+        <w:rFonts w:eastAsia="黑体"/>
         <w:b/>
         <w:bCs/>
         <w:i w:val="0"/>
@@ -11335,6 +11783,7 @@
     </w:tblStylePr>
     <w:tblStylePr w:type="firstCol">
       <w:rPr>
+        <w:rFonts w:eastAsia="黑体"/>
         <w:b/>
         <w:bCs/>
         <w:i w:val="0"/>
@@ -11354,6 +11803,7 @@
     </w:tblStylePr>
     <w:tblStylePr w:type="lastCol">
       <w:rPr>
+        <w:rFonts w:eastAsia="黑体"/>
         <w:b/>
         <w:bCs/>
         <w:i w:val="0"/>
@@ -11434,6 +11884,7 @@
     </w:tcPr>
     <w:tblStylePr w:type="firstRow">
       <w:rPr>
+        <w:rFonts w:eastAsia="黑体"/>
         <w:b/>
         <w:bCs/>
         <w:i w:val="0"/>
@@ -11455,6 +11906,7 @@
     </w:tblStylePr>
     <w:tblStylePr w:type="lastRow">
       <w:rPr>
+        <w:rFonts w:eastAsia="黑体"/>
         <w:b/>
         <w:bCs/>
         <w:i w:val="0"/>
@@ -11476,6 +11928,7 @@
     </w:tblStylePr>
     <w:tblStylePr w:type="firstCol">
       <w:rPr>
+        <w:rFonts w:eastAsia="黑体"/>
         <w:b/>
         <w:bCs/>
         <w:i w:val="0"/>
@@ -11495,6 +11948,7 @@
     </w:tblStylePr>
     <w:tblStylePr w:type="lastCol">
       <w:rPr>
+        <w:rFonts w:eastAsia="黑体"/>
         <w:b/>
         <w:bCs/>
         <w:i w:val="0"/>
@@ -11575,6 +12029,7 @@
     </w:tcPr>
     <w:tblStylePr w:type="firstRow">
       <w:rPr>
+        <w:rFonts w:eastAsia="黑体"/>
         <w:b/>
         <w:bCs/>
         <w:i w:val="0"/>
@@ -11596,6 +12051,7 @@
     </w:tblStylePr>
     <w:tblStylePr w:type="lastRow">
       <w:rPr>
+        <w:rFonts w:eastAsia="黑体"/>
         <w:b/>
         <w:bCs/>
         <w:i w:val="0"/>
@@ -11617,6 +12073,7 @@
     </w:tblStylePr>
     <w:tblStylePr w:type="firstCol">
       <w:rPr>
+        <w:rFonts w:eastAsia="黑体"/>
         <w:b/>
         <w:bCs/>
         <w:i w:val="0"/>
@@ -11636,6 +12093,7 @@
     </w:tblStylePr>
     <w:tblStylePr w:type="lastCol">
       <w:rPr>
+        <w:rFonts w:eastAsia="黑体"/>
         <w:b/>
         <w:bCs/>
         <w:i w:val="0"/>
@@ -11693,6 +12151,7 @@
       <w:spacing w:after="0" w:line="240" w:lineRule="auto"/>
     </w:pPr>
     <w:rPr>
+      <w:rFonts w:eastAsia="黑体"/>
       <w:color w:themeColor="background1" w:val="FFFFFF"/>
     </w:rPr>
     <w:tblPr>
@@ -11711,6 +12170,7 @@
     </w:tcPr>
     <w:tblStylePr w:type="firstRow">
       <w:rPr>
+        <w:rFonts w:eastAsia="黑体"/>
         <w:b/>
         <w:bCs/>
       </w:rPr>
@@ -11807,6 +12267,7 @@
       <w:spacing w:after="0" w:line="240" w:lineRule="auto"/>
     </w:pPr>
     <w:rPr>
+      <w:rFonts w:eastAsia="黑体"/>
       <w:color w:themeColor="background1" w:val="FFFFFF"/>
     </w:rPr>
     <w:tblPr>
@@ -11825,6 +12286,7 @@
     </w:tcPr>
     <w:tblStylePr w:type="firstRow">
       <w:rPr>
+        <w:rFonts w:eastAsia="黑体"/>
         <w:b/>
         <w:bCs/>
       </w:rPr>
@@ -11921,6 +12383,7 @@
       <w:spacing w:after="0" w:line="240" w:lineRule="auto"/>
     </w:pPr>
     <w:rPr>
+      <w:rFonts w:eastAsia="黑体"/>
       <w:color w:themeColor="background1" w:val="FFFFFF"/>
     </w:rPr>
     <w:tblPr>
@@ -11939,6 +12402,7 @@
     </w:tcPr>
     <w:tblStylePr w:type="firstRow">
       <w:rPr>
+        <w:rFonts w:eastAsia="黑体"/>
         <w:b/>
         <w:bCs/>
       </w:rPr>
@@ -12035,6 +12499,7 @@
       <w:spacing w:after="0" w:line="240" w:lineRule="auto"/>
     </w:pPr>
     <w:rPr>
+      <w:rFonts w:eastAsia="黑体"/>
       <w:color w:themeColor="background1" w:val="FFFFFF"/>
     </w:rPr>
     <w:tblPr>
@@ -12053,6 +12518,7 @@
     </w:tcPr>
     <w:tblStylePr w:type="firstRow">
       <w:rPr>
+        <w:rFonts w:eastAsia="黑体"/>
         <w:b/>
         <w:bCs/>
       </w:rPr>
@@ -12149,6 +12615,7 @@
       <w:spacing w:after="0" w:line="240" w:lineRule="auto"/>
     </w:pPr>
     <w:rPr>
+      <w:rFonts w:eastAsia="黑体"/>
       <w:color w:themeColor="background1" w:val="FFFFFF"/>
     </w:rPr>
     <w:tblPr>
@@ -12167,6 +12634,7 @@
     </w:tcPr>
     <w:tblStylePr w:type="firstRow">
       <w:rPr>
+        <w:rFonts w:eastAsia="黑体"/>
         <w:b/>
         <w:bCs/>
       </w:rPr>
@@ -12263,6 +12731,7 @@
       <w:spacing w:after="0" w:line="240" w:lineRule="auto"/>
     </w:pPr>
     <w:rPr>
+      <w:rFonts w:eastAsia="黑体"/>
       <w:color w:themeColor="background1" w:val="FFFFFF"/>
     </w:rPr>
     <w:tblPr>
@@ -12281,6 +12750,7 @@
     </w:tcPr>
     <w:tblStylePr w:type="firstRow">
       <w:rPr>
+        <w:rFonts w:eastAsia="黑体"/>
         <w:b/>
         <w:bCs/>
       </w:rPr>
@@ -12377,6 +12847,7 @@
       <w:spacing w:after="0" w:line="240" w:lineRule="auto"/>
     </w:pPr>
     <w:rPr>
+      <w:rFonts w:eastAsia="黑体"/>
       <w:color w:themeColor="background1" w:val="FFFFFF"/>
     </w:rPr>
     <w:tblPr>
@@ -12395,6 +12866,7 @@
     </w:tcPr>
     <w:tblStylePr w:type="firstRow">
       <w:rPr>
+        <w:rFonts w:eastAsia="黑体"/>
         <w:b/>
         <w:bCs/>
       </w:rPr>
@@ -12491,6 +12963,7 @@
       <w:spacing w:after="0" w:line="240" w:lineRule="auto"/>
     </w:pPr>
     <w:rPr>
+      <w:rFonts w:eastAsia="黑体"/>
       <w:color w:themeColor="text1" w:val="000000"/>
     </w:rPr>
     <w:tblPr>
@@ -12517,6 +12990,7 @@
     </w:tcPr>
     <w:tblStylePr w:type="firstRow">
       <w:rPr>
+        <w:rFonts w:eastAsia="黑体"/>
         <w:b/>
         <w:bCs/>
       </w:rPr>
@@ -12535,6 +13009,7 @@
     </w:tblStylePr>
     <w:tblStylePr w:type="lastRow">
       <w:rPr>
+        <w:rFonts w:eastAsia="黑体"/>
         <w:b/>
         <w:bCs/>
         <w:color w:themeColor="background1" w:val="FFFFFF"/>
@@ -12549,6 +13024,7 @@
     </w:tblStylePr>
     <w:tblStylePr w:type="firstCol">
       <w:rPr>
+        <w:rFonts w:eastAsia="黑体"/>
         <w:color w:themeColor="background1" w:val="FFFFFF"/>
       </w:rPr>
       <w:tblPr/>
@@ -12566,6 +13042,7 @@
     </w:tblStylePr>
     <w:tblStylePr w:type="lastCol">
       <w:rPr>
+        <w:rFonts w:eastAsia="黑体"/>
         <w:color w:themeColor="background1" w:val="FFFFFF"/>
       </w:rPr>
       <w:tblPr/>
@@ -12595,11 +13072,13 @@
     </w:tblStylePr>
     <w:tblStylePr w:type="neCell">
       <w:rPr>
+        <w:rFonts w:eastAsia="黑体"/>
         <w:color w:themeColor="text1" w:val="000000"/>
       </w:rPr>
     </w:tblStylePr>
     <w:tblStylePr w:type="nwCell">
       <w:rPr>
+        <w:rFonts w:eastAsia="黑体"/>
         <w:color w:themeColor="text1" w:val="000000"/>
       </w:rPr>
     </w:tblStylePr>
@@ -12613,6 +13092,7 @@
       <w:spacing w:after="0" w:line="240" w:lineRule="auto"/>
     </w:pPr>
     <w:rPr>
+      <w:rFonts w:eastAsia="黑体"/>
       <w:color w:themeColor="text1" w:val="000000"/>
     </w:rPr>
     <w:tblPr>
@@ -12639,6 +13119,7 @@
     </w:tcPr>
     <w:tblStylePr w:type="firstRow">
       <w:rPr>
+        <w:rFonts w:eastAsia="黑体"/>
         <w:b/>
         <w:bCs/>
       </w:rPr>
@@ -12657,6 +13138,7 @@
     </w:tblStylePr>
     <w:tblStylePr w:type="lastRow">
       <w:rPr>
+        <w:rFonts w:eastAsia="黑体"/>
         <w:b/>
         <w:bCs/>
         <w:color w:themeColor="background1" w:val="FFFFFF"/>
@@ -12671,6 +13153,7 @@
     </w:tblStylePr>
     <w:tblStylePr w:type="firstCol">
       <w:rPr>
+        <w:rFonts w:eastAsia="黑体"/>
         <w:color w:themeColor="background1" w:val="FFFFFF"/>
       </w:rPr>
       <w:tblPr/>
@@ -12688,6 +13171,7 @@
     </w:tblStylePr>
     <w:tblStylePr w:type="lastCol">
       <w:rPr>
+        <w:rFonts w:eastAsia="黑体"/>
         <w:color w:themeColor="background1" w:val="FFFFFF"/>
       </w:rPr>
       <w:tblPr/>
@@ -12717,11 +13201,13 @@
     </w:tblStylePr>
     <w:tblStylePr w:type="neCell">
       <w:rPr>
+        <w:rFonts w:eastAsia="黑体"/>
         <w:color w:themeColor="text1" w:val="000000"/>
       </w:rPr>
     </w:tblStylePr>
     <w:tblStylePr w:type="nwCell">
       <w:rPr>
+        <w:rFonts w:eastAsia="黑体"/>
         <w:color w:themeColor="text1" w:val="000000"/>
       </w:rPr>
     </w:tblStylePr>
@@ -12735,6 +13221,7 @@
       <w:spacing w:after="0" w:line="240" w:lineRule="auto"/>
     </w:pPr>
     <w:rPr>
+      <w:rFonts w:eastAsia="黑体"/>
       <w:color w:themeColor="text1" w:val="000000"/>
     </w:rPr>
     <w:tblPr>
@@ -12761,6 +13248,7 @@
     </w:tcPr>
     <w:tblStylePr w:type="firstRow">
       <w:rPr>
+        <w:rFonts w:eastAsia="黑体"/>
         <w:b/>
         <w:bCs/>
       </w:rPr>
@@ -12779,6 +13267,7 @@
     </w:tblStylePr>
     <w:tblStylePr w:type="lastRow">
       <w:rPr>
+        <w:rFonts w:eastAsia="黑体"/>
         <w:b/>
         <w:bCs/>
         <w:color w:themeColor="background1" w:val="FFFFFF"/>
@@ -12793,6 +13282,7 @@
     </w:tblStylePr>
     <w:tblStylePr w:type="firstCol">
       <w:rPr>
+        <w:rFonts w:eastAsia="黑体"/>
         <w:color w:themeColor="background1" w:val="FFFFFF"/>
       </w:rPr>
       <w:tblPr/>
@@ -12810,6 +13300,7 @@
     </w:tblStylePr>
     <w:tblStylePr w:type="lastCol">
       <w:rPr>
+        <w:rFonts w:eastAsia="黑体"/>
         <w:color w:themeColor="background1" w:val="FFFFFF"/>
       </w:rPr>
       <w:tblPr/>
@@ -12839,11 +13330,13 @@
     </w:tblStylePr>
     <w:tblStylePr w:type="neCell">
       <w:rPr>
+        <w:rFonts w:eastAsia="黑体"/>
         <w:color w:themeColor="text1" w:val="000000"/>
       </w:rPr>
     </w:tblStylePr>
     <w:tblStylePr w:type="nwCell">
       <w:rPr>
+        <w:rFonts w:eastAsia="黑体"/>
         <w:color w:themeColor="text1" w:val="000000"/>
       </w:rPr>
     </w:tblStylePr>
@@ -12857,6 +13350,7 @@
       <w:spacing w:after="0" w:line="240" w:lineRule="auto"/>
     </w:pPr>
     <w:rPr>
+      <w:rFonts w:eastAsia="黑体"/>
       <w:color w:themeColor="text1" w:val="000000"/>
     </w:rPr>
     <w:tblPr>
@@ -12883,6 +13377,7 @@
     </w:tcPr>
     <w:tblStylePr w:type="firstRow">
       <w:rPr>
+        <w:rFonts w:eastAsia="黑体"/>
         <w:b/>
         <w:bCs/>
       </w:rPr>
@@ -12901,6 +13396,7 @@
     </w:tblStylePr>
     <w:tblStylePr w:type="lastRow">
       <w:rPr>
+        <w:rFonts w:eastAsia="黑体"/>
         <w:b/>
         <w:bCs/>
         <w:color w:themeColor="background1" w:val="FFFFFF"/>
@@ -12915,6 +13411,7 @@
     </w:tblStylePr>
     <w:tblStylePr w:type="firstCol">
       <w:rPr>
+        <w:rFonts w:eastAsia="黑体"/>
         <w:color w:themeColor="background1" w:val="FFFFFF"/>
       </w:rPr>
       <w:tblPr/>
@@ -12932,6 +13429,7 @@
     </w:tblStylePr>
     <w:tblStylePr w:type="lastCol">
       <w:rPr>
+        <w:rFonts w:eastAsia="黑体"/>
         <w:color w:themeColor="background1" w:val="FFFFFF"/>
       </w:rPr>
       <w:tblPr/>
@@ -12969,6 +13467,7 @@
       <w:spacing w:after="0" w:line="240" w:lineRule="auto"/>
     </w:pPr>
     <w:rPr>
+      <w:rFonts w:eastAsia="黑体"/>
       <w:color w:themeColor="text1" w:val="000000"/>
     </w:rPr>
     <w:tblPr>
@@ -12995,6 +13494,7 @@
     </w:tcPr>
     <w:tblStylePr w:type="firstRow">
       <w:rPr>
+        <w:rFonts w:eastAsia="黑体"/>
         <w:b/>
         <w:bCs/>
       </w:rPr>
@@ -13013,6 +13513,7 @@
     </w:tblStylePr>
     <w:tblStylePr w:type="lastRow">
       <w:rPr>
+        <w:rFonts w:eastAsia="黑体"/>
         <w:b/>
         <w:bCs/>
         <w:color w:themeColor="background1" w:val="FFFFFF"/>
@@ -13027,6 +13528,7 @@
     </w:tblStylePr>
     <w:tblStylePr w:type="firstCol">
       <w:rPr>
+        <w:rFonts w:eastAsia="黑体"/>
         <w:color w:themeColor="background1" w:val="FFFFFF"/>
       </w:rPr>
       <w:tblPr/>
@@ -13044,6 +13546,7 @@
     </w:tblStylePr>
     <w:tblStylePr w:type="lastCol">
       <w:rPr>
+        <w:rFonts w:eastAsia="黑体"/>
         <w:color w:themeColor="background1" w:val="FFFFFF"/>
       </w:rPr>
       <w:tblPr/>
@@ -13073,11 +13576,13 @@
     </w:tblStylePr>
     <w:tblStylePr w:type="neCell">
       <w:rPr>
+        <w:rFonts w:eastAsia="黑体"/>
         <w:color w:themeColor="text1" w:val="000000"/>
       </w:rPr>
     </w:tblStylePr>
     <w:tblStylePr w:type="nwCell">
       <w:rPr>
+        <w:rFonts w:eastAsia="黑体"/>
         <w:color w:themeColor="text1" w:val="000000"/>
       </w:rPr>
     </w:tblStylePr>
@@ -13091,6 +13596,7 @@
       <w:spacing w:after="0" w:line="240" w:lineRule="auto"/>
     </w:pPr>
     <w:rPr>
+      <w:rFonts w:eastAsia="黑体"/>
       <w:color w:themeColor="text1" w:val="000000"/>
     </w:rPr>
     <w:tblPr>
@@ -13117,6 +13623,7 @@
     </w:tcPr>
     <w:tblStylePr w:type="firstRow">
       <w:rPr>
+        <w:rFonts w:eastAsia="黑体"/>
         <w:b/>
         <w:bCs/>
       </w:rPr>
@@ -13135,6 +13642,7 @@
     </w:tblStylePr>
     <w:tblStylePr w:type="lastRow">
       <w:rPr>
+        <w:rFonts w:eastAsia="黑体"/>
         <w:b/>
         <w:bCs/>
         <w:color w:themeColor="background1" w:val="FFFFFF"/>
@@ -13149,6 +13657,7 @@
     </w:tblStylePr>
     <w:tblStylePr w:type="firstCol">
       <w:rPr>
+        <w:rFonts w:eastAsia="黑体"/>
         <w:color w:themeColor="background1" w:val="FFFFFF"/>
       </w:rPr>
       <w:tblPr/>
@@ -13166,6 +13675,7 @@
     </w:tblStylePr>
     <w:tblStylePr w:type="lastCol">
       <w:rPr>
+        <w:rFonts w:eastAsia="黑体"/>
         <w:color w:themeColor="background1" w:val="FFFFFF"/>
       </w:rPr>
       <w:tblPr/>
@@ -13195,11 +13705,13 @@
     </w:tblStylePr>
     <w:tblStylePr w:type="neCell">
       <w:rPr>
+        <w:rFonts w:eastAsia="黑体"/>
         <w:color w:themeColor="text1" w:val="000000"/>
       </w:rPr>
     </w:tblStylePr>
     <w:tblStylePr w:type="nwCell">
       <w:rPr>
+        <w:rFonts w:eastAsia="黑体"/>
         <w:color w:themeColor="text1" w:val="000000"/>
       </w:rPr>
     </w:tblStylePr>
@@ -13213,6 +13725,7 @@
       <w:spacing w:after="0" w:line="240" w:lineRule="auto"/>
     </w:pPr>
     <w:rPr>
+      <w:rFonts w:eastAsia="黑体"/>
       <w:color w:themeColor="text1" w:val="000000"/>
     </w:rPr>
     <w:tblPr>
@@ -13239,6 +13752,7 @@
     </w:tcPr>
     <w:tblStylePr w:type="firstRow">
       <w:rPr>
+        <w:rFonts w:eastAsia="黑体"/>
         <w:b/>
         <w:bCs/>
       </w:rPr>
@@ -13257,6 +13771,7 @@
     </w:tblStylePr>
     <w:tblStylePr w:type="lastRow">
       <w:rPr>
+        <w:rFonts w:eastAsia="黑体"/>
         <w:b/>
         <w:bCs/>
         <w:color w:themeColor="background1" w:val="FFFFFF"/>
@@ -13271,6 +13786,7 @@
     </w:tblStylePr>
     <w:tblStylePr w:type="firstCol">
       <w:rPr>
+        <w:rFonts w:eastAsia="黑体"/>
         <w:color w:themeColor="background1" w:val="FFFFFF"/>
       </w:rPr>
       <w:tblPr/>
@@ -13288,6 +13804,7 @@
     </w:tblStylePr>
     <w:tblStylePr w:type="lastCol">
       <w:rPr>
+        <w:rFonts w:eastAsia="黑体"/>
         <w:color w:themeColor="background1" w:val="FFFFFF"/>
       </w:rPr>
       <w:tblPr/>
@@ -13317,11 +13834,13 @@
     </w:tblStylePr>
     <w:tblStylePr w:type="neCell">
       <w:rPr>
+        <w:rFonts w:eastAsia="黑体"/>
         <w:color w:themeColor="text1" w:val="000000"/>
       </w:rPr>
     </w:tblStylePr>
     <w:tblStylePr w:type="nwCell">
       <w:rPr>
+        <w:rFonts w:eastAsia="黑体"/>
         <w:color w:themeColor="text1" w:val="000000"/>
       </w:rPr>
     </w:tblStylePr>
@@ -13335,6 +13854,7 @@
       <w:spacing w:after="0" w:line="240" w:lineRule="auto"/>
     </w:pPr>
     <w:rPr>
+      <w:rFonts w:eastAsia="黑体"/>
       <w:color w:themeColor="text1" w:val="000000"/>
     </w:rPr>
     <w:tblPr>
@@ -13353,6 +13873,7 @@
     </w:tcPr>
     <w:tblStylePr w:type="firstRow">
       <w:rPr>
+        <w:rFonts w:eastAsia="黑体"/>
         <w:b/>
         <w:bCs/>
         <w:color w:themeColor="background1" w:val="FFFFFF"/>
@@ -13367,6 +13888,7 @@
     </w:tblStylePr>
     <w:tblStylePr w:type="lastRow">
       <w:rPr>
+        <w:rFonts w:eastAsia="黑体"/>
         <w:b/>
         <w:bCs/>
         <w:color w:themeColor="accent2" w:themeShade="CC" w:val="9E3A38"/>
@@ -13381,12 +13903,14 @@
     </w:tblStylePr>
     <w:tblStylePr w:type="firstCol">
       <w:rPr>
+        <w:rFonts w:eastAsia="黑体"/>
         <w:b/>
         <w:bCs/>
       </w:rPr>
     </w:tblStylePr>
     <w:tblStylePr w:type="lastCol">
       <w:rPr>
+        <w:rFonts w:eastAsia="黑体"/>
         <w:b/>
         <w:bCs/>
       </w:rPr>
@@ -13421,6 +13945,7 @@
       <w:spacing w:after="0" w:line="240" w:lineRule="auto"/>
     </w:pPr>
     <w:rPr>
+      <w:rFonts w:eastAsia="黑体"/>
       <w:color w:themeColor="text1" w:val="000000"/>
     </w:rPr>
     <w:tblPr>
@@ -13439,6 +13964,7 @@
     </w:tcPr>
     <w:tblStylePr w:type="firstRow">
       <w:rPr>
+        <w:rFonts w:eastAsia="黑体"/>
         <w:b/>
         <w:bCs/>
         <w:color w:themeColor="background1" w:val="FFFFFF"/>
@@ -13453,6 +13979,7 @@
     </w:tblStylePr>
     <w:tblStylePr w:type="lastRow">
       <w:rPr>
+        <w:rFonts w:eastAsia="黑体"/>
         <w:b/>
         <w:bCs/>
         <w:color w:themeColor="accent2" w:themeShade="CC" w:val="9E3A38"/>
@@ -13467,12 +13994,14 @@
     </w:tblStylePr>
     <w:tblStylePr w:type="firstCol">
       <w:rPr>
+        <w:rFonts w:eastAsia="黑体"/>
         <w:b/>
         <w:bCs/>
       </w:rPr>
     </w:tblStylePr>
     <w:tblStylePr w:type="lastCol">
       <w:rPr>
+        <w:rFonts w:eastAsia="黑体"/>
         <w:b/>
         <w:bCs/>
       </w:rPr>
@@ -13507,6 +14036,7 @@
       <w:spacing w:after="0" w:line="240" w:lineRule="auto"/>
     </w:pPr>
     <w:rPr>
+      <w:rFonts w:eastAsia="黑体"/>
       <w:color w:themeColor="text1" w:val="000000"/>
     </w:rPr>
     <w:tblPr>
@@ -13525,6 +14055,7 @@
     </w:tcPr>
     <w:tblStylePr w:type="firstRow">
       <w:rPr>
+        <w:rFonts w:eastAsia="黑体"/>
         <w:b/>
         <w:bCs/>
         <w:color w:themeColor="background1" w:val="FFFFFF"/>
@@ -13539,6 +14070,7 @@
     </w:tblStylePr>
     <w:tblStylePr w:type="lastRow">
       <w:rPr>
+        <w:rFonts w:eastAsia="黑体"/>
         <w:b/>
         <w:bCs/>
         <w:color w:themeColor="accent2" w:themeShade="CC" w:val="9E3A38"/>
@@ -13553,12 +14085,14 @@
     </w:tblStylePr>
     <w:tblStylePr w:type="firstCol">
       <w:rPr>
+        <w:rFonts w:eastAsia="黑体"/>
         <w:b/>
         <w:bCs/>
       </w:rPr>
     </w:tblStylePr>
     <w:tblStylePr w:type="lastCol">
       <w:rPr>
+        <w:rFonts w:eastAsia="黑体"/>
         <w:b/>
         <w:bCs/>
       </w:rPr>
@@ -13593,6 +14127,7 @@
       <w:spacing w:after="0" w:line="240" w:lineRule="auto"/>
     </w:pPr>
     <w:rPr>
+      <w:rFonts w:eastAsia="黑体"/>
       <w:color w:themeColor="text1" w:val="000000"/>
     </w:rPr>
     <w:tblPr>
@@ -13611,6 +14146,7 @@
     </w:tcPr>
     <w:tblStylePr w:type="firstRow">
       <w:rPr>
+        <w:rFonts w:eastAsia="黑体"/>
         <w:b/>
         <w:bCs/>
         <w:color w:themeColor="background1" w:val="FFFFFF"/>
@@ -13625,6 +14161,7 @@
     </w:tblStylePr>
     <w:tblStylePr w:type="lastRow">
       <w:rPr>
+        <w:rFonts w:eastAsia="黑体"/>
         <w:b/>
         <w:bCs/>
         <w:color w:themeColor="accent4" w:themeShade="CC" w:val="664E82"/>
@@ -13639,12 +14176,14 @@
     </w:tblStylePr>
     <w:tblStylePr w:type="firstCol">
       <w:rPr>
+        <w:rFonts w:eastAsia="黑体"/>
         <w:b/>
         <w:bCs/>
       </w:rPr>
     </w:tblStylePr>
     <w:tblStylePr w:type="lastCol">
       <w:rPr>
+        <w:rFonts w:eastAsia="黑体"/>
         <w:b/>
         <w:bCs/>
       </w:rPr>
@@ -13679,6 +14218,7 @@
       <w:spacing w:after="0" w:line="240" w:lineRule="auto"/>
     </w:pPr>
     <w:rPr>
+      <w:rFonts w:eastAsia="黑体"/>
       <w:color w:themeColor="text1" w:val="000000"/>
     </w:rPr>
     <w:tblPr>
@@ -13697,6 +14237,7 @@
     </w:tcPr>
     <w:tblStylePr w:type="firstRow">
       <w:rPr>
+        <w:rFonts w:eastAsia="黑体"/>
         <w:b/>
         <w:bCs/>
         <w:color w:themeColor="background1" w:val="FFFFFF"/>
@@ -13711,6 +14252,7 @@
     </w:tblStylePr>
     <w:tblStylePr w:type="lastRow">
       <w:rPr>
+        <w:rFonts w:eastAsia="黑体"/>
         <w:b/>
         <w:bCs/>
         <w:color w:themeColor="accent3" w:themeShade="CC" w:val="7E9C40"/>
@@ -13725,12 +14267,14 @@
     </w:tblStylePr>
     <w:tblStylePr w:type="firstCol">
       <w:rPr>
+        <w:rFonts w:eastAsia="黑体"/>
         <w:b/>
         <w:bCs/>
       </w:rPr>
     </w:tblStylePr>
     <w:tblStylePr w:type="lastCol">
       <w:rPr>
+        <w:rFonts w:eastAsia="黑体"/>
         <w:b/>
         <w:bCs/>
       </w:rPr>
@@ -13765,6 +14309,7 @@
       <w:spacing w:after="0" w:line="240" w:lineRule="auto"/>
     </w:pPr>
     <w:rPr>
+      <w:rFonts w:eastAsia="黑体"/>
       <w:color w:themeColor="text1" w:val="000000"/>
     </w:rPr>
     <w:tblPr>
@@ -13783,6 +14328,7 @@
     </w:tcPr>
     <w:tblStylePr w:type="firstRow">
       <w:rPr>
+        <w:rFonts w:eastAsia="黑体"/>
         <w:b/>
         <w:bCs/>
         <w:color w:themeColor="background1" w:val="FFFFFF"/>
@@ -13797,6 +14343,7 @@
     </w:tblStylePr>
     <w:tblStylePr w:type="lastRow">
       <w:rPr>
+        <w:rFonts w:eastAsia="黑体"/>
         <w:b/>
         <w:bCs/>
         <w:color w:themeColor="accent6" w:themeShade="CC" w:val="F2730A"/>
@@ -13811,12 +14358,14 @@
     </w:tblStylePr>
     <w:tblStylePr w:type="firstCol">
       <w:rPr>
+        <w:rFonts w:eastAsia="黑体"/>
         <w:b/>
         <w:bCs/>
       </w:rPr>
     </w:tblStylePr>
     <w:tblStylePr w:type="lastCol">
       <w:rPr>
+        <w:rFonts w:eastAsia="黑体"/>
         <w:b/>
         <w:bCs/>
       </w:rPr>
@@ -13851,6 +14400,7 @@
       <w:spacing w:after="0" w:line="240" w:lineRule="auto"/>
     </w:pPr>
     <w:rPr>
+      <w:rFonts w:eastAsia="黑体"/>
       <w:color w:themeColor="text1" w:val="000000"/>
     </w:rPr>
     <w:tblPr>
@@ -13869,6 +14419,7 @@
     </w:tcPr>
     <w:tblStylePr w:type="firstRow">
       <w:rPr>
+        <w:rFonts w:eastAsia="黑体"/>
         <w:b/>
         <w:bCs/>
         <w:color w:themeColor="background1" w:val="FFFFFF"/>
@@ -13883,6 +14434,7 @@
     </w:tblStylePr>
     <w:tblStylePr w:type="lastRow">
       <w:rPr>
+        <w:rFonts w:eastAsia="黑体"/>
         <w:b/>
         <w:bCs/>
         <w:color w:themeColor="accent5" w:themeShade="CC" w:val="348DA5"/>
@@ -13897,12 +14449,14 @@
     </w:tblStylePr>
     <w:tblStylePr w:type="firstCol">
       <w:rPr>
+        <w:rFonts w:eastAsia="黑体"/>
         <w:b/>
         <w:bCs/>
       </w:rPr>
     </w:tblStylePr>
     <w:tblStylePr w:type="lastCol">
       <w:rPr>
+        <w:rFonts w:eastAsia="黑体"/>
         <w:b/>
         <w:bCs/>
       </w:rPr>
@@ -13937,6 +14491,7 @@
       <w:spacing w:after="0" w:line="240" w:lineRule="auto"/>
     </w:pPr>
     <w:rPr>
+      <w:rFonts w:eastAsia="黑体"/>
       <w:color w:themeColor="text1" w:val="000000"/>
     </w:rPr>
     <w:tblPr>
@@ -13958,6 +14513,7 @@
     </w:tcPr>
     <w:tblStylePr w:type="firstRow">
       <w:rPr>
+        <w:rFonts w:eastAsia="黑体"/>
         <w:b/>
         <w:bCs/>
       </w:rPr>
@@ -13968,6 +14524,7 @@
     </w:tblStylePr>
     <w:tblStylePr w:type="lastRow">
       <w:rPr>
+        <w:rFonts w:eastAsia="黑体"/>
         <w:b/>
         <w:bCs/>
         <w:color w:themeColor="text1" w:val="000000"/>
@@ -13979,6 +14536,7 @@
     </w:tblStylePr>
     <w:tblStylePr w:type="firstCol">
       <w:rPr>
+        <w:rFonts w:eastAsia="黑体"/>
         <w:color w:themeColor="background1" w:val="FFFFFF"/>
       </w:rPr>
       <w:tblPr/>
@@ -13988,6 +14546,7 @@
     </w:tblStylePr>
     <w:tblStylePr w:type="lastCol">
       <w:rPr>
+        <w:rFonts w:eastAsia="黑体"/>
         <w:color w:themeColor="background1" w:val="FFFFFF"/>
       </w:rPr>
       <w:tblPr/>
@@ -14017,6 +14576,7 @@
       <w:spacing w:after="0" w:line="240" w:lineRule="auto"/>
     </w:pPr>
     <w:rPr>
+      <w:rFonts w:eastAsia="黑体"/>
       <w:color w:themeColor="text1" w:val="000000"/>
     </w:rPr>
     <w:tblPr>
@@ -14038,6 +14598,7 @@
     </w:tcPr>
     <w:tblStylePr w:type="firstRow">
       <w:rPr>
+        <w:rFonts w:eastAsia="黑体"/>
         <w:b/>
         <w:bCs/>
       </w:rPr>
@@ -14048,6 +14609,7 @@
     </w:tblStylePr>
     <w:tblStylePr w:type="lastRow">
       <w:rPr>
+        <w:rFonts w:eastAsia="黑体"/>
         <w:b/>
         <w:bCs/>
         <w:color w:themeColor="text1" w:val="000000"/>
@@ -14059,6 +14621,7 @@
     </w:tblStylePr>
     <w:tblStylePr w:type="firstCol">
       <w:rPr>
+        <w:rFonts w:eastAsia="黑体"/>
         <w:color w:themeColor="background1" w:val="FFFFFF"/>
       </w:rPr>
       <w:tblPr/>
@@ -14068,6 +14631,7 @@
     </w:tblStylePr>
     <w:tblStylePr w:type="lastCol">
       <w:rPr>
+        <w:rFonts w:eastAsia="黑体"/>
         <w:color w:themeColor="background1" w:val="FFFFFF"/>
       </w:rPr>
       <w:tblPr/>
@@ -14097,6 +14661,7 @@
       <w:spacing w:after="0" w:line="240" w:lineRule="auto"/>
     </w:pPr>
     <w:rPr>
+      <w:rFonts w:eastAsia="黑体"/>
       <w:color w:themeColor="text1" w:val="000000"/>
     </w:rPr>
     <w:tblPr>
@@ -14118,6 +14683,7 @@
     </w:tcPr>
     <w:tblStylePr w:type="firstRow">
       <w:rPr>
+        <w:rFonts w:eastAsia="黑体"/>
         <w:b/>
         <w:bCs/>
       </w:rPr>
@@ -14128,6 +14694,7 @@
     </w:tblStylePr>
     <w:tblStylePr w:type="lastRow">
       <w:rPr>
+        <w:rFonts w:eastAsia="黑体"/>
         <w:b/>
         <w:bCs/>
         <w:color w:themeColor="text1" w:val="000000"/>
@@ -14139,6 +14706,7 @@
     </w:tblStylePr>
     <w:tblStylePr w:type="firstCol">
       <w:rPr>
+        <w:rFonts w:eastAsia="黑体"/>
         <w:color w:themeColor="background1" w:val="FFFFFF"/>
       </w:rPr>
       <w:tblPr/>
@@ -14148,6 +14716,7 @@
     </w:tblStylePr>
     <w:tblStylePr w:type="lastCol">
       <w:rPr>
+        <w:rFonts w:eastAsia="黑体"/>
         <w:color w:themeColor="background1" w:val="FFFFFF"/>
       </w:rPr>
       <w:tblPr/>
@@ -14177,6 +14746,7 @@
       <w:spacing w:after="0" w:line="240" w:lineRule="auto"/>
     </w:pPr>
     <w:rPr>
+      <w:rFonts w:eastAsia="黑体"/>
       <w:color w:themeColor="text1" w:val="000000"/>
     </w:rPr>
     <w:tblPr>
@@ -14198,6 +14768,7 @@
     </w:tcPr>
     <w:tblStylePr w:type="firstRow">
       <w:rPr>
+        <w:rFonts w:eastAsia="黑体"/>
         <w:b/>
         <w:bCs/>
       </w:rPr>
@@ -14208,6 +14779,7 @@
     </w:tblStylePr>
     <w:tblStylePr w:type="lastRow">
       <w:rPr>
+        <w:rFonts w:eastAsia="黑体"/>
         <w:b/>
         <w:bCs/>
         <w:color w:themeColor="text1" w:val="000000"/>
@@ -14219,6 +14791,7 @@
     </w:tblStylePr>
     <w:tblStylePr w:type="firstCol">
       <w:rPr>
+        <w:rFonts w:eastAsia="黑体"/>
         <w:color w:themeColor="background1" w:val="FFFFFF"/>
       </w:rPr>
       <w:tblPr/>
@@ -14228,6 +14801,7 @@
     </w:tblStylePr>
     <w:tblStylePr w:type="lastCol">
       <w:rPr>
+        <w:rFonts w:eastAsia="黑体"/>
         <w:color w:themeColor="background1" w:val="FFFFFF"/>
       </w:rPr>
       <w:tblPr/>
@@ -14257,6 +14831,7 @@
       <w:spacing w:after="0" w:line="240" w:lineRule="auto"/>
     </w:pPr>
     <w:rPr>
+      <w:rFonts w:eastAsia="黑体"/>
       <w:color w:themeColor="text1" w:val="000000"/>
     </w:rPr>
     <w:tblPr>
@@ -14278,6 +14853,7 @@
     </w:tcPr>
     <w:tblStylePr w:type="firstRow">
       <w:rPr>
+        <w:rFonts w:eastAsia="黑体"/>
         <w:b/>
         <w:bCs/>
       </w:rPr>
@@ -14288,6 +14864,7 @@
     </w:tblStylePr>
     <w:tblStylePr w:type="lastRow">
       <w:rPr>
+        <w:rFonts w:eastAsia="黑体"/>
         <w:b/>
         <w:bCs/>
         <w:color w:themeColor="text1" w:val="000000"/>
@@ -14299,6 +14876,7 @@
     </w:tblStylePr>
     <w:tblStylePr w:type="firstCol">
       <w:rPr>
+        <w:rFonts w:eastAsia="黑体"/>
         <w:color w:themeColor="background1" w:val="FFFFFF"/>
       </w:rPr>
       <w:tblPr/>
@@ -14308,6 +14886,7 @@
     </w:tblStylePr>
     <w:tblStylePr w:type="lastCol">
       <w:rPr>
+        <w:rFonts w:eastAsia="黑体"/>
         <w:color w:themeColor="background1" w:val="FFFFFF"/>
       </w:rPr>
       <w:tblPr/>
@@ -14337,6 +14916,7 @@
       <w:spacing w:after="0" w:line="240" w:lineRule="auto"/>
     </w:pPr>
     <w:rPr>
+      <w:rFonts w:eastAsia="黑体"/>
       <w:color w:themeColor="text1" w:val="000000"/>
     </w:rPr>
     <w:tblPr>
@@ -14358,6 +14938,7 @@
     </w:tcPr>
     <w:tblStylePr w:type="firstRow">
       <w:rPr>
+        <w:rFonts w:eastAsia="黑体"/>
         <w:b/>
         <w:bCs/>
       </w:rPr>
@@ -14368,6 +14949,7 @@
     </w:tblStylePr>
     <w:tblStylePr w:type="lastRow">
       <w:rPr>
+        <w:rFonts w:eastAsia="黑体"/>
         <w:b/>
         <w:bCs/>
         <w:color w:themeColor="text1" w:val="000000"/>
@@ -14379,6 +14961,7 @@
     </w:tblStylePr>
     <w:tblStylePr w:type="firstCol">
       <w:rPr>
+        <w:rFonts w:eastAsia="黑体"/>
         <w:color w:themeColor="background1" w:val="FFFFFF"/>
       </w:rPr>
       <w:tblPr/>
@@ -14388,6 +14971,7 @@
     </w:tblStylePr>
     <w:tblStylePr w:type="lastCol">
       <w:rPr>
+        <w:rFonts w:eastAsia="黑体"/>
         <w:color w:themeColor="background1" w:val="FFFFFF"/>
       </w:rPr>
       <w:tblPr/>
@@ -14417,6 +15001,7 @@
       <w:spacing w:after="0" w:line="240" w:lineRule="auto"/>
     </w:pPr>
     <w:rPr>
+      <w:rFonts w:eastAsia="黑体"/>
       <w:color w:themeColor="text1" w:val="000000"/>
     </w:rPr>
     <w:tblPr>
@@ -14438,6 +15023,7 @@
     </w:tcPr>
     <w:tblStylePr w:type="firstRow">
       <w:rPr>
+        <w:rFonts w:eastAsia="黑体"/>
         <w:b/>
         <w:bCs/>
       </w:rPr>
@@ -14448,6 +15034,7 @@
     </w:tblStylePr>
     <w:tblStylePr w:type="lastRow">
       <w:rPr>
+        <w:rFonts w:eastAsia="黑体"/>
         <w:b/>
         <w:bCs/>
         <w:color w:themeColor="text1" w:val="000000"/>
@@ -14459,6 +15046,7 @@
     </w:tblStylePr>
     <w:tblStylePr w:type="firstCol">
       <w:rPr>
+        <w:rFonts w:eastAsia="黑体"/>
         <w:color w:themeColor="background1" w:val="FFFFFF"/>
       </w:rPr>
       <w:tblPr/>
@@ -14468,6 +15056,7 @@
     </w:tblStylePr>
     <w:tblStylePr w:type="lastCol">
       <w:rPr>
+        <w:rFonts w:eastAsia="黑体"/>
         <w:color w:themeColor="background1" w:val="FFFFFF"/>
       </w:rPr>
       <w:tblPr/>
@@ -14500,6 +15089,7 @@
     <w:name w:val="KeywordTok"/>
     <w:basedOn w:val="VerbatimChar"/>
     <w:rPr>
+      <w:rFonts w:eastAsia="黑体"/>
       <w:b/>
       <w:color w:val="007020"/>
     </w:rPr>
@@ -14508,6 +15098,7 @@
     <w:name w:val="DataTypeTok"/>
     <w:basedOn w:val="VerbatimChar"/>
     <w:rPr>
+      <w:rFonts w:eastAsia="黑体"/>
       <w:color w:val="902000"/>
     </w:rPr>
   </w:style>
@@ -14515,6 +15106,7 @@
     <w:name w:val="DecValTok"/>
     <w:basedOn w:val="VerbatimChar"/>
     <w:rPr>
+      <w:rFonts w:eastAsia="黑体"/>
       <w:color w:val="40a070"/>
     </w:rPr>
   </w:style>
@@ -14522,6 +15114,7 @@
     <w:name w:val="BaseNTok"/>
     <w:basedOn w:val="VerbatimChar"/>
     <w:rPr>
+      <w:rFonts w:eastAsia="黑体"/>
       <w:color w:val="40a070"/>
     </w:rPr>
   </w:style>
@@ -14529,6 +15122,7 @@
     <w:name w:val="FloatTok"/>
     <w:basedOn w:val="VerbatimChar"/>
     <w:rPr>
+      <w:rFonts w:eastAsia="黑体"/>
       <w:color w:val="40a070"/>
     </w:rPr>
   </w:style>
@@ -14536,6 +15130,7 @@
     <w:name w:val="ConstantTok"/>
     <w:basedOn w:val="VerbatimChar"/>
     <w:rPr>
+      <w:rFonts w:eastAsia="黑体"/>
       <w:color w:val="880000"/>
     </w:rPr>
   </w:style>
@@ -14543,6 +15138,7 @@
     <w:name w:val="CharTok"/>
     <w:basedOn w:val="VerbatimChar"/>
     <w:rPr>
+      <w:rFonts w:eastAsia="黑体"/>
       <w:color w:val="4070a0"/>
     </w:rPr>
   </w:style>
@@ -14550,6 +15146,7 @@
     <w:name w:val="SpecialCharTok"/>
     <w:basedOn w:val="VerbatimChar"/>
     <w:rPr>
+      <w:rFonts w:eastAsia="黑体"/>
       <w:color w:val="4070a0"/>
     </w:rPr>
   </w:style>
@@ -14557,6 +15154,7 @@
     <w:name w:val="StringTok"/>
     <w:basedOn w:val="VerbatimChar"/>
     <w:rPr>
+      <w:rFonts w:eastAsia="黑体"/>
       <w:color w:val="4070a0"/>
     </w:rPr>
   </w:style>
@@ -14564,6 +15162,7 @@
     <w:name w:val="VerbatimStringTok"/>
     <w:basedOn w:val="VerbatimChar"/>
     <w:rPr>
+      <w:rFonts w:eastAsia="黑体"/>
       <w:color w:val="4070a0"/>
     </w:rPr>
   </w:style>
@@ -14571,6 +15170,7 @@
     <w:name w:val="SpecialStringTok"/>
     <w:basedOn w:val="VerbatimChar"/>
     <w:rPr>
+      <w:rFonts w:eastAsia="黑体"/>
       <w:color w:val="bb6688"/>
     </w:rPr>
   </w:style>
@@ -14578,6 +15178,7 @@
     <w:name w:val="ImportTok"/>
     <w:basedOn w:val="VerbatimChar"/>
     <w:rPr>
+      <w:rFonts w:eastAsia="黑体"/>
       <w:b/>
       <w:color w:val="008000"/>
     </w:rPr>
@@ -14586,6 +15187,7 @@
     <w:name w:val="CommentTok"/>
     <w:basedOn w:val="VerbatimChar"/>
     <w:rPr>
+      <w:rFonts w:eastAsia="黑体"/>
       <w:i/>
       <w:color w:val="60a0b0"/>
     </w:rPr>
@@ -14594,6 +15196,7 @@
     <w:name w:val="DocumentationTok"/>
     <w:basedOn w:val="VerbatimChar"/>
     <w:rPr>
+      <w:rFonts w:eastAsia="黑体"/>
       <w:i/>
       <w:color w:val="ba2121"/>
     </w:rPr>
@@ -14602,6 +15205,7 @@
     <w:name w:val="AnnotationTok"/>
     <w:basedOn w:val="VerbatimChar"/>
     <w:rPr>
+      <w:rFonts w:eastAsia="黑体"/>
       <w:b/>
       <w:i/>
       <w:color w:val="60a0b0"/>
@@ -14611,6 +15215,7 @@
     <w:name w:val="CommentVarTok"/>
     <w:basedOn w:val="VerbatimChar"/>
     <w:rPr>
+      <w:rFonts w:eastAsia="黑体"/>
       <w:b/>
       <w:i/>
       <w:color w:val="60a0b0"/>
@@ -14620,6 +15225,7 @@
     <w:name w:val="OtherTok"/>
     <w:basedOn w:val="VerbatimChar"/>
     <w:rPr>
+      <w:rFonts w:eastAsia="黑体"/>
       <w:color w:val="007020"/>
     </w:rPr>
   </w:style>
@@ -14627,6 +15233,7 @@
     <w:name w:val="FunctionTok"/>
     <w:basedOn w:val="VerbatimChar"/>
     <w:rPr>
+      <w:rFonts w:eastAsia="黑体"/>
       <w:color w:val="06287e"/>
     </w:rPr>
   </w:style>
@@ -14634,6 +15241,7 @@
     <w:name w:val="VariableTok"/>
     <w:basedOn w:val="VerbatimChar"/>
     <w:rPr>
+      <w:rFonts w:eastAsia="黑体"/>
       <w:color w:val="19177c"/>
     </w:rPr>
   </w:style>
@@ -14641,6 +15249,7 @@
     <w:name w:val="ControlFlowTok"/>
     <w:basedOn w:val="VerbatimChar"/>
     <w:rPr>
+      <w:rFonts w:eastAsia="黑体"/>
       <w:b/>
       <w:color w:val="007020"/>
     </w:rPr>
@@ -14649,6 +15258,7 @@
     <w:name w:val="OperatorTok"/>
     <w:basedOn w:val="VerbatimChar"/>
     <w:rPr>
+      <w:rFonts w:eastAsia="黑体"/>
       <w:color w:val="666666"/>
     </w:rPr>
   </w:style>
@@ -14656,18 +15266,22 @@
     <w:name w:val="BuiltInTok"/>
     <w:basedOn w:val="VerbatimChar"/>
     <w:rPr>
+      <w:rFonts w:eastAsia="黑体"/>
       <w:color w:val="008000"/>
     </w:rPr>
   </w:style>
   <w:style w:type="character" w:customStyle="1" w:styleId="ExtensionTok">
     <w:name w:val="ExtensionTok"/>
     <w:basedOn w:val="VerbatimChar"/>
-    <w:rPr/>
+    <w:rPr>
+      <w:rFonts w:eastAsia="黑体"/>
+    </w:rPr>
   </w:style>
   <w:style w:type="character" w:customStyle="1" w:styleId="PreprocessorTok">
     <w:name w:val="PreprocessorTok"/>
     <w:basedOn w:val="VerbatimChar"/>
     <w:rPr>
+      <w:rFonts w:eastAsia="黑体"/>
       <w:color w:val="bc7a00"/>
     </w:rPr>
   </w:style>
@@ -14675,18 +15289,22 @@
     <w:name w:val="AttributeTok"/>
     <w:basedOn w:val="VerbatimChar"/>
     <w:rPr>
+      <w:rFonts w:eastAsia="黑体"/>
       <w:color w:val="7d9029"/>
     </w:rPr>
   </w:style>
   <w:style w:type="character" w:customStyle="1" w:styleId="RegionMarkerTok">
     <w:name w:val="RegionMarkerTok"/>
     <w:basedOn w:val="VerbatimChar"/>
-    <w:rPr/>
+    <w:rPr>
+      <w:rFonts w:eastAsia="黑体"/>
+    </w:rPr>
   </w:style>
   <w:style w:type="character" w:customStyle="1" w:styleId="InformationTok">
     <w:name w:val="InformationTok"/>
     <w:basedOn w:val="VerbatimChar"/>
     <w:rPr>
+      <w:rFonts w:eastAsia="黑体"/>
       <w:b/>
       <w:i/>
       <w:color w:val="60a0b0"/>
@@ -14696,6 +15314,7 @@
     <w:name w:val="WarningTok"/>
     <w:basedOn w:val="VerbatimChar"/>
     <w:rPr>
+      <w:rFonts w:eastAsia="黑体"/>
       <w:b/>
       <w:i/>
       <w:color w:val="60a0b0"/>
@@ -14705,6 +15324,7 @@
     <w:name w:val="AlertTok"/>
     <w:basedOn w:val="VerbatimChar"/>
     <w:rPr>
+      <w:rFonts w:eastAsia="黑体"/>
       <w:b/>
       <w:color w:val="ff0000"/>
     </w:rPr>
@@ -14713,6 +15333,7 @@
     <w:name w:val="ErrorTok"/>
     <w:basedOn w:val="VerbatimChar"/>
     <w:rPr>
+      <w:rFonts w:eastAsia="黑体"/>
       <w:b/>
       <w:color w:val="ff0000"/>
     </w:rPr>
@@ -14720,7 +15341,9 @@
   <w:style w:type="character" w:customStyle="1" w:styleId="NormalTok">
     <w:name w:val="NormalTok"/>
     <w:basedOn w:val="VerbatimChar"/>
-    <w:rPr/>
+    <w:rPr>
+      <w:rFonts w:eastAsia="黑体"/>
+    </w:rPr>
   </w:style>
 </w:styles>
 </file>
@@ -14769,12 +15392,12 @@
     <a:fontScheme name="Office">
       <a:majorFont>
         <a:latin typeface="Calibri"/>
-        <a:ea typeface=""/>
+        <a:ea typeface="黑体"/>
         <a:cs typeface=""/>
         <a:font script="Jpan" typeface="ＭＳ ゴシック"/>
         <a:font script="Hang" typeface="맑은 고딕"/>
-        <a:font script="Hans" typeface="宋体"/>
-        <a:font script="Hant" typeface="新細明體"/>
+        <a:font script="Hans" typeface="黑体"/>
+        <a:font script="Hant" typeface="黑体"/>
         <a:font script="Arab" typeface="Times New Roman"/>
         <a:font script="Hebr" typeface="Times New Roman"/>
         <a:font script="Thai" typeface="Angsana New"/>
@@ -14804,12 +15427,12 @@
       </a:majorFont>
       <a:minorFont>
         <a:latin typeface="Cambria"/>
-        <a:ea typeface=""/>
+        <a:ea typeface="黑体"/>
         <a:cs typeface=""/>
         <a:font script="Jpan" typeface="ＭＳ 明朝"/>
         <a:font script="Hang" typeface="맑은 고딕"/>
-        <a:font script="Hans" typeface="宋体"/>
-        <a:font script="Hant" typeface="新細明體"/>
+        <a:font script="Hans" typeface="黑体"/>
+        <a:font script="Hant" typeface="黑体"/>
         <a:font script="Arab" typeface="Arial"/>
         <a:font script="Hebr" typeface="Arial"/>
         <a:font script="Thai" typeface="Cordia New"/>

--- a/10-保护电路/06-防反接保护/二极管防反接电路/二极管防反接电路.docx
+++ b/10-保护电路/06-防反接保护/二极管防反接电路/二极管防反接电路.docx
@@ -2321,7 +2321,7 @@
           <w:color w:val="555555"/>
           <w:sz w:val="21"/>
         </w:rPr>
-        <w:t>材料收集者：杜文杰，WX手机：19519196569，QQ:3478827729</w:t>
+        <w:t>材料收集者：杜文杰，微信/手机：19519196569，QQ:3478827729</w:t>
       </w:r>
     </w:p>
     <w:sectPr>
